--- a/supporto/documentazione/Guide_ANTHEA/ANTHEA_Guida_pratica_ITEC_Rev43.docx
+++ b/supporto/documentazione/Guide_ANTHEA/ANTHEA_Guida_pratica_ITEC_Rev43.docx
@@ -2334,7 +2334,7 @@
       <w:r>
         <w:fldChar w:fldCharType="separate"/>
       </w:r>
-      <w:hyperlink w:anchor="_Toc242844930" w:history="1">
+      <w:hyperlink w:anchor="_Toc242851660" w:history="1">
         <w:r>
           <w:rPr>
             <w:rStyle w:val="Collegamentoipertestuale"/>
@@ -2382,7 +2382,7 @@
             <w:noProof/>
             <w:webHidden/>
           </w:rPr>
-          <w:instrText xml:space="preserve"> PAGEREF _Toc242844930 \h </w:instrText>
+          <w:instrText xml:space="preserve"> PAGEREF _Toc242851660 \h </w:instrText>
         </w:r>
         <w:r>
           <w:rPr>
@@ -2429,7 +2429,7 @@
           <w14:ligatures w14:val="standardContextual"/>
         </w:rPr>
       </w:pPr>
-      <w:hyperlink w:anchor="_Toc242844931" w:history="1">
+      <w:hyperlink w:anchor="_Toc242851661" w:history="1">
         <w:r>
           <w:rPr>
             <w:rStyle w:val="Collegamentoipertestuale"/>
@@ -2474,7 +2474,7 @@
             <w:noProof/>
             <w:webHidden/>
           </w:rPr>
-          <w:instrText xml:space="preserve"> PAGEREF _Toc242844931 \h </w:instrText>
+          <w:instrText xml:space="preserve"> PAGEREF _Toc242851661 \h </w:instrText>
         </w:r>
         <w:r>
           <w:rPr>
@@ -2521,7 +2521,7 @@
           <w14:ligatures w14:val="standardContextual"/>
         </w:rPr>
       </w:pPr>
-      <w:hyperlink w:anchor="_Toc242844932" w:history="1">
+      <w:hyperlink w:anchor="_Toc242851662" w:history="1">
         <w:r>
           <w:rPr>
             <w:rStyle w:val="Collegamentoipertestuale"/>
@@ -2566,7 +2566,7 @@
             <w:noProof/>
             <w:webHidden/>
           </w:rPr>
-          <w:instrText xml:space="preserve"> PAGEREF _Toc242844932 \h </w:instrText>
+          <w:instrText xml:space="preserve"> PAGEREF _Toc242851662 \h </w:instrText>
         </w:r>
         <w:r>
           <w:rPr>
@@ -2613,7 +2613,7 @@
           <w14:ligatures w14:val="standardContextual"/>
         </w:rPr>
       </w:pPr>
-      <w:hyperlink w:anchor="_Toc242844933" w:history="1">
+      <w:hyperlink w:anchor="_Toc242851663" w:history="1">
         <w:r>
           <w:rPr>
             <w:rStyle w:val="Collegamentoipertestuale"/>
@@ -2658,7 +2658,7 @@
             <w:noProof/>
             <w:webHidden/>
           </w:rPr>
-          <w:instrText xml:space="preserve"> PAGEREF _Toc242844933 \h </w:instrText>
+          <w:instrText xml:space="preserve"> PAGEREF _Toc242851663 \h </w:instrText>
         </w:r>
         <w:r>
           <w:rPr>
@@ -2678,7 +2678,7 @@
             <w:noProof/>
             <w:webHidden/>
           </w:rPr>
-          <w:t>1</w:t>
+          <w:t>2</w:t>
         </w:r>
         <w:r>
           <w:rPr>
@@ -2705,7 +2705,7 @@
           <w14:ligatures w14:val="standardContextual"/>
         </w:rPr>
       </w:pPr>
-      <w:hyperlink w:anchor="_Toc242844934" w:history="1">
+      <w:hyperlink w:anchor="_Toc242851664" w:history="1">
         <w:r>
           <w:rPr>
             <w:rStyle w:val="Collegamentoipertestuale"/>
@@ -2750,7 +2750,7 @@
             <w:noProof/>
             <w:webHidden/>
           </w:rPr>
-          <w:instrText xml:space="preserve"> PAGEREF _Toc242844934 \h </w:instrText>
+          <w:instrText xml:space="preserve"> PAGEREF _Toc242851664 \h </w:instrText>
         </w:r>
         <w:r>
           <w:rPr>
@@ -2770,7 +2770,7 @@
             <w:noProof/>
             <w:webHidden/>
           </w:rPr>
-          <w:t>2</w:t>
+          <w:t>3</w:t>
         </w:r>
         <w:r>
           <w:rPr>
@@ -2796,7 +2796,7 @@
           <w14:ligatures w14:val="standardContextual"/>
         </w:rPr>
       </w:pPr>
-      <w:hyperlink w:anchor="_Toc242844935" w:history="1">
+      <w:hyperlink w:anchor="_Toc242851665" w:history="1">
         <w:r>
           <w:rPr>
             <w:rStyle w:val="Collegamentoipertestuale"/>
@@ -2844,7 +2844,7 @@
             <w:noProof/>
             <w:webHidden/>
           </w:rPr>
-          <w:instrText xml:space="preserve"> PAGEREF _Toc242844935 \h </w:instrText>
+          <w:instrText xml:space="preserve"> PAGEREF _Toc242851665 \h </w:instrText>
         </w:r>
         <w:r>
           <w:rPr>
@@ -2891,7 +2891,7 @@
           <w14:ligatures w14:val="standardContextual"/>
         </w:rPr>
       </w:pPr>
-      <w:hyperlink w:anchor="_Toc242844936" w:history="1">
+      <w:hyperlink w:anchor="_Toc242851666" w:history="1">
         <w:r>
           <w:rPr>
             <w:rStyle w:val="Collegamentoipertestuale"/>
@@ -2936,7 +2936,7 @@
             <w:noProof/>
             <w:webHidden/>
           </w:rPr>
-          <w:instrText xml:space="preserve"> PAGEREF _Toc242844936 \h </w:instrText>
+          <w:instrText xml:space="preserve"> PAGEREF _Toc242851666 \h </w:instrText>
         </w:r>
         <w:r>
           <w:rPr>
@@ -2983,7 +2983,7 @@
           <w14:ligatures w14:val="standardContextual"/>
         </w:rPr>
       </w:pPr>
-      <w:hyperlink w:anchor="_Toc242844937" w:history="1">
+      <w:hyperlink w:anchor="_Toc242851667" w:history="1">
         <w:r>
           <w:rPr>
             <w:rStyle w:val="Collegamentoipertestuale"/>
@@ -3028,7 +3028,7 @@
             <w:noProof/>
             <w:webHidden/>
           </w:rPr>
-          <w:instrText xml:space="preserve"> PAGEREF _Toc242844937 \h </w:instrText>
+          <w:instrText xml:space="preserve"> PAGEREF _Toc242851667 \h </w:instrText>
         </w:r>
         <w:r>
           <w:rPr>
@@ -3075,7 +3075,7 @@
           <w14:ligatures w14:val="standardContextual"/>
         </w:rPr>
       </w:pPr>
-      <w:hyperlink w:anchor="_Toc242844938" w:history="1">
+      <w:hyperlink w:anchor="_Toc242851668" w:history="1">
         <w:r>
           <w:rPr>
             <w:rStyle w:val="Collegamentoipertestuale"/>
@@ -3120,7 +3120,7 @@
             <w:noProof/>
             <w:webHidden/>
           </w:rPr>
-          <w:instrText xml:space="preserve"> PAGEREF _Toc242844938 \h </w:instrText>
+          <w:instrText xml:space="preserve"> PAGEREF _Toc242851668 \h </w:instrText>
         </w:r>
         <w:r>
           <w:rPr>
@@ -3167,7 +3167,7 @@
           <w14:ligatures w14:val="standardContextual"/>
         </w:rPr>
       </w:pPr>
-      <w:hyperlink w:anchor="_Toc242844939" w:history="1">
+      <w:hyperlink w:anchor="_Toc242851669" w:history="1">
         <w:r>
           <w:rPr>
             <w:rStyle w:val="Collegamentoipertestuale"/>
@@ -3212,7 +3212,7 @@
             <w:noProof/>
             <w:webHidden/>
           </w:rPr>
-          <w:instrText xml:space="preserve"> PAGEREF _Toc242844939 \h </w:instrText>
+          <w:instrText xml:space="preserve"> PAGEREF _Toc242851669 \h </w:instrText>
         </w:r>
         <w:r>
           <w:rPr>
@@ -3259,7 +3259,7 @@
           <w14:ligatures w14:val="standardContextual"/>
         </w:rPr>
       </w:pPr>
-      <w:hyperlink w:anchor="_Toc242844940" w:history="1">
+      <w:hyperlink w:anchor="_Toc242851670" w:history="1">
         <w:r>
           <w:rPr>
             <w:rStyle w:val="Collegamentoipertestuale"/>
@@ -3304,7 +3304,7 @@
             <w:noProof/>
             <w:webHidden/>
           </w:rPr>
-          <w:instrText xml:space="preserve"> PAGEREF _Toc242844940 \h </w:instrText>
+          <w:instrText xml:space="preserve"> PAGEREF _Toc242851670 \h </w:instrText>
         </w:r>
         <w:r>
           <w:rPr>
@@ -3351,7 +3351,7 @@
           <w14:ligatures w14:val="standardContextual"/>
         </w:rPr>
       </w:pPr>
-      <w:hyperlink w:anchor="_Toc242844941" w:history="1">
+      <w:hyperlink w:anchor="_Toc242851671" w:history="1">
         <w:r>
           <w:rPr>
             <w:rStyle w:val="Collegamentoipertestuale"/>
@@ -3396,7 +3396,7 @@
             <w:noProof/>
             <w:webHidden/>
           </w:rPr>
-          <w:instrText xml:space="preserve"> PAGEREF _Toc242844941 \h </w:instrText>
+          <w:instrText xml:space="preserve"> PAGEREF _Toc242851671 \h </w:instrText>
         </w:r>
         <w:r>
           <w:rPr>
@@ -3442,7 +3442,7 @@
           <w14:ligatures w14:val="standardContextual"/>
         </w:rPr>
       </w:pPr>
-      <w:hyperlink w:anchor="_Toc242844942" w:history="1">
+      <w:hyperlink w:anchor="_Toc242851672" w:history="1">
         <w:r>
           <w:rPr>
             <w:rStyle w:val="Collegamentoipertestuale"/>
@@ -3490,7 +3490,7 @@
             <w:noProof/>
             <w:webHidden/>
           </w:rPr>
-          <w:instrText xml:space="preserve"> PAGEREF _Toc242844942 \h </w:instrText>
+          <w:instrText xml:space="preserve"> PAGEREF _Toc242851672 \h </w:instrText>
         </w:r>
         <w:r>
           <w:rPr>
@@ -3537,7 +3537,7 @@
           <w14:ligatures w14:val="standardContextual"/>
         </w:rPr>
       </w:pPr>
-      <w:hyperlink w:anchor="_Toc242844943" w:history="1">
+      <w:hyperlink w:anchor="_Toc242851673" w:history="1">
         <w:r>
           <w:rPr>
             <w:rStyle w:val="Collegamentoipertestuale"/>
@@ -3582,7 +3582,7 @@
             <w:noProof/>
             <w:webHidden/>
           </w:rPr>
-          <w:instrText xml:space="preserve"> PAGEREF _Toc242844943 \h </w:instrText>
+          <w:instrText xml:space="preserve"> PAGEREF _Toc242851673 \h </w:instrText>
         </w:r>
         <w:r>
           <w:rPr>
@@ -3629,7 +3629,7 @@
           <w14:ligatures w14:val="standardContextual"/>
         </w:rPr>
       </w:pPr>
-      <w:hyperlink w:anchor="_Toc242844944" w:history="1">
+      <w:hyperlink w:anchor="_Toc242851674" w:history="1">
         <w:r>
           <w:rPr>
             <w:rStyle w:val="Collegamentoipertestuale"/>
@@ -3674,7 +3674,7 @@
             <w:noProof/>
             <w:webHidden/>
           </w:rPr>
-          <w:instrText xml:space="preserve"> PAGEREF _Toc242844944 \h </w:instrText>
+          <w:instrText xml:space="preserve"> PAGEREF _Toc242851674 \h </w:instrText>
         </w:r>
         <w:r>
           <w:rPr>
@@ -3720,7 +3720,7 @@
           <w14:ligatures w14:val="standardContextual"/>
         </w:rPr>
       </w:pPr>
-      <w:hyperlink w:anchor="_Toc242844945" w:history="1">
+      <w:hyperlink w:anchor="_Toc242851675" w:history="1">
         <w:r>
           <w:rPr>
             <w:rStyle w:val="Collegamentoipertestuale"/>
@@ -3768,7 +3768,7 @@
             <w:noProof/>
             <w:webHidden/>
           </w:rPr>
-          <w:instrText xml:space="preserve"> PAGEREF _Toc242844945 \h </w:instrText>
+          <w:instrText xml:space="preserve"> PAGEREF _Toc242851675 \h </w:instrText>
         </w:r>
         <w:r>
           <w:rPr>
@@ -3815,7 +3815,7 @@
           <w14:ligatures w14:val="standardContextual"/>
         </w:rPr>
       </w:pPr>
-      <w:hyperlink w:anchor="_Toc242844946" w:history="1">
+      <w:hyperlink w:anchor="_Toc242851676" w:history="1">
         <w:r>
           <w:rPr>
             <w:rStyle w:val="Collegamentoipertestuale"/>
@@ -3860,7 +3860,7 @@
             <w:noProof/>
             <w:webHidden/>
           </w:rPr>
-          <w:instrText xml:space="preserve"> PAGEREF _Toc242844946 \h </w:instrText>
+          <w:instrText xml:space="preserve"> PAGEREF _Toc242851676 \h </w:instrText>
         </w:r>
         <w:r>
           <w:rPr>
@@ -3907,7 +3907,7 @@
           <w14:ligatures w14:val="standardContextual"/>
         </w:rPr>
       </w:pPr>
-      <w:hyperlink w:anchor="_Toc242844947" w:history="1">
+      <w:hyperlink w:anchor="_Toc242851677" w:history="1">
         <w:r>
           <w:rPr>
             <w:rStyle w:val="Collegamentoipertestuale"/>
@@ -3952,7 +3952,7 @@
             <w:noProof/>
             <w:webHidden/>
           </w:rPr>
-          <w:instrText xml:space="preserve"> PAGEREF _Toc242844947 \h </w:instrText>
+          <w:instrText xml:space="preserve"> PAGEREF _Toc242851677 \h </w:instrText>
         </w:r>
         <w:r>
           <w:rPr>
@@ -3999,7 +3999,7 @@
           <w14:ligatures w14:val="standardContextual"/>
         </w:rPr>
       </w:pPr>
-      <w:hyperlink w:anchor="_Toc242844948" w:history="1">
+      <w:hyperlink w:anchor="_Toc242851678" w:history="1">
         <w:r>
           <w:rPr>
             <w:rStyle w:val="Collegamentoipertestuale"/>
@@ -4044,7 +4044,7 @@
             <w:noProof/>
             <w:webHidden/>
           </w:rPr>
-          <w:instrText xml:space="preserve"> PAGEREF _Toc242844948 \h </w:instrText>
+          <w:instrText xml:space="preserve"> PAGEREF _Toc242851678 \h </w:instrText>
         </w:r>
         <w:r>
           <w:rPr>
@@ -4091,7 +4091,7 @@
           <w14:ligatures w14:val="standardContextual"/>
         </w:rPr>
       </w:pPr>
-      <w:hyperlink w:anchor="_Toc242844949" w:history="1">
+      <w:hyperlink w:anchor="_Toc242851679" w:history="1">
         <w:r>
           <w:rPr>
             <w:rStyle w:val="Collegamentoipertestuale"/>
@@ -4136,7 +4136,7 @@
             <w:noProof/>
             <w:webHidden/>
           </w:rPr>
-          <w:instrText xml:space="preserve"> PAGEREF _Toc242844949 \h </w:instrText>
+          <w:instrText xml:space="preserve"> PAGEREF _Toc242851679 \h </w:instrText>
         </w:r>
         <w:r>
           <w:rPr>
@@ -4156,7 +4156,7 @@
             <w:noProof/>
             <w:webHidden/>
           </w:rPr>
-          <w:t>7</w:t>
+          <w:t>8</w:t>
         </w:r>
         <w:r>
           <w:rPr>
@@ -4182,7 +4182,7 @@
           <w14:ligatures w14:val="standardContextual"/>
         </w:rPr>
       </w:pPr>
-      <w:hyperlink w:anchor="_Toc242844950" w:history="1">
+      <w:hyperlink w:anchor="_Toc242851680" w:history="1">
         <w:r>
           <w:rPr>
             <w:rStyle w:val="Collegamentoipertestuale"/>
@@ -4230,7 +4230,7 @@
             <w:noProof/>
             <w:webHidden/>
           </w:rPr>
-          <w:instrText xml:space="preserve"> PAGEREF _Toc242844950 \h </w:instrText>
+          <w:instrText xml:space="preserve"> PAGEREF _Toc242851680 \h </w:instrText>
         </w:r>
         <w:r>
           <w:rPr>
@@ -4277,7 +4277,7 @@
           <w14:ligatures w14:val="standardContextual"/>
         </w:rPr>
       </w:pPr>
-      <w:hyperlink w:anchor="_Toc242844951" w:history="1">
+      <w:hyperlink w:anchor="_Toc242851681" w:history="1">
         <w:r>
           <w:rPr>
             <w:rStyle w:val="Collegamentoipertestuale"/>
@@ -4322,7 +4322,7 @@
             <w:noProof/>
             <w:webHidden/>
           </w:rPr>
-          <w:instrText xml:space="preserve"> PAGEREF _Toc242844951 \h </w:instrText>
+          <w:instrText xml:space="preserve"> PAGEREF _Toc242851681 \h </w:instrText>
         </w:r>
         <w:r>
           <w:rPr>
@@ -4369,7 +4369,7 @@
           <w14:ligatures w14:val="standardContextual"/>
         </w:rPr>
       </w:pPr>
-      <w:hyperlink w:anchor="_Toc242844952" w:history="1">
+      <w:hyperlink w:anchor="_Toc242851682" w:history="1">
         <w:r>
           <w:rPr>
             <w:rStyle w:val="Collegamentoipertestuale"/>
@@ -4414,7 +4414,7 @@
             <w:noProof/>
             <w:webHidden/>
           </w:rPr>
-          <w:instrText xml:space="preserve"> PAGEREF _Toc242844952 \h </w:instrText>
+          <w:instrText xml:space="preserve"> PAGEREF _Toc242851682 \h </w:instrText>
         </w:r>
         <w:r>
           <w:rPr>
@@ -4460,7 +4460,7 @@
           <w14:ligatures w14:val="standardContextual"/>
         </w:rPr>
       </w:pPr>
-      <w:hyperlink w:anchor="_Toc242844953" w:history="1">
+      <w:hyperlink w:anchor="_Toc242851683" w:history="1">
         <w:r>
           <w:rPr>
             <w:rStyle w:val="Collegamentoipertestuale"/>
@@ -4508,7 +4508,7 @@
             <w:noProof/>
             <w:webHidden/>
           </w:rPr>
-          <w:instrText xml:space="preserve"> PAGEREF _Toc242844953 \h </w:instrText>
+          <w:instrText xml:space="preserve"> PAGEREF _Toc242851683 \h </w:instrText>
         </w:r>
         <w:r>
           <w:rPr>
@@ -4528,7 +4528,7 @@
             <w:noProof/>
             <w:webHidden/>
           </w:rPr>
-          <w:t>8</w:t>
+          <w:t>9</w:t>
         </w:r>
         <w:r>
           <w:rPr>
@@ -4555,7 +4555,7 @@
           <w14:ligatures w14:val="standardContextual"/>
         </w:rPr>
       </w:pPr>
-      <w:hyperlink w:anchor="_Toc242844954" w:history="1">
+      <w:hyperlink w:anchor="_Toc242851684" w:history="1">
         <w:r>
           <w:rPr>
             <w:rStyle w:val="Collegamentoipertestuale"/>
@@ -4600,7 +4600,7 @@
             <w:noProof/>
             <w:webHidden/>
           </w:rPr>
-          <w:instrText xml:space="preserve"> PAGEREF _Toc242844954 \h </w:instrText>
+          <w:instrText xml:space="preserve"> PAGEREF _Toc242851684 \h </w:instrText>
         </w:r>
         <w:r>
           <w:rPr>
@@ -4620,7 +4620,7 @@
             <w:noProof/>
             <w:webHidden/>
           </w:rPr>
-          <w:t>8</w:t>
+          <w:t>9</w:t>
         </w:r>
         <w:r>
           <w:rPr>
@@ -4647,7 +4647,7 @@
           <w14:ligatures w14:val="standardContextual"/>
         </w:rPr>
       </w:pPr>
-      <w:hyperlink w:anchor="_Toc242844955" w:history="1">
+      <w:hyperlink w:anchor="_Toc242851685" w:history="1">
         <w:r>
           <w:rPr>
             <w:rStyle w:val="Collegamentoipertestuale"/>
@@ -4692,7 +4692,7 @@
             <w:noProof/>
             <w:webHidden/>
           </w:rPr>
-          <w:instrText xml:space="preserve"> PAGEREF _Toc242844955 \h </w:instrText>
+          <w:instrText xml:space="preserve"> PAGEREF _Toc242851685 \h </w:instrText>
         </w:r>
         <w:r>
           <w:rPr>
@@ -4739,7 +4739,7 @@
           <w14:ligatures w14:val="standardContextual"/>
         </w:rPr>
       </w:pPr>
-      <w:hyperlink w:anchor="_Toc242844956" w:history="1">
+      <w:hyperlink w:anchor="_Toc242851686" w:history="1">
         <w:r>
           <w:rPr>
             <w:rStyle w:val="Collegamentoipertestuale"/>
@@ -4784,7 +4784,7 @@
             <w:noProof/>
             <w:webHidden/>
           </w:rPr>
-          <w:instrText xml:space="preserve"> PAGEREF _Toc242844956 \h </w:instrText>
+          <w:instrText xml:space="preserve"> PAGEREF _Toc242851686 \h </w:instrText>
         </w:r>
         <w:r>
           <w:rPr>
@@ -4831,7 +4831,7 @@
           <w14:ligatures w14:val="standardContextual"/>
         </w:rPr>
       </w:pPr>
-      <w:hyperlink w:anchor="_Toc242844957" w:history="1">
+      <w:hyperlink w:anchor="_Toc242851687" w:history="1">
         <w:r>
           <w:rPr>
             <w:rStyle w:val="Collegamentoipertestuale"/>
@@ -4876,7 +4876,7 @@
             <w:noProof/>
             <w:webHidden/>
           </w:rPr>
-          <w:instrText xml:space="preserve"> PAGEREF _Toc242844957 \h </w:instrText>
+          <w:instrText xml:space="preserve"> PAGEREF _Toc242851687 \h </w:instrText>
         </w:r>
         <w:r>
           <w:rPr>
@@ -4896,7 +4896,7 @@
             <w:noProof/>
             <w:webHidden/>
           </w:rPr>
-          <w:t>9</w:t>
+          <w:t>10</w:t>
         </w:r>
         <w:r>
           <w:rPr>
@@ -4923,7 +4923,7 @@
           <w14:ligatures w14:val="standardContextual"/>
         </w:rPr>
       </w:pPr>
-      <w:hyperlink w:anchor="_Toc242844958" w:history="1">
+      <w:hyperlink w:anchor="_Toc242851688" w:history="1">
         <w:r>
           <w:rPr>
             <w:rStyle w:val="Collegamentoipertestuale"/>
@@ -4968,7 +4968,7 @@
             <w:noProof/>
             <w:webHidden/>
           </w:rPr>
-          <w:instrText xml:space="preserve"> PAGEREF _Toc242844958 \h </w:instrText>
+          <w:instrText xml:space="preserve"> PAGEREF _Toc242851688 \h </w:instrText>
         </w:r>
         <w:r>
           <w:rPr>
@@ -5014,7 +5014,7 @@
           <w14:ligatures w14:val="standardContextual"/>
         </w:rPr>
       </w:pPr>
-      <w:hyperlink w:anchor="_Toc242844959" w:history="1">
+      <w:hyperlink w:anchor="_Toc242851689" w:history="1">
         <w:r>
           <w:rPr>
             <w:rStyle w:val="Collegamentoipertestuale"/>
@@ -5062,7 +5062,7 @@
             <w:noProof/>
             <w:webHidden/>
           </w:rPr>
-          <w:instrText xml:space="preserve"> PAGEREF _Toc242844959 \h </w:instrText>
+          <w:instrText xml:space="preserve"> PAGEREF _Toc242851689 \h </w:instrText>
         </w:r>
         <w:r>
           <w:rPr>
@@ -5109,7 +5109,7 @@
           <w14:ligatures w14:val="standardContextual"/>
         </w:rPr>
       </w:pPr>
-      <w:hyperlink w:anchor="_Toc242844960" w:history="1">
+      <w:hyperlink w:anchor="_Toc242851690" w:history="1">
         <w:r>
           <w:rPr>
             <w:rStyle w:val="Collegamentoipertestuale"/>
@@ -5154,7 +5154,7 @@
             <w:noProof/>
             <w:webHidden/>
           </w:rPr>
-          <w:instrText xml:space="preserve"> PAGEREF _Toc242844960 \h </w:instrText>
+          <w:instrText xml:space="preserve"> PAGEREF _Toc242851690 \h </w:instrText>
         </w:r>
         <w:r>
           <w:rPr>
@@ -5201,7 +5201,7 @@
           <w14:ligatures w14:val="standardContextual"/>
         </w:rPr>
       </w:pPr>
-      <w:hyperlink w:anchor="_Toc242844961" w:history="1">
+      <w:hyperlink w:anchor="_Toc242851691" w:history="1">
         <w:r>
           <w:rPr>
             <w:rStyle w:val="Collegamentoipertestuale"/>
@@ -5246,7 +5246,7 @@
             <w:noProof/>
             <w:webHidden/>
           </w:rPr>
-          <w:instrText xml:space="preserve"> PAGEREF _Toc242844961 \h </w:instrText>
+          <w:instrText xml:space="preserve"> PAGEREF _Toc242851691 \h </w:instrText>
         </w:r>
         <w:r>
           <w:rPr>
@@ -5293,7 +5293,7 @@
           <w14:ligatures w14:val="standardContextual"/>
         </w:rPr>
       </w:pPr>
-      <w:hyperlink w:anchor="_Toc242844962" w:history="1">
+      <w:hyperlink w:anchor="_Toc242851692" w:history="1">
         <w:r>
           <w:rPr>
             <w:rStyle w:val="Collegamentoipertestuale"/>
@@ -5338,7 +5338,7 @@
             <w:noProof/>
             <w:webHidden/>
           </w:rPr>
-          <w:instrText xml:space="preserve"> PAGEREF _Toc242844962 \h </w:instrText>
+          <w:instrText xml:space="preserve"> PAGEREF _Toc242851692 \h </w:instrText>
         </w:r>
         <w:r>
           <w:rPr>
@@ -5385,7 +5385,7 @@
           <w14:ligatures w14:val="standardContextual"/>
         </w:rPr>
       </w:pPr>
-      <w:hyperlink w:anchor="_Toc242844963" w:history="1">
+      <w:hyperlink w:anchor="_Toc242851693" w:history="1">
         <w:r>
           <w:rPr>
             <w:rStyle w:val="Collegamentoipertestuale"/>
@@ -5430,7 +5430,7 @@
             <w:noProof/>
             <w:webHidden/>
           </w:rPr>
-          <w:instrText xml:space="preserve"> PAGEREF _Toc242844963 \h </w:instrText>
+          <w:instrText xml:space="preserve"> PAGEREF _Toc242851693 \h </w:instrText>
         </w:r>
         <w:r>
           <w:rPr>
@@ -5477,7 +5477,7 @@
           <w14:ligatures w14:val="standardContextual"/>
         </w:rPr>
       </w:pPr>
-      <w:hyperlink w:anchor="_Toc242844964" w:history="1">
+      <w:hyperlink w:anchor="_Toc242851694" w:history="1">
         <w:r>
           <w:rPr>
             <w:rStyle w:val="Collegamentoipertestuale"/>
@@ -5522,7 +5522,7 @@
             <w:noProof/>
             <w:webHidden/>
           </w:rPr>
-          <w:instrText xml:space="preserve"> PAGEREF _Toc242844964 \h </w:instrText>
+          <w:instrText xml:space="preserve"> PAGEREF _Toc242851694 \h </w:instrText>
         </w:r>
         <w:r>
           <w:rPr>
@@ -5542,7 +5542,7 @@
             <w:noProof/>
             <w:webHidden/>
           </w:rPr>
-          <w:t>14</w:t>
+          <w:t>15</w:t>
         </w:r>
         <w:r>
           <w:rPr>
@@ -5569,7 +5569,7 @@
           <w14:ligatures w14:val="standardContextual"/>
         </w:rPr>
       </w:pPr>
-      <w:hyperlink w:anchor="_Toc242844965" w:history="1">
+      <w:hyperlink w:anchor="_Toc242851695" w:history="1">
         <w:r>
           <w:rPr>
             <w:rStyle w:val="Collegamentoipertestuale"/>
@@ -5614,7 +5614,7 @@
             <w:noProof/>
             <w:webHidden/>
           </w:rPr>
-          <w:instrText xml:space="preserve"> PAGEREF _Toc242844965 \h </w:instrText>
+          <w:instrText xml:space="preserve"> PAGEREF _Toc242851695 \h </w:instrText>
         </w:r>
         <w:r>
           <w:rPr>
@@ -5634,7 +5634,7 @@
             <w:noProof/>
             <w:webHidden/>
           </w:rPr>
-          <w:t>14</w:t>
+          <w:t>15</w:t>
         </w:r>
         <w:r>
           <w:rPr>
@@ -5661,7 +5661,7 @@
           <w14:ligatures w14:val="standardContextual"/>
         </w:rPr>
       </w:pPr>
-      <w:hyperlink w:anchor="_Toc242844966" w:history="1">
+      <w:hyperlink w:anchor="_Toc242851696" w:history="1">
         <w:r>
           <w:rPr>
             <w:rStyle w:val="Collegamentoipertestuale"/>
@@ -5706,7 +5706,7 @@
             <w:noProof/>
             <w:webHidden/>
           </w:rPr>
-          <w:instrText xml:space="preserve"> PAGEREF _Toc242844966 \h </w:instrText>
+          <w:instrText xml:space="preserve"> PAGEREF _Toc242851696 \h </w:instrText>
         </w:r>
         <w:r>
           <w:rPr>
@@ -5726,7 +5726,7 @@
             <w:noProof/>
             <w:webHidden/>
           </w:rPr>
-          <w:t>15</w:t>
+          <w:t>16</w:t>
         </w:r>
         <w:r>
           <w:rPr>
@@ -5753,7 +5753,7 @@
           <w14:ligatures w14:val="standardContextual"/>
         </w:rPr>
       </w:pPr>
-      <w:hyperlink w:anchor="_Toc242844967" w:history="1">
+      <w:hyperlink w:anchor="_Toc242851697" w:history="1">
         <w:r>
           <w:rPr>
             <w:rStyle w:val="Collegamentoipertestuale"/>
@@ -5798,7 +5798,7 @@
             <w:noProof/>
             <w:webHidden/>
           </w:rPr>
-          <w:instrText xml:space="preserve"> PAGEREF _Toc242844967 \h </w:instrText>
+          <w:instrText xml:space="preserve"> PAGEREF _Toc242851697 \h </w:instrText>
         </w:r>
         <w:r>
           <w:rPr>
@@ -5818,7 +5818,7 @@
             <w:noProof/>
             <w:webHidden/>
           </w:rPr>
-          <w:t>15</w:t>
+          <w:t>16</w:t>
         </w:r>
         <w:r>
           <w:rPr>
@@ -5845,7 +5845,7 @@
           <w14:ligatures w14:val="standardContextual"/>
         </w:rPr>
       </w:pPr>
-      <w:hyperlink w:anchor="_Toc242844968" w:history="1">
+      <w:hyperlink w:anchor="_Toc242851698" w:history="1">
         <w:r>
           <w:rPr>
             <w:rStyle w:val="Collegamentoipertestuale"/>
@@ -5890,7 +5890,7 @@
             <w:noProof/>
             <w:webHidden/>
           </w:rPr>
-          <w:instrText xml:space="preserve"> PAGEREF _Toc242844968 \h </w:instrText>
+          <w:instrText xml:space="preserve"> PAGEREF _Toc242851698 \h </w:instrText>
         </w:r>
         <w:r>
           <w:rPr>
@@ -5910,7 +5910,7 @@
             <w:noProof/>
             <w:webHidden/>
           </w:rPr>
-          <w:t>17</w:t>
+          <w:t>18</w:t>
         </w:r>
         <w:r>
           <w:rPr>
@@ -5936,7 +5936,7 @@
           <w14:ligatures w14:val="standardContextual"/>
         </w:rPr>
       </w:pPr>
-      <w:hyperlink w:anchor="_Toc242844969" w:history="1">
+      <w:hyperlink w:anchor="_Toc242851699" w:history="1">
         <w:r>
           <w:rPr>
             <w:rStyle w:val="Collegamentoipertestuale"/>
@@ -5984,7 +5984,7 @@
             <w:noProof/>
             <w:webHidden/>
           </w:rPr>
-          <w:instrText xml:space="preserve"> PAGEREF _Toc242844969 \h </w:instrText>
+          <w:instrText xml:space="preserve"> PAGEREF _Toc242851699 \h </w:instrText>
         </w:r>
         <w:r>
           <w:rPr>
@@ -6004,7 +6004,7 @@
             <w:noProof/>
             <w:webHidden/>
           </w:rPr>
-          <w:t>18</w:t>
+          <w:t>19</w:t>
         </w:r>
         <w:r>
           <w:rPr>
@@ -6031,7 +6031,7 @@
           <w14:ligatures w14:val="standardContextual"/>
         </w:rPr>
       </w:pPr>
-      <w:hyperlink w:anchor="_Toc242844970" w:history="1">
+      <w:hyperlink w:anchor="_Toc242851700" w:history="1">
         <w:r>
           <w:rPr>
             <w:rStyle w:val="Collegamentoipertestuale"/>
@@ -6076,7 +6076,7 @@
             <w:noProof/>
             <w:webHidden/>
           </w:rPr>
-          <w:instrText xml:space="preserve"> PAGEREF _Toc242844970 \h </w:instrText>
+          <w:instrText xml:space="preserve"> PAGEREF _Toc242851700 \h </w:instrText>
         </w:r>
         <w:r>
           <w:rPr>
@@ -6096,7 +6096,7 @@
             <w:noProof/>
             <w:webHidden/>
           </w:rPr>
-          <w:t>18</w:t>
+          <w:t>19</w:t>
         </w:r>
         <w:r>
           <w:rPr>
@@ -6123,7 +6123,7 @@
           <w14:ligatures w14:val="standardContextual"/>
         </w:rPr>
       </w:pPr>
-      <w:hyperlink w:anchor="_Toc242844971" w:history="1">
+      <w:hyperlink w:anchor="_Toc242851701" w:history="1">
         <w:r>
           <w:rPr>
             <w:rStyle w:val="Collegamentoipertestuale"/>
@@ -6168,7 +6168,7 @@
             <w:noProof/>
             <w:webHidden/>
           </w:rPr>
-          <w:instrText xml:space="preserve"> PAGEREF _Toc242844971 \h </w:instrText>
+          <w:instrText xml:space="preserve"> PAGEREF _Toc242851701 \h </w:instrText>
         </w:r>
         <w:r>
           <w:rPr>
@@ -6188,7 +6188,7 @@
             <w:noProof/>
             <w:webHidden/>
           </w:rPr>
-          <w:t>19</w:t>
+          <w:t>20</w:t>
         </w:r>
         <w:r>
           <w:rPr>
@@ -6215,7 +6215,7 @@
           <w14:ligatures w14:val="standardContextual"/>
         </w:rPr>
       </w:pPr>
-      <w:hyperlink w:anchor="_Toc242844972" w:history="1">
+      <w:hyperlink w:anchor="_Toc242851702" w:history="1">
         <w:r>
           <w:rPr>
             <w:rStyle w:val="Collegamentoipertestuale"/>
@@ -6260,7 +6260,7 @@
             <w:noProof/>
             <w:webHidden/>
           </w:rPr>
-          <w:instrText xml:space="preserve"> PAGEREF _Toc242844972 \h </w:instrText>
+          <w:instrText xml:space="preserve"> PAGEREF _Toc242851702 \h </w:instrText>
         </w:r>
         <w:r>
           <w:rPr>
@@ -6307,7 +6307,7 @@
           <w14:ligatures w14:val="standardContextual"/>
         </w:rPr>
       </w:pPr>
-      <w:hyperlink w:anchor="_Toc242844973" w:history="1">
+      <w:hyperlink w:anchor="_Toc242851703" w:history="1">
         <w:r>
           <w:rPr>
             <w:rStyle w:val="Collegamentoipertestuale"/>
@@ -6352,7 +6352,7 @@
             <w:noProof/>
             <w:webHidden/>
           </w:rPr>
-          <w:instrText xml:space="preserve"> PAGEREF _Toc242844973 \h </w:instrText>
+          <w:instrText xml:space="preserve"> PAGEREF _Toc242851703 \h </w:instrText>
         </w:r>
         <w:r>
           <w:rPr>
@@ -6399,7 +6399,7 @@
           <w14:ligatures w14:val="standardContextual"/>
         </w:rPr>
       </w:pPr>
-      <w:hyperlink w:anchor="_Toc242844974" w:history="1">
+      <w:hyperlink w:anchor="_Toc242851704" w:history="1">
         <w:r>
           <w:rPr>
             <w:rStyle w:val="Collegamentoipertestuale"/>
@@ -6444,7 +6444,7 @@
             <w:noProof/>
             <w:webHidden/>
           </w:rPr>
-          <w:instrText xml:space="preserve"> PAGEREF _Toc242844974 \h </w:instrText>
+          <w:instrText xml:space="preserve"> PAGEREF _Toc242851704 \h </w:instrText>
         </w:r>
         <w:r>
           <w:rPr>
@@ -6464,7 +6464,7 @@
             <w:noProof/>
             <w:webHidden/>
           </w:rPr>
-          <w:t>21</w:t>
+          <w:t>22</w:t>
         </w:r>
         <w:r>
           <w:rPr>
@@ -6491,7 +6491,7 @@
           <w14:ligatures w14:val="standardContextual"/>
         </w:rPr>
       </w:pPr>
-      <w:hyperlink w:anchor="_Toc242844975" w:history="1">
+      <w:hyperlink w:anchor="_Toc242851705" w:history="1">
         <w:r>
           <w:rPr>
             <w:rStyle w:val="Collegamentoipertestuale"/>
@@ -6536,7 +6536,7 @@
             <w:noProof/>
             <w:webHidden/>
           </w:rPr>
-          <w:instrText xml:space="preserve"> PAGEREF _Toc242844975 \h </w:instrText>
+          <w:instrText xml:space="preserve"> PAGEREF _Toc242851705 \h </w:instrText>
         </w:r>
         <w:r>
           <w:rPr>
@@ -6556,7 +6556,7 @@
             <w:noProof/>
             <w:webHidden/>
           </w:rPr>
-          <w:t>21</w:t>
+          <w:t>22</w:t>
         </w:r>
         <w:r>
           <w:rPr>
@@ -6583,7 +6583,7 @@
           <w14:ligatures w14:val="standardContextual"/>
         </w:rPr>
       </w:pPr>
-      <w:hyperlink w:anchor="_Toc242844976" w:history="1">
+      <w:hyperlink w:anchor="_Toc242851706" w:history="1">
         <w:r>
           <w:rPr>
             <w:rStyle w:val="Collegamentoipertestuale"/>
@@ -6628,7 +6628,7 @@
             <w:noProof/>
             <w:webHidden/>
           </w:rPr>
-          <w:instrText xml:space="preserve"> PAGEREF _Toc242844976 \h </w:instrText>
+          <w:instrText xml:space="preserve"> PAGEREF _Toc242851706 \h </w:instrText>
         </w:r>
         <w:r>
           <w:rPr>
@@ -6648,7 +6648,7 @@
             <w:noProof/>
             <w:webHidden/>
           </w:rPr>
-          <w:t>22</w:t>
+          <w:t>23</w:t>
         </w:r>
         <w:r>
           <w:rPr>
@@ -6675,7 +6675,7 @@
           <w14:ligatures w14:val="standardContextual"/>
         </w:rPr>
       </w:pPr>
-      <w:hyperlink w:anchor="_Toc242844977" w:history="1">
+      <w:hyperlink w:anchor="_Toc242851707" w:history="1">
         <w:r>
           <w:rPr>
             <w:rStyle w:val="Collegamentoipertestuale"/>
@@ -6720,7 +6720,7 @@
             <w:noProof/>
             <w:webHidden/>
           </w:rPr>
-          <w:instrText xml:space="preserve"> PAGEREF _Toc242844977 \h </w:instrText>
+          <w:instrText xml:space="preserve"> PAGEREF _Toc242851707 \h </w:instrText>
         </w:r>
         <w:r>
           <w:rPr>
@@ -6740,7 +6740,7 @@
             <w:noProof/>
             <w:webHidden/>
           </w:rPr>
-          <w:t>23</w:t>
+          <w:t>24</w:t>
         </w:r>
         <w:r>
           <w:rPr>
@@ -6767,7 +6767,7 @@
           <w14:ligatures w14:val="standardContextual"/>
         </w:rPr>
       </w:pPr>
-      <w:hyperlink w:anchor="_Toc242844978" w:history="1">
+      <w:hyperlink w:anchor="_Toc242851708" w:history="1">
         <w:r>
           <w:rPr>
             <w:rStyle w:val="Collegamentoipertestuale"/>
@@ -6812,7 +6812,7 @@
             <w:noProof/>
             <w:webHidden/>
           </w:rPr>
-          <w:instrText xml:space="preserve"> PAGEREF _Toc242844978 \h </w:instrText>
+          <w:instrText xml:space="preserve"> PAGEREF _Toc242851708 \h </w:instrText>
         </w:r>
         <w:r>
           <w:rPr>
@@ -6832,7 +6832,7 @@
             <w:noProof/>
             <w:webHidden/>
           </w:rPr>
-          <w:t>23</w:t>
+          <w:t>24</w:t>
         </w:r>
         <w:r>
           <w:rPr>
@@ -6859,7 +6859,7 @@
           <w14:ligatures w14:val="standardContextual"/>
         </w:rPr>
       </w:pPr>
-      <w:hyperlink w:anchor="_Toc242844979" w:history="1">
+      <w:hyperlink w:anchor="_Toc242851709" w:history="1">
         <w:r>
           <w:rPr>
             <w:rStyle w:val="Collegamentoipertestuale"/>
@@ -6904,7 +6904,7 @@
             <w:noProof/>
             <w:webHidden/>
           </w:rPr>
-          <w:instrText xml:space="preserve"> PAGEREF _Toc242844979 \h </w:instrText>
+          <w:instrText xml:space="preserve"> PAGEREF _Toc242851709 \h </w:instrText>
         </w:r>
         <w:r>
           <w:rPr>
@@ -6924,7 +6924,7 @@
             <w:noProof/>
             <w:webHidden/>
           </w:rPr>
-          <w:t>25</w:t>
+          <w:t>26</w:t>
         </w:r>
         <w:r>
           <w:rPr>
@@ -6951,7 +6951,7 @@
           <w14:ligatures w14:val="standardContextual"/>
         </w:rPr>
       </w:pPr>
-      <w:hyperlink w:anchor="_Toc242844980" w:history="1">
+      <w:hyperlink w:anchor="_Toc242851710" w:history="1">
         <w:r>
           <w:rPr>
             <w:rStyle w:val="Collegamentoipertestuale"/>
@@ -6996,7 +6996,7 @@
             <w:noProof/>
             <w:webHidden/>
           </w:rPr>
-          <w:instrText xml:space="preserve"> PAGEREF _Toc242844980 \h </w:instrText>
+          <w:instrText xml:space="preserve"> PAGEREF _Toc242851710 \h </w:instrText>
         </w:r>
         <w:r>
           <w:rPr>
@@ -7043,7 +7043,7 @@
           <w14:ligatures w14:val="standardContextual"/>
         </w:rPr>
       </w:pPr>
-      <w:hyperlink w:anchor="_Toc242844981" w:history="1">
+      <w:hyperlink w:anchor="_Toc242851711" w:history="1">
         <w:r>
           <w:rPr>
             <w:rStyle w:val="Collegamentoipertestuale"/>
@@ -7088,7 +7088,7 @@
             <w:noProof/>
             <w:webHidden/>
           </w:rPr>
-          <w:instrText xml:space="preserve"> PAGEREF _Toc242844981 \h </w:instrText>
+          <w:instrText xml:space="preserve"> PAGEREF _Toc242851711 \h </w:instrText>
         </w:r>
         <w:r>
           <w:rPr>
@@ -7108,7 +7108,7 @@
             <w:noProof/>
             <w:webHidden/>
           </w:rPr>
-          <w:t>27</w:t>
+          <w:t>28</w:t>
         </w:r>
         <w:r>
           <w:rPr>
@@ -7135,7 +7135,7 @@
           <w14:ligatures w14:val="standardContextual"/>
         </w:rPr>
       </w:pPr>
-      <w:hyperlink w:anchor="_Toc242844982" w:history="1">
+      <w:hyperlink w:anchor="_Toc242851712" w:history="1">
         <w:r>
           <w:rPr>
             <w:rStyle w:val="Collegamentoipertestuale"/>
@@ -7180,7 +7180,7 @@
             <w:noProof/>
             <w:webHidden/>
           </w:rPr>
-          <w:instrText xml:space="preserve"> PAGEREF _Toc242844982 \h </w:instrText>
+          <w:instrText xml:space="preserve"> PAGEREF _Toc242851712 \h </w:instrText>
         </w:r>
         <w:r>
           <w:rPr>
@@ -7227,7 +7227,7 @@
           <w14:ligatures w14:val="standardContextual"/>
         </w:rPr>
       </w:pPr>
-      <w:hyperlink w:anchor="_Toc242844983" w:history="1">
+      <w:hyperlink w:anchor="_Toc242851713" w:history="1">
         <w:r>
           <w:rPr>
             <w:rStyle w:val="Collegamentoipertestuale"/>
@@ -7272,7 +7272,7 @@
             <w:noProof/>
             <w:webHidden/>
           </w:rPr>
-          <w:instrText xml:space="preserve"> PAGEREF _Toc242844983 \h </w:instrText>
+          <w:instrText xml:space="preserve"> PAGEREF _Toc242851713 \h </w:instrText>
         </w:r>
         <w:r>
           <w:rPr>
@@ -7292,7 +7292,7 @@
             <w:noProof/>
             <w:webHidden/>
           </w:rPr>
-          <w:t>28</w:t>
+          <w:t>29</w:t>
         </w:r>
         <w:r>
           <w:rPr>
@@ -7319,7 +7319,7 @@
           <w14:ligatures w14:val="standardContextual"/>
         </w:rPr>
       </w:pPr>
-      <w:hyperlink w:anchor="_Toc242844984" w:history="1">
+      <w:hyperlink w:anchor="_Toc242851714" w:history="1">
         <w:r>
           <w:rPr>
             <w:rStyle w:val="Collegamentoipertestuale"/>
@@ -7364,7 +7364,7 @@
             <w:noProof/>
             <w:webHidden/>
           </w:rPr>
-          <w:instrText xml:space="preserve"> PAGEREF _Toc242844984 \h </w:instrText>
+          <w:instrText xml:space="preserve"> PAGEREF _Toc242851714 \h </w:instrText>
         </w:r>
         <w:r>
           <w:rPr>
@@ -7384,7 +7384,7 @@
             <w:noProof/>
             <w:webHidden/>
           </w:rPr>
-          <w:t>29</w:t>
+          <w:t>30</w:t>
         </w:r>
         <w:r>
           <w:rPr>
@@ -7411,7 +7411,7 @@
           <w14:ligatures w14:val="standardContextual"/>
         </w:rPr>
       </w:pPr>
-      <w:hyperlink w:anchor="_Toc242844985" w:history="1">
+      <w:hyperlink w:anchor="_Toc242851715" w:history="1">
         <w:r>
           <w:rPr>
             <w:rStyle w:val="Collegamentoipertestuale"/>
@@ -7456,7 +7456,7 @@
             <w:noProof/>
             <w:webHidden/>
           </w:rPr>
-          <w:instrText xml:space="preserve"> PAGEREF _Toc242844985 \h </w:instrText>
+          <w:instrText xml:space="preserve"> PAGEREF _Toc242851715 \h </w:instrText>
         </w:r>
         <w:r>
           <w:rPr>
@@ -7476,7 +7476,7 @@
             <w:noProof/>
             <w:webHidden/>
           </w:rPr>
-          <w:t>29</w:t>
+          <w:t>30</w:t>
         </w:r>
         <w:r>
           <w:rPr>
@@ -7502,7 +7502,7 @@
           <w14:ligatures w14:val="standardContextual"/>
         </w:rPr>
       </w:pPr>
-      <w:hyperlink w:anchor="_Toc242844986" w:history="1">
+      <w:hyperlink w:anchor="_Toc242851716" w:history="1">
         <w:r>
           <w:rPr>
             <w:rStyle w:val="Collegamentoipertestuale"/>
@@ -7550,7 +7550,7 @@
             <w:noProof/>
             <w:webHidden/>
           </w:rPr>
-          <w:instrText xml:space="preserve"> PAGEREF _Toc242844986 \h </w:instrText>
+          <w:instrText xml:space="preserve"> PAGEREF _Toc242851716 \h </w:instrText>
         </w:r>
         <w:r>
           <w:rPr>
@@ -7597,7 +7597,7 @@
           <w14:ligatures w14:val="standardContextual"/>
         </w:rPr>
       </w:pPr>
-      <w:hyperlink w:anchor="_Toc242844987" w:history="1">
+      <w:hyperlink w:anchor="_Toc242851717" w:history="1">
         <w:r>
           <w:rPr>
             <w:rStyle w:val="Collegamentoipertestuale"/>
@@ -7642,7 +7642,7 @@
             <w:noProof/>
             <w:webHidden/>
           </w:rPr>
-          <w:instrText xml:space="preserve"> PAGEREF _Toc242844987 \h </w:instrText>
+          <w:instrText xml:space="preserve"> PAGEREF _Toc242851717 \h </w:instrText>
         </w:r>
         <w:r>
           <w:rPr>
@@ -7689,7 +7689,7 @@
           <w14:ligatures w14:val="standardContextual"/>
         </w:rPr>
       </w:pPr>
-      <w:hyperlink w:anchor="_Toc242844988" w:history="1">
+      <w:hyperlink w:anchor="_Toc242851718" w:history="1">
         <w:r>
           <w:rPr>
             <w:rStyle w:val="Collegamentoipertestuale"/>
@@ -7734,7 +7734,7 @@
             <w:noProof/>
             <w:webHidden/>
           </w:rPr>
-          <w:instrText xml:space="preserve"> PAGEREF _Toc242844988 \h </w:instrText>
+          <w:instrText xml:space="preserve"> PAGEREF _Toc242851718 \h </w:instrText>
         </w:r>
         <w:r>
           <w:rPr>
@@ -7781,7 +7781,7 @@
           <w14:ligatures w14:val="standardContextual"/>
         </w:rPr>
       </w:pPr>
-      <w:hyperlink w:anchor="_Toc242844989" w:history="1">
+      <w:hyperlink w:anchor="_Toc242851719" w:history="1">
         <w:r>
           <w:rPr>
             <w:rStyle w:val="Collegamentoipertestuale"/>
@@ -7826,7 +7826,7 @@
             <w:noProof/>
             <w:webHidden/>
           </w:rPr>
-          <w:instrText xml:space="preserve"> PAGEREF _Toc242844989 \h </w:instrText>
+          <w:instrText xml:space="preserve"> PAGEREF _Toc242851719 \h </w:instrText>
         </w:r>
         <w:r>
           <w:rPr>
@@ -7846,7 +7846,7 @@
             <w:noProof/>
             <w:webHidden/>
           </w:rPr>
-          <w:t>30</w:t>
+          <w:t>31</w:t>
         </w:r>
         <w:r>
           <w:rPr>
@@ -7873,7 +7873,7 @@
           <w14:ligatures w14:val="standardContextual"/>
         </w:rPr>
       </w:pPr>
-      <w:hyperlink w:anchor="_Toc242844990" w:history="1">
+      <w:hyperlink w:anchor="_Toc242851720" w:history="1">
         <w:r>
           <w:rPr>
             <w:rStyle w:val="Collegamentoipertestuale"/>
@@ -7918,7 +7918,7 @@
             <w:noProof/>
             <w:webHidden/>
           </w:rPr>
-          <w:instrText xml:space="preserve"> PAGEREF _Toc242844990 \h </w:instrText>
+          <w:instrText xml:space="preserve"> PAGEREF _Toc242851720 \h </w:instrText>
         </w:r>
         <w:r>
           <w:rPr>
@@ -7964,7 +7964,7 @@
           <w14:ligatures w14:val="standardContextual"/>
         </w:rPr>
       </w:pPr>
-      <w:hyperlink w:anchor="_Toc242844991" w:history="1">
+      <w:hyperlink w:anchor="_Toc242851721" w:history="1">
         <w:r>
           <w:rPr>
             <w:rStyle w:val="Collegamentoipertestuale"/>
@@ -8012,7 +8012,7 @@
             <w:noProof/>
             <w:webHidden/>
           </w:rPr>
-          <w:instrText xml:space="preserve"> PAGEREF _Toc242844991 \h </w:instrText>
+          <w:instrText xml:space="preserve"> PAGEREF _Toc242851721 \h </w:instrText>
         </w:r>
         <w:r>
           <w:rPr>
@@ -8032,7 +8032,7 @@
             <w:noProof/>
             <w:webHidden/>
           </w:rPr>
-          <w:t>31</w:t>
+          <w:t>32</w:t>
         </w:r>
         <w:r>
           <w:rPr>
@@ -8058,7 +8058,7 @@
           <w14:ligatures w14:val="standardContextual"/>
         </w:rPr>
       </w:pPr>
-      <w:hyperlink w:anchor="_Toc242844992" w:history="1">
+      <w:hyperlink w:anchor="_Toc242851722" w:history="1">
         <w:r>
           <w:rPr>
             <w:rStyle w:val="Collegamentoipertestuale"/>
@@ -8106,7 +8106,7 @@
             <w:noProof/>
             <w:webHidden/>
           </w:rPr>
-          <w:instrText xml:space="preserve"> PAGEREF _Toc242844992 \h </w:instrText>
+          <w:instrText xml:space="preserve"> PAGEREF _Toc242851722 \h </w:instrText>
         </w:r>
         <w:r>
           <w:rPr>
@@ -8153,7 +8153,7 @@
           <w14:ligatures w14:val="standardContextual"/>
         </w:rPr>
       </w:pPr>
-      <w:hyperlink w:anchor="_Toc242844993" w:history="1">
+      <w:hyperlink w:anchor="_Toc242851723" w:history="1">
         <w:r>
           <w:rPr>
             <w:rStyle w:val="Collegamentoipertestuale"/>
@@ -8198,7 +8198,7 @@
             <w:noProof/>
             <w:webHidden/>
           </w:rPr>
-          <w:instrText xml:space="preserve"> PAGEREF _Toc242844993 \h </w:instrText>
+          <w:instrText xml:space="preserve"> PAGEREF _Toc242851723 \h </w:instrText>
         </w:r>
         <w:r>
           <w:rPr>
@@ -8218,7 +8218,7 @@
             <w:noProof/>
             <w:webHidden/>
           </w:rPr>
-          <w:t>32</w:t>
+          <w:t>33</w:t>
         </w:r>
         <w:r>
           <w:rPr>
@@ -8244,7 +8244,7 @@
           <w14:ligatures w14:val="standardContextual"/>
         </w:rPr>
       </w:pPr>
-      <w:hyperlink w:anchor="_Toc242844994" w:history="1">
+      <w:hyperlink w:anchor="_Toc242851724" w:history="1">
         <w:r>
           <w:rPr>
             <w:rStyle w:val="Collegamentoipertestuale"/>
@@ -8292,7 +8292,7 @@
             <w:noProof/>
             <w:webHidden/>
           </w:rPr>
-          <w:instrText xml:space="preserve"> PAGEREF _Toc242844994 \h </w:instrText>
+          <w:instrText xml:space="preserve"> PAGEREF _Toc242851724 \h </w:instrText>
         </w:r>
         <w:r>
           <w:rPr>
@@ -8339,7 +8339,7 @@
           <w14:ligatures w14:val="standardContextual"/>
         </w:rPr>
       </w:pPr>
-      <w:hyperlink w:anchor="_Toc242844995" w:history="1">
+      <w:hyperlink w:anchor="_Toc242851725" w:history="1">
         <w:r>
           <w:rPr>
             <w:rStyle w:val="Collegamentoipertestuale"/>
@@ -8384,7 +8384,7 @@
             <w:noProof/>
             <w:webHidden/>
           </w:rPr>
-          <w:instrText xml:space="preserve"> PAGEREF _Toc242844995 \h </w:instrText>
+          <w:instrText xml:space="preserve"> PAGEREF _Toc242851725 \h </w:instrText>
         </w:r>
         <w:r>
           <w:rPr>
@@ -8404,7 +8404,7 @@
             <w:noProof/>
             <w:webHidden/>
           </w:rPr>
-          <w:t>33</w:t>
+          <w:t>34</w:t>
         </w:r>
         <w:r>
           <w:rPr>
@@ -8431,7 +8431,7 @@
           <w14:ligatures w14:val="standardContextual"/>
         </w:rPr>
       </w:pPr>
-      <w:hyperlink w:anchor="_Toc242844996" w:history="1">
+      <w:hyperlink w:anchor="_Toc242851726" w:history="1">
         <w:r>
           <w:rPr>
             <w:rStyle w:val="Collegamentoipertestuale"/>
@@ -8476,7 +8476,7 @@
             <w:noProof/>
             <w:webHidden/>
           </w:rPr>
-          <w:instrText xml:space="preserve"> PAGEREF _Toc242844996 \h </w:instrText>
+          <w:instrText xml:space="preserve"> PAGEREF _Toc242851726 \h </w:instrText>
         </w:r>
         <w:r>
           <w:rPr>
@@ -8523,7 +8523,7 @@
           <w14:ligatures w14:val="standardContextual"/>
         </w:rPr>
       </w:pPr>
-      <w:hyperlink w:anchor="_Toc242844997" w:history="1">
+      <w:hyperlink w:anchor="_Toc242851727" w:history="1">
         <w:r>
           <w:rPr>
             <w:rStyle w:val="Collegamentoipertestuale"/>
@@ -8568,7 +8568,7 @@
             <w:noProof/>
             <w:webHidden/>
           </w:rPr>
-          <w:instrText xml:space="preserve"> PAGEREF _Toc242844997 \h </w:instrText>
+          <w:instrText xml:space="preserve"> PAGEREF _Toc242851727 \h </w:instrText>
         </w:r>
         <w:r>
           <w:rPr>
@@ -8588,7 +8588,7 @@
             <w:noProof/>
             <w:webHidden/>
           </w:rPr>
-          <w:t>34</w:t>
+          <w:t>35</w:t>
         </w:r>
         <w:r>
           <w:rPr>
@@ -8615,7 +8615,7 @@
           <w14:ligatures w14:val="standardContextual"/>
         </w:rPr>
       </w:pPr>
-      <w:hyperlink w:anchor="_Toc242844998" w:history="1">
+      <w:hyperlink w:anchor="_Toc242851728" w:history="1">
         <w:r>
           <w:rPr>
             <w:rStyle w:val="Collegamentoipertestuale"/>
@@ -8660,7 +8660,7 @@
             <w:noProof/>
             <w:webHidden/>
           </w:rPr>
-          <w:instrText xml:space="preserve"> PAGEREF _Toc242844998 \h </w:instrText>
+          <w:instrText xml:space="preserve"> PAGEREF _Toc242851728 \h </w:instrText>
         </w:r>
         <w:r>
           <w:rPr>
@@ -8680,7 +8680,7 @@
             <w:noProof/>
             <w:webHidden/>
           </w:rPr>
-          <w:t>35</w:t>
+          <w:t>36</w:t>
         </w:r>
         <w:r>
           <w:rPr>
@@ -8707,7 +8707,7 @@
           <w14:ligatures w14:val="standardContextual"/>
         </w:rPr>
       </w:pPr>
-      <w:hyperlink w:anchor="_Toc242844999" w:history="1">
+      <w:hyperlink w:anchor="_Toc242851729" w:history="1">
         <w:r>
           <w:rPr>
             <w:rStyle w:val="Collegamentoipertestuale"/>
@@ -8752,7 +8752,7 @@
             <w:noProof/>
             <w:webHidden/>
           </w:rPr>
-          <w:instrText xml:space="preserve"> PAGEREF _Toc242844999 \h </w:instrText>
+          <w:instrText xml:space="preserve"> PAGEREF _Toc242851729 \h </w:instrText>
         </w:r>
         <w:r>
           <w:rPr>
@@ -8799,7 +8799,7 @@
           <w14:ligatures w14:val="standardContextual"/>
         </w:rPr>
       </w:pPr>
-      <w:hyperlink w:anchor="_Toc242845000" w:history="1">
+      <w:hyperlink w:anchor="_Toc242851730" w:history="1">
         <w:r>
           <w:rPr>
             <w:rStyle w:val="Collegamentoipertestuale"/>
@@ -8844,7 +8844,7 @@
             <w:noProof/>
             <w:webHidden/>
           </w:rPr>
-          <w:instrText xml:space="preserve"> PAGEREF _Toc242845000 \h </w:instrText>
+          <w:instrText xml:space="preserve"> PAGEREF _Toc242851730 \h </w:instrText>
         </w:r>
         <w:r>
           <w:rPr>
@@ -8864,7 +8864,7 @@
             <w:noProof/>
             <w:webHidden/>
           </w:rPr>
-          <w:t>36</w:t>
+          <w:t>37</w:t>
         </w:r>
         <w:r>
           <w:rPr>
@@ -8890,7 +8890,7 @@
           <w14:ligatures w14:val="standardContextual"/>
         </w:rPr>
       </w:pPr>
-      <w:hyperlink w:anchor="_Toc242845001" w:history="1">
+      <w:hyperlink w:anchor="_Toc242851731" w:history="1">
         <w:r>
           <w:rPr>
             <w:rStyle w:val="Collegamentoipertestuale"/>
@@ -8938,7 +8938,7 @@
             <w:noProof/>
             <w:webHidden/>
           </w:rPr>
-          <w:instrText xml:space="preserve"> PAGEREF _Toc242845001 \h </w:instrText>
+          <w:instrText xml:space="preserve"> PAGEREF _Toc242851731 \h </w:instrText>
         </w:r>
         <w:r>
           <w:rPr>
@@ -8958,7 +8958,7 @@
             <w:noProof/>
             <w:webHidden/>
           </w:rPr>
-          <w:t>37</w:t>
+          <w:t>38</w:t>
         </w:r>
         <w:r>
           <w:rPr>
@@ -8985,7 +8985,7 @@
           <w14:ligatures w14:val="standardContextual"/>
         </w:rPr>
       </w:pPr>
-      <w:hyperlink w:anchor="_Toc242845002" w:history="1">
+      <w:hyperlink w:anchor="_Toc242851732" w:history="1">
         <w:r>
           <w:rPr>
             <w:rStyle w:val="Collegamentoipertestuale"/>
@@ -9030,7 +9030,7 @@
             <w:noProof/>
             <w:webHidden/>
           </w:rPr>
-          <w:instrText xml:space="preserve"> PAGEREF _Toc242845002 \h </w:instrText>
+          <w:instrText xml:space="preserve"> PAGEREF _Toc242851732 \h </w:instrText>
         </w:r>
         <w:r>
           <w:rPr>
@@ -9077,7 +9077,7 @@
           <w14:ligatures w14:val="standardContextual"/>
         </w:rPr>
       </w:pPr>
-      <w:hyperlink w:anchor="_Toc242845003" w:history="1">
+      <w:hyperlink w:anchor="_Toc242851733" w:history="1">
         <w:r>
           <w:rPr>
             <w:rStyle w:val="Collegamentoipertestuale"/>
@@ -9122,7 +9122,7 @@
             <w:noProof/>
             <w:webHidden/>
           </w:rPr>
-          <w:instrText xml:space="preserve"> PAGEREF _Toc242845003 \h </w:instrText>
+          <w:instrText xml:space="preserve"> PAGEREF _Toc242851733 \h </w:instrText>
         </w:r>
         <w:r>
           <w:rPr>
@@ -9142,7 +9142,7 @@
             <w:noProof/>
             <w:webHidden/>
           </w:rPr>
-          <w:t>38</w:t>
+          <w:t>39</w:t>
         </w:r>
         <w:r>
           <w:rPr>
@@ -9169,7 +9169,7 @@
           <w14:ligatures w14:val="standardContextual"/>
         </w:rPr>
       </w:pPr>
-      <w:hyperlink w:anchor="_Toc242845004" w:history="1">
+      <w:hyperlink w:anchor="_Toc242851734" w:history="1">
         <w:r>
           <w:rPr>
             <w:rStyle w:val="Collegamentoipertestuale"/>
@@ -9214,7 +9214,7 @@
             <w:noProof/>
             <w:webHidden/>
           </w:rPr>
-          <w:instrText xml:space="preserve"> PAGEREF _Toc242845004 \h </w:instrText>
+          <w:instrText xml:space="preserve"> PAGEREF _Toc242851734 \h </w:instrText>
         </w:r>
         <w:r>
           <w:rPr>
@@ -9234,7 +9234,7 @@
             <w:noProof/>
             <w:webHidden/>
           </w:rPr>
-          <w:t>38</w:t>
+          <w:t>39</w:t>
         </w:r>
         <w:r>
           <w:rPr>
@@ -9261,7 +9261,7 @@
           <w14:ligatures w14:val="standardContextual"/>
         </w:rPr>
       </w:pPr>
-      <w:hyperlink w:anchor="_Toc242845005" w:history="1">
+      <w:hyperlink w:anchor="_Toc242851735" w:history="1">
         <w:r>
           <w:rPr>
             <w:rStyle w:val="Collegamentoipertestuale"/>
@@ -9306,7 +9306,7 @@
             <w:noProof/>
             <w:webHidden/>
           </w:rPr>
-          <w:instrText xml:space="preserve"> PAGEREF _Toc242845005 \h </w:instrText>
+          <w:instrText xml:space="preserve"> PAGEREF _Toc242851735 \h </w:instrText>
         </w:r>
         <w:r>
           <w:rPr>
@@ -9353,7 +9353,7 @@
           <w14:ligatures w14:val="standardContextual"/>
         </w:rPr>
       </w:pPr>
-      <w:hyperlink w:anchor="_Toc242845006" w:history="1">
+      <w:hyperlink w:anchor="_Toc242851736" w:history="1">
         <w:r>
           <w:rPr>
             <w:rStyle w:val="Collegamentoipertestuale"/>
@@ -9398,7 +9398,7 @@
             <w:noProof/>
             <w:webHidden/>
           </w:rPr>
-          <w:instrText xml:space="preserve"> PAGEREF _Toc242845006 \h </w:instrText>
+          <w:instrText xml:space="preserve"> PAGEREF _Toc242851736 \h </w:instrText>
         </w:r>
         <w:r>
           <w:rPr>
@@ -9445,7 +9445,7 @@
           <w14:ligatures w14:val="standardContextual"/>
         </w:rPr>
       </w:pPr>
-      <w:hyperlink w:anchor="_Toc242845007" w:history="1">
+      <w:hyperlink w:anchor="_Toc242851737" w:history="1">
         <w:r>
           <w:rPr>
             <w:rStyle w:val="Collegamentoipertestuale"/>
@@ -9490,7 +9490,7 @@
             <w:noProof/>
             <w:webHidden/>
           </w:rPr>
-          <w:instrText xml:space="preserve"> PAGEREF _Toc242845007 \h </w:instrText>
+          <w:instrText xml:space="preserve"> PAGEREF _Toc242851737 \h </w:instrText>
         </w:r>
         <w:r>
           <w:rPr>
@@ -9510,7 +9510,7 @@
             <w:noProof/>
             <w:webHidden/>
           </w:rPr>
-          <w:t>39</w:t>
+          <w:t>40</w:t>
         </w:r>
         <w:r>
           <w:rPr>
@@ -9537,7 +9537,7 @@
           <w14:ligatures w14:val="standardContextual"/>
         </w:rPr>
       </w:pPr>
-      <w:hyperlink w:anchor="_Toc242845008" w:history="1">
+      <w:hyperlink w:anchor="_Toc242851738" w:history="1">
         <w:r>
           <w:rPr>
             <w:rStyle w:val="Collegamentoipertestuale"/>
@@ -9582,7 +9582,7 @@
             <w:noProof/>
             <w:webHidden/>
           </w:rPr>
-          <w:instrText xml:space="preserve"> PAGEREF _Toc242845008 \h </w:instrText>
+          <w:instrText xml:space="preserve"> PAGEREF _Toc242851738 \h </w:instrText>
         </w:r>
         <w:r>
           <w:rPr>
@@ -9628,7 +9628,7 @@
           <w14:ligatures w14:val="standardContextual"/>
         </w:rPr>
       </w:pPr>
-      <w:hyperlink w:anchor="_Toc242845009" w:history="1">
+      <w:hyperlink w:anchor="_Toc242851739" w:history="1">
         <w:r>
           <w:rPr>
             <w:rStyle w:val="Collegamentoipertestuale"/>
@@ -9676,7 +9676,7 @@
             <w:noProof/>
             <w:webHidden/>
           </w:rPr>
-          <w:instrText xml:space="preserve"> PAGEREF _Toc242845009 \h </w:instrText>
+          <w:instrText xml:space="preserve"> PAGEREF _Toc242851739 \h </w:instrText>
         </w:r>
         <w:r>
           <w:rPr>
@@ -9696,7 +9696,7 @@
             <w:noProof/>
             <w:webHidden/>
           </w:rPr>
-          <w:t>41</w:t>
+          <w:t>42</w:t>
         </w:r>
         <w:r>
           <w:rPr>
@@ -9723,7 +9723,7 @@
           <w14:ligatures w14:val="standardContextual"/>
         </w:rPr>
       </w:pPr>
-      <w:hyperlink w:anchor="_Toc242845010" w:history="1">
+      <w:hyperlink w:anchor="_Toc242851740" w:history="1">
         <w:r>
           <w:rPr>
             <w:rStyle w:val="Collegamentoipertestuale"/>
@@ -9768,7 +9768,7 @@
             <w:noProof/>
             <w:webHidden/>
           </w:rPr>
-          <w:instrText xml:space="preserve"> PAGEREF _Toc242845010 \h </w:instrText>
+          <w:instrText xml:space="preserve"> PAGEREF _Toc242851740 \h </w:instrText>
         </w:r>
         <w:r>
           <w:rPr>
@@ -9788,7 +9788,7 @@
             <w:noProof/>
             <w:webHidden/>
           </w:rPr>
-          <w:t>41</w:t>
+          <w:t>42</w:t>
         </w:r>
         <w:r>
           <w:rPr>
@@ -9815,7 +9815,7 @@
           <w14:ligatures w14:val="standardContextual"/>
         </w:rPr>
       </w:pPr>
-      <w:hyperlink w:anchor="_Toc242845011" w:history="1">
+      <w:hyperlink w:anchor="_Toc242851741" w:history="1">
         <w:r>
           <w:rPr>
             <w:rStyle w:val="Collegamentoipertestuale"/>
@@ -9860,7 +9860,7 @@
             <w:noProof/>
             <w:webHidden/>
           </w:rPr>
-          <w:instrText xml:space="preserve"> PAGEREF _Toc242845011 \h </w:instrText>
+          <w:instrText xml:space="preserve"> PAGEREF _Toc242851741 \h </w:instrText>
         </w:r>
         <w:r>
           <w:rPr>
@@ -9907,7 +9907,7 @@
           <w14:ligatures w14:val="standardContextual"/>
         </w:rPr>
       </w:pPr>
-      <w:hyperlink w:anchor="_Toc242845012" w:history="1">
+      <w:hyperlink w:anchor="_Toc242851742" w:history="1">
         <w:r>
           <w:rPr>
             <w:rStyle w:val="Collegamentoipertestuale"/>
@@ -9952,7 +9952,7 @@
             <w:noProof/>
             <w:webHidden/>
           </w:rPr>
-          <w:instrText xml:space="preserve"> PAGEREF _Toc242845012 \h </w:instrText>
+          <w:instrText xml:space="preserve"> PAGEREF _Toc242851742 \h </w:instrText>
         </w:r>
         <w:r>
           <w:rPr>
@@ -9998,7 +9998,7 @@
           <w14:ligatures w14:val="standardContextual"/>
         </w:rPr>
       </w:pPr>
-      <w:hyperlink w:anchor="_Toc242845013" w:history="1">
+      <w:hyperlink w:anchor="_Toc242851743" w:history="1">
         <w:r>
           <w:rPr>
             <w:rStyle w:val="Collegamentoipertestuale"/>
@@ -10046,7 +10046,7 @@
             <w:noProof/>
             <w:webHidden/>
           </w:rPr>
-          <w:instrText xml:space="preserve"> PAGEREF _Toc242845013 \h </w:instrText>
+          <w:instrText xml:space="preserve"> PAGEREF _Toc242851743 \h </w:instrText>
         </w:r>
         <w:r>
           <w:rPr>
@@ -10093,7 +10093,7 @@
           <w14:ligatures w14:val="standardContextual"/>
         </w:rPr>
       </w:pPr>
-      <w:hyperlink w:anchor="_Toc242845014" w:history="1">
+      <w:hyperlink w:anchor="_Toc242851744" w:history="1">
         <w:r>
           <w:rPr>
             <w:rStyle w:val="Collegamentoipertestuale"/>
@@ -10138,7 +10138,7 @@
             <w:noProof/>
             <w:webHidden/>
           </w:rPr>
-          <w:instrText xml:space="preserve"> PAGEREF _Toc242845014 \h </w:instrText>
+          <w:instrText xml:space="preserve"> PAGEREF _Toc242851744 \h </w:instrText>
         </w:r>
         <w:r>
           <w:rPr>
@@ -10185,7 +10185,7 @@
           <w14:ligatures w14:val="standardContextual"/>
         </w:rPr>
       </w:pPr>
-      <w:hyperlink w:anchor="_Toc242845015" w:history="1">
+      <w:hyperlink w:anchor="_Toc242851745" w:history="1">
         <w:r>
           <w:rPr>
             <w:rStyle w:val="Collegamentoipertestuale"/>
@@ -10230,7 +10230,7 @@
             <w:noProof/>
             <w:webHidden/>
           </w:rPr>
-          <w:instrText xml:space="preserve"> PAGEREF _Toc242845015 \h </w:instrText>
+          <w:instrText xml:space="preserve"> PAGEREF _Toc242851745 \h </w:instrText>
         </w:r>
         <w:r>
           <w:rPr>
@@ -10250,7 +10250,7 @@
             <w:noProof/>
             <w:webHidden/>
           </w:rPr>
-          <w:t>44</w:t>
+          <w:t>45</w:t>
         </w:r>
         <w:r>
           <w:rPr>
@@ -10277,7 +10277,7 @@
           <w14:ligatures w14:val="standardContextual"/>
         </w:rPr>
       </w:pPr>
-      <w:hyperlink w:anchor="_Toc242845016" w:history="1">
+      <w:hyperlink w:anchor="_Toc242851746" w:history="1">
         <w:r>
           <w:rPr>
             <w:rStyle w:val="Collegamentoipertestuale"/>
@@ -10322,7 +10322,7 @@
             <w:noProof/>
             <w:webHidden/>
           </w:rPr>
-          <w:instrText xml:space="preserve"> PAGEREF _Toc242845016 \h </w:instrText>
+          <w:instrText xml:space="preserve"> PAGEREF _Toc242851746 \h </w:instrText>
         </w:r>
         <w:r>
           <w:rPr>
@@ -10369,7 +10369,7 @@
           <w14:ligatures w14:val="standardContextual"/>
         </w:rPr>
       </w:pPr>
-      <w:hyperlink w:anchor="_Toc242845017" w:history="1">
+      <w:hyperlink w:anchor="_Toc242851747" w:history="1">
         <w:r>
           <w:rPr>
             <w:rStyle w:val="Collegamentoipertestuale"/>
@@ -10414,7 +10414,7 @@
             <w:noProof/>
             <w:webHidden/>
           </w:rPr>
-          <w:instrText xml:space="preserve"> PAGEREF _Toc242845017 \h </w:instrText>
+          <w:instrText xml:space="preserve"> PAGEREF _Toc242851747 \h </w:instrText>
         </w:r>
         <w:r>
           <w:rPr>
@@ -10434,7 +10434,7 @@
             <w:noProof/>
             <w:webHidden/>
           </w:rPr>
-          <w:t>45</w:t>
+          <w:t>46</w:t>
         </w:r>
         <w:r>
           <w:rPr>
@@ -10461,7 +10461,7 @@
           <w14:ligatures w14:val="standardContextual"/>
         </w:rPr>
       </w:pPr>
-      <w:hyperlink w:anchor="_Toc242845018" w:history="1">
+      <w:hyperlink w:anchor="_Toc242851748" w:history="1">
         <w:r>
           <w:rPr>
             <w:rStyle w:val="Collegamentoipertestuale"/>
@@ -10506,7 +10506,7 @@
             <w:noProof/>
             <w:webHidden/>
           </w:rPr>
-          <w:instrText xml:space="preserve"> PAGEREF _Toc242845018 \h </w:instrText>
+          <w:instrText xml:space="preserve"> PAGEREF _Toc242851748 \h </w:instrText>
         </w:r>
         <w:r>
           <w:rPr>
@@ -10553,7 +10553,7 @@
           <w14:ligatures w14:val="standardContextual"/>
         </w:rPr>
       </w:pPr>
-      <w:hyperlink w:anchor="_Toc242845019" w:history="1">
+      <w:hyperlink w:anchor="_Toc242851749" w:history="1">
         <w:r>
           <w:rPr>
             <w:rStyle w:val="Collegamentoipertestuale"/>
@@ -10598,7 +10598,7 @@
             <w:noProof/>
             <w:webHidden/>
           </w:rPr>
-          <w:instrText xml:space="preserve"> PAGEREF _Toc242845019 \h </w:instrText>
+          <w:instrText xml:space="preserve"> PAGEREF _Toc242851749 \h </w:instrText>
         </w:r>
         <w:r>
           <w:rPr>
@@ -10645,7 +10645,7 @@
           <w14:ligatures w14:val="standardContextual"/>
         </w:rPr>
       </w:pPr>
-      <w:hyperlink w:anchor="_Toc242845020" w:history="1">
+      <w:hyperlink w:anchor="_Toc242851750" w:history="1">
         <w:r>
           <w:rPr>
             <w:rStyle w:val="Collegamentoipertestuale"/>
@@ -10690,7 +10690,7 @@
             <w:noProof/>
             <w:webHidden/>
           </w:rPr>
-          <w:instrText xml:space="preserve"> PAGEREF _Toc242845020 \h </w:instrText>
+          <w:instrText xml:space="preserve"> PAGEREF _Toc242851750 \h </w:instrText>
         </w:r>
         <w:r>
           <w:rPr>
@@ -10737,7 +10737,7 @@
           <w14:ligatures w14:val="standardContextual"/>
         </w:rPr>
       </w:pPr>
-      <w:hyperlink w:anchor="_Toc242845021" w:history="1">
+      <w:hyperlink w:anchor="_Toc242851751" w:history="1">
         <w:r>
           <w:rPr>
             <w:rStyle w:val="Collegamentoipertestuale"/>
@@ -10782,7 +10782,7 @@
             <w:noProof/>
             <w:webHidden/>
           </w:rPr>
-          <w:instrText xml:space="preserve"> PAGEREF _Toc242845021 \h </w:instrText>
+          <w:instrText xml:space="preserve"> PAGEREF _Toc242851751 \h </w:instrText>
         </w:r>
         <w:r>
           <w:rPr>
@@ -10829,7 +10829,7 @@
           <w14:ligatures w14:val="standardContextual"/>
         </w:rPr>
       </w:pPr>
-      <w:hyperlink w:anchor="_Toc242845022" w:history="1">
+      <w:hyperlink w:anchor="_Toc242851752" w:history="1">
         <w:r>
           <w:rPr>
             <w:rStyle w:val="Collegamentoipertestuale"/>
@@ -10874,7 +10874,7 @@
             <w:noProof/>
             <w:webHidden/>
           </w:rPr>
-          <w:instrText xml:space="preserve"> PAGEREF _Toc242845022 \h </w:instrText>
+          <w:instrText xml:space="preserve"> PAGEREF _Toc242851752 \h </w:instrText>
         </w:r>
         <w:r>
           <w:rPr>
@@ -10921,7 +10921,7 @@
           <w14:ligatures w14:val="standardContextual"/>
         </w:rPr>
       </w:pPr>
-      <w:hyperlink w:anchor="_Toc242845023" w:history="1">
+      <w:hyperlink w:anchor="_Toc242851753" w:history="1">
         <w:r>
           <w:rPr>
             <w:rStyle w:val="Collegamentoipertestuale"/>
@@ -10966,7 +10966,7 @@
             <w:noProof/>
             <w:webHidden/>
           </w:rPr>
-          <w:instrText xml:space="preserve"> PAGEREF _Toc242845023 \h </w:instrText>
+          <w:instrText xml:space="preserve"> PAGEREF _Toc242851753 \h </w:instrText>
         </w:r>
         <w:r>
           <w:rPr>
@@ -11013,7 +11013,7 @@
           <w14:ligatures w14:val="standardContextual"/>
         </w:rPr>
       </w:pPr>
-      <w:hyperlink w:anchor="_Toc242845024" w:history="1">
+      <w:hyperlink w:anchor="_Toc242851754" w:history="1">
         <w:r>
           <w:rPr>
             <w:rStyle w:val="Collegamentoipertestuale"/>
@@ -11058,7 +11058,7 @@
             <w:noProof/>
             <w:webHidden/>
           </w:rPr>
-          <w:instrText xml:space="preserve"> PAGEREF _Toc242845024 \h </w:instrText>
+          <w:instrText xml:space="preserve"> PAGEREF _Toc242851754 \h </w:instrText>
         </w:r>
         <w:r>
           <w:rPr>
@@ -11078,7 +11078,7 @@
             <w:noProof/>
             <w:webHidden/>
           </w:rPr>
-          <w:t>50</w:t>
+          <w:t>51</w:t>
         </w:r>
         <w:r>
           <w:rPr>
@@ -11105,7 +11105,7 @@
           <w14:ligatures w14:val="standardContextual"/>
         </w:rPr>
       </w:pPr>
-      <w:hyperlink w:anchor="_Toc242845025" w:history="1">
+      <w:hyperlink w:anchor="_Toc242851755" w:history="1">
         <w:r>
           <w:rPr>
             <w:rStyle w:val="Collegamentoipertestuale"/>
@@ -11150,7 +11150,7 @@
             <w:noProof/>
             <w:webHidden/>
           </w:rPr>
-          <w:instrText xml:space="preserve"> PAGEREF _Toc242845025 \h </w:instrText>
+          <w:instrText xml:space="preserve"> PAGEREF _Toc242851755 \h </w:instrText>
         </w:r>
         <w:r>
           <w:rPr>
@@ -11196,7 +11196,7 @@
           <w14:ligatures w14:val="standardContextual"/>
         </w:rPr>
       </w:pPr>
-      <w:hyperlink w:anchor="_Toc242845026" w:history="1">
+      <w:hyperlink w:anchor="_Toc242851756" w:history="1">
         <w:r>
           <w:rPr>
             <w:rStyle w:val="Collegamentoipertestuale"/>
@@ -11244,7 +11244,7 @@
             <w:noProof/>
             <w:webHidden/>
           </w:rPr>
-          <w:instrText xml:space="preserve"> PAGEREF _Toc242845026 \h </w:instrText>
+          <w:instrText xml:space="preserve"> PAGEREF _Toc242851756 \h </w:instrText>
         </w:r>
         <w:r>
           <w:rPr>
@@ -11264,7 +11264,7 @@
             <w:noProof/>
             <w:webHidden/>
           </w:rPr>
-          <w:t>52</w:t>
+          <w:t>53</w:t>
         </w:r>
         <w:r>
           <w:rPr>
@@ -11291,7 +11291,7 @@
           <w14:ligatures w14:val="standardContextual"/>
         </w:rPr>
       </w:pPr>
-      <w:hyperlink w:anchor="_Toc242845027" w:history="1">
+      <w:hyperlink w:anchor="_Toc242851757" w:history="1">
         <w:r>
           <w:rPr>
             <w:rStyle w:val="Collegamentoipertestuale"/>
@@ -11336,7 +11336,7 @@
             <w:noProof/>
             <w:webHidden/>
           </w:rPr>
-          <w:instrText xml:space="preserve"> PAGEREF _Toc242845027 \h </w:instrText>
+          <w:instrText xml:space="preserve"> PAGEREF _Toc242851757 \h </w:instrText>
         </w:r>
         <w:r>
           <w:rPr>
@@ -11356,7 +11356,7 @@
             <w:noProof/>
             <w:webHidden/>
           </w:rPr>
-          <w:t>52</w:t>
+          <w:t>53</w:t>
         </w:r>
         <w:r>
           <w:rPr>
@@ -11383,7 +11383,7 @@
           <w14:ligatures w14:val="standardContextual"/>
         </w:rPr>
       </w:pPr>
-      <w:hyperlink w:anchor="_Toc242845028" w:history="1">
+      <w:hyperlink w:anchor="_Toc242851758" w:history="1">
         <w:r>
           <w:rPr>
             <w:rStyle w:val="Collegamentoipertestuale"/>
@@ -11428,7 +11428,7 @@
             <w:noProof/>
             <w:webHidden/>
           </w:rPr>
-          <w:instrText xml:space="preserve"> PAGEREF _Toc242845028 \h </w:instrText>
+          <w:instrText xml:space="preserve"> PAGEREF _Toc242851758 \h </w:instrText>
         </w:r>
         <w:r>
           <w:rPr>
@@ -11448,7 +11448,7 @@
             <w:noProof/>
             <w:webHidden/>
           </w:rPr>
-          <w:t>52</w:t>
+          <w:t>53</w:t>
         </w:r>
         <w:r>
           <w:rPr>
@@ -11475,7 +11475,7 @@
           <w14:ligatures w14:val="standardContextual"/>
         </w:rPr>
       </w:pPr>
-      <w:hyperlink w:anchor="_Toc242845029" w:history="1">
+      <w:hyperlink w:anchor="_Toc242851759" w:history="1">
         <w:r>
           <w:rPr>
             <w:rStyle w:val="Collegamentoipertestuale"/>
@@ -11520,7 +11520,7 @@
             <w:noProof/>
             <w:webHidden/>
           </w:rPr>
-          <w:instrText xml:space="preserve"> PAGEREF _Toc242845029 \h </w:instrText>
+          <w:instrText xml:space="preserve"> PAGEREF _Toc242851759 \h </w:instrText>
         </w:r>
         <w:r>
           <w:rPr>
@@ -11567,7 +11567,7 @@
           <w14:ligatures w14:val="standardContextual"/>
         </w:rPr>
       </w:pPr>
-      <w:hyperlink w:anchor="_Toc242845030" w:history="1">
+      <w:hyperlink w:anchor="_Toc242851760" w:history="1">
         <w:r>
           <w:rPr>
             <w:rStyle w:val="Collegamentoipertestuale"/>
@@ -11612,7 +11612,7 @@
             <w:noProof/>
             <w:webHidden/>
           </w:rPr>
-          <w:instrText xml:space="preserve"> PAGEREF _Toc242845030 \h </w:instrText>
+          <w:instrText xml:space="preserve"> PAGEREF _Toc242851760 \h </w:instrText>
         </w:r>
         <w:r>
           <w:rPr>
@@ -11632,7 +11632,7 @@
             <w:noProof/>
             <w:webHidden/>
           </w:rPr>
-          <w:t>53</w:t>
+          <w:t>54</w:t>
         </w:r>
         <w:r>
           <w:rPr>
@@ -11659,7 +11659,7 @@
           <w14:ligatures w14:val="standardContextual"/>
         </w:rPr>
       </w:pPr>
-      <w:hyperlink w:anchor="_Toc242845031" w:history="1">
+      <w:hyperlink w:anchor="_Toc242851761" w:history="1">
         <w:r>
           <w:rPr>
             <w:rStyle w:val="Collegamentoipertestuale"/>
@@ -11704,7 +11704,7 @@
             <w:noProof/>
             <w:webHidden/>
           </w:rPr>
-          <w:instrText xml:space="preserve"> PAGEREF _Toc242845031 \h </w:instrText>
+          <w:instrText xml:space="preserve"> PAGEREF _Toc242851761 \h </w:instrText>
         </w:r>
         <w:r>
           <w:rPr>
@@ -11751,7 +11751,7 @@
           <w14:ligatures w14:val="standardContextual"/>
         </w:rPr>
       </w:pPr>
-      <w:hyperlink w:anchor="_Toc242845032" w:history="1">
+      <w:hyperlink w:anchor="_Toc242851762" w:history="1">
         <w:r>
           <w:rPr>
             <w:rStyle w:val="Collegamentoipertestuale"/>
@@ -11796,7 +11796,7 @@
             <w:noProof/>
             <w:webHidden/>
           </w:rPr>
-          <w:instrText xml:space="preserve"> PAGEREF _Toc242845032 \h </w:instrText>
+          <w:instrText xml:space="preserve"> PAGEREF _Toc242851762 \h </w:instrText>
         </w:r>
         <w:r>
           <w:rPr>
@@ -11843,7 +11843,7 @@
           <w14:ligatures w14:val="standardContextual"/>
         </w:rPr>
       </w:pPr>
-      <w:hyperlink w:anchor="_Toc242845033" w:history="1">
+      <w:hyperlink w:anchor="_Toc242851763" w:history="1">
         <w:r>
           <w:rPr>
             <w:rStyle w:val="Collegamentoipertestuale"/>
@@ -11888,7 +11888,7 @@
             <w:noProof/>
             <w:webHidden/>
           </w:rPr>
-          <w:instrText xml:space="preserve"> PAGEREF _Toc242845033 \h </w:instrText>
+          <w:instrText xml:space="preserve"> PAGEREF _Toc242851763 \h </w:instrText>
         </w:r>
         <w:r>
           <w:rPr>
@@ -11908,7 +11908,7 @@
             <w:noProof/>
             <w:webHidden/>
           </w:rPr>
-          <w:t>54</w:t>
+          <w:t>55</w:t>
         </w:r>
         <w:r>
           <w:rPr>
@@ -11934,7 +11934,7 @@
           <w14:ligatures w14:val="standardContextual"/>
         </w:rPr>
       </w:pPr>
-      <w:hyperlink w:anchor="_Toc242845034" w:history="1">
+      <w:hyperlink w:anchor="_Toc242851764" w:history="1">
         <w:r>
           <w:rPr>
             <w:rStyle w:val="Collegamentoipertestuale"/>
@@ -11982,7 +11982,7 @@
             <w:noProof/>
             <w:webHidden/>
           </w:rPr>
-          <w:instrText xml:space="preserve"> PAGEREF _Toc242845034 \h </w:instrText>
+          <w:instrText xml:space="preserve"> PAGEREF _Toc242851764 \h </w:instrText>
         </w:r>
         <w:r>
           <w:rPr>
@@ -12002,7 +12002,7 @@
             <w:noProof/>
             <w:webHidden/>
           </w:rPr>
-          <w:t>54</w:t>
+          <w:t>55</w:t>
         </w:r>
         <w:r>
           <w:rPr>
@@ -12029,7 +12029,7 @@
           <w14:ligatures w14:val="standardContextual"/>
         </w:rPr>
       </w:pPr>
-      <w:hyperlink w:anchor="_Toc242845035" w:history="1">
+      <w:hyperlink w:anchor="_Toc242851765" w:history="1">
         <w:r>
           <w:rPr>
             <w:rStyle w:val="Collegamentoipertestuale"/>
@@ -12074,7 +12074,7 @@
             <w:noProof/>
             <w:webHidden/>
           </w:rPr>
-          <w:instrText xml:space="preserve"> PAGEREF _Toc242845035 \h </w:instrText>
+          <w:instrText xml:space="preserve"> PAGEREF _Toc242851765 \h </w:instrText>
         </w:r>
         <w:r>
           <w:rPr>
@@ -12094,7 +12094,7 @@
             <w:noProof/>
             <w:webHidden/>
           </w:rPr>
-          <w:t>54</w:t>
+          <w:t>55</w:t>
         </w:r>
         <w:r>
           <w:rPr>
@@ -12121,7 +12121,7 @@
           <w14:ligatures w14:val="standardContextual"/>
         </w:rPr>
       </w:pPr>
-      <w:hyperlink w:anchor="_Toc242845036" w:history="1">
+      <w:hyperlink w:anchor="_Toc242851766" w:history="1">
         <w:r>
           <w:rPr>
             <w:rStyle w:val="Collegamentoipertestuale"/>
@@ -12166,7 +12166,7 @@
             <w:noProof/>
             <w:webHidden/>
           </w:rPr>
-          <w:instrText xml:space="preserve"> PAGEREF _Toc242845036 \h </w:instrText>
+          <w:instrText xml:space="preserve"> PAGEREF _Toc242851766 \h </w:instrText>
         </w:r>
         <w:r>
           <w:rPr>
@@ -12213,7 +12213,7 @@
           <w14:ligatures w14:val="standardContextual"/>
         </w:rPr>
       </w:pPr>
-      <w:hyperlink w:anchor="_Toc242845037" w:history="1">
+      <w:hyperlink w:anchor="_Toc242851767" w:history="1">
         <w:r>
           <w:rPr>
             <w:rStyle w:val="Collegamentoipertestuale"/>
@@ -12258,7 +12258,7 @@
             <w:noProof/>
             <w:webHidden/>
           </w:rPr>
-          <w:instrText xml:space="preserve"> PAGEREF _Toc242845037 \h </w:instrText>
+          <w:instrText xml:space="preserve"> PAGEREF _Toc242851767 \h </w:instrText>
         </w:r>
         <w:r>
           <w:rPr>
@@ -12278,7 +12278,7 @@
             <w:noProof/>
             <w:webHidden/>
           </w:rPr>
-          <w:t>55</w:t>
+          <w:t>56</w:t>
         </w:r>
         <w:r>
           <w:rPr>
@@ -12305,7 +12305,7 @@
           <w14:ligatures w14:val="standardContextual"/>
         </w:rPr>
       </w:pPr>
-      <w:hyperlink w:anchor="_Toc242845038" w:history="1">
+      <w:hyperlink w:anchor="_Toc242851768" w:history="1">
         <w:r>
           <w:rPr>
             <w:rStyle w:val="Collegamentoipertestuale"/>
@@ -12350,7 +12350,7 @@
             <w:noProof/>
             <w:webHidden/>
           </w:rPr>
-          <w:instrText xml:space="preserve"> PAGEREF _Toc242845038 \h </w:instrText>
+          <w:instrText xml:space="preserve"> PAGEREF _Toc242851768 \h </w:instrText>
         </w:r>
         <w:r>
           <w:rPr>
@@ -12397,7 +12397,7 @@
           <w14:ligatures w14:val="standardContextual"/>
         </w:rPr>
       </w:pPr>
-      <w:hyperlink w:anchor="_Toc242845039" w:history="1">
+      <w:hyperlink w:anchor="_Toc242851769" w:history="1">
         <w:r>
           <w:rPr>
             <w:rStyle w:val="Collegamentoipertestuale"/>
@@ -12442,7 +12442,7 @@
             <w:noProof/>
             <w:webHidden/>
           </w:rPr>
-          <w:instrText xml:space="preserve"> PAGEREF _Toc242845039 \h </w:instrText>
+          <w:instrText xml:space="preserve"> PAGEREF _Toc242851769 \h </w:instrText>
         </w:r>
         <w:r>
           <w:rPr>
@@ -12462,7 +12462,7 @@
             <w:noProof/>
             <w:webHidden/>
           </w:rPr>
-          <w:t>56</w:t>
+          <w:t>57</w:t>
         </w:r>
         <w:r>
           <w:rPr>
@@ -12489,7 +12489,7 @@
           <w14:ligatures w14:val="standardContextual"/>
         </w:rPr>
       </w:pPr>
-      <w:hyperlink w:anchor="_Toc242845040" w:history="1">
+      <w:hyperlink w:anchor="_Toc242851770" w:history="1">
         <w:r>
           <w:rPr>
             <w:rStyle w:val="Collegamentoipertestuale"/>
@@ -12534,7 +12534,7 @@
             <w:noProof/>
             <w:webHidden/>
           </w:rPr>
-          <w:instrText xml:space="preserve"> PAGEREF _Toc242845040 \h </w:instrText>
+          <w:instrText xml:space="preserve"> PAGEREF _Toc242851770 \h </w:instrText>
         </w:r>
         <w:r>
           <w:rPr>
@@ -12554,7 +12554,7 @@
             <w:noProof/>
             <w:webHidden/>
           </w:rPr>
-          <w:t>56</w:t>
+          <w:t>57</w:t>
         </w:r>
         <w:r>
           <w:rPr>
@@ -12581,7 +12581,7 @@
           <w14:ligatures w14:val="standardContextual"/>
         </w:rPr>
       </w:pPr>
-      <w:hyperlink w:anchor="_Toc242845041" w:history="1">
+      <w:hyperlink w:anchor="_Toc242851771" w:history="1">
         <w:r>
           <w:rPr>
             <w:rStyle w:val="Collegamentoipertestuale"/>
@@ -12626,7 +12626,7 @@
             <w:noProof/>
             <w:webHidden/>
           </w:rPr>
-          <w:instrText xml:space="preserve"> PAGEREF _Toc242845041 \h </w:instrText>
+          <w:instrText xml:space="preserve"> PAGEREF _Toc242851771 \h </w:instrText>
         </w:r>
         <w:r>
           <w:rPr>
@@ -12673,7 +12673,7 @@
           <w14:ligatures w14:val="standardContextual"/>
         </w:rPr>
       </w:pPr>
-      <w:hyperlink w:anchor="_Toc242845042" w:history="1">
+      <w:hyperlink w:anchor="_Toc242851772" w:history="1">
         <w:r>
           <w:rPr>
             <w:rStyle w:val="Collegamentoipertestuale"/>
@@ -12718,7 +12718,7 @@
             <w:noProof/>
             <w:webHidden/>
           </w:rPr>
-          <w:instrText xml:space="preserve"> PAGEREF _Toc242845042 \h </w:instrText>
+          <w:instrText xml:space="preserve"> PAGEREF _Toc242851772 \h </w:instrText>
         </w:r>
         <w:r>
           <w:rPr>
@@ -12738,7 +12738,7 @@
             <w:noProof/>
             <w:webHidden/>
           </w:rPr>
-          <w:t>57</w:t>
+          <w:t>58</w:t>
         </w:r>
         <w:r>
           <w:rPr>
@@ -12765,7 +12765,7 @@
           <w14:ligatures w14:val="standardContextual"/>
         </w:rPr>
       </w:pPr>
-      <w:hyperlink w:anchor="_Toc242845043" w:history="1">
+      <w:hyperlink w:anchor="_Toc242851773" w:history="1">
         <w:r>
           <w:rPr>
             <w:rStyle w:val="Collegamentoipertestuale"/>
@@ -12810,7 +12810,7 @@
             <w:noProof/>
             <w:webHidden/>
           </w:rPr>
-          <w:instrText xml:space="preserve"> PAGEREF _Toc242845043 \h </w:instrText>
+          <w:instrText xml:space="preserve"> PAGEREF _Toc242851773 \h </w:instrText>
         </w:r>
         <w:r>
           <w:rPr>
@@ -12830,7 +12830,7 @@
             <w:noProof/>
             <w:webHidden/>
           </w:rPr>
-          <w:t>57</w:t>
+          <w:t>58</w:t>
         </w:r>
         <w:r>
           <w:rPr>
@@ -12857,7 +12857,7 @@
           <w14:ligatures w14:val="standardContextual"/>
         </w:rPr>
       </w:pPr>
-      <w:hyperlink w:anchor="_Toc242845044" w:history="1">
+      <w:hyperlink w:anchor="_Toc242851774" w:history="1">
         <w:r>
           <w:rPr>
             <w:rStyle w:val="Collegamentoipertestuale"/>
@@ -12902,7 +12902,7 @@
             <w:noProof/>
             <w:webHidden/>
           </w:rPr>
-          <w:instrText xml:space="preserve"> PAGEREF _Toc242845044 \h </w:instrText>
+          <w:instrText xml:space="preserve"> PAGEREF _Toc242851774 \h </w:instrText>
         </w:r>
         <w:r>
           <w:rPr>
@@ -12949,7 +12949,7 @@
           <w14:ligatures w14:val="standardContextual"/>
         </w:rPr>
       </w:pPr>
-      <w:hyperlink w:anchor="_Toc242845045" w:history="1">
+      <w:hyperlink w:anchor="_Toc242851775" w:history="1">
         <w:r>
           <w:rPr>
             <w:rStyle w:val="Collegamentoipertestuale"/>
@@ -12994,7 +12994,7 @@
             <w:noProof/>
             <w:webHidden/>
           </w:rPr>
-          <w:instrText xml:space="preserve"> PAGEREF _Toc242845045 \h </w:instrText>
+          <w:instrText xml:space="preserve"> PAGEREF _Toc242851775 \h </w:instrText>
         </w:r>
         <w:r>
           <w:rPr>
@@ -13014,7 +13014,7 @@
             <w:noProof/>
             <w:webHidden/>
           </w:rPr>
-          <w:t>58</w:t>
+          <w:t>59</w:t>
         </w:r>
         <w:r>
           <w:rPr>
@@ -13041,7 +13041,7 @@
           <w14:ligatures w14:val="standardContextual"/>
         </w:rPr>
       </w:pPr>
-      <w:hyperlink w:anchor="_Toc242845046" w:history="1">
+      <w:hyperlink w:anchor="_Toc242851776" w:history="1">
         <w:r>
           <w:rPr>
             <w:rStyle w:val="Collegamentoipertestuale"/>
@@ -13086,7 +13086,7 @@
             <w:noProof/>
             <w:webHidden/>
           </w:rPr>
-          <w:instrText xml:space="preserve"> PAGEREF _Toc242845046 \h </w:instrText>
+          <w:instrText xml:space="preserve"> PAGEREF _Toc242851776 \h </w:instrText>
         </w:r>
         <w:r>
           <w:rPr>
@@ -13133,7 +13133,7 @@
           <w14:ligatures w14:val="standardContextual"/>
         </w:rPr>
       </w:pPr>
-      <w:hyperlink w:anchor="_Toc242845047" w:history="1">
+      <w:hyperlink w:anchor="_Toc242851777" w:history="1">
         <w:r>
           <w:rPr>
             <w:rStyle w:val="Collegamentoipertestuale"/>
@@ -13178,7 +13178,7 @@
             <w:noProof/>
             <w:webHidden/>
           </w:rPr>
-          <w:instrText xml:space="preserve"> PAGEREF _Toc242845047 \h </w:instrText>
+          <w:instrText xml:space="preserve"> PAGEREF _Toc242851777 \h </w:instrText>
         </w:r>
         <w:r>
           <w:rPr>
@@ -13198,7 +13198,7 @@
             <w:noProof/>
             <w:webHidden/>
           </w:rPr>
-          <w:t>59</w:t>
+          <w:t>60</w:t>
         </w:r>
         <w:r>
           <w:rPr>
@@ -13225,7 +13225,7 @@
           <w14:ligatures w14:val="standardContextual"/>
         </w:rPr>
       </w:pPr>
-      <w:hyperlink w:anchor="_Toc242845048" w:history="1">
+      <w:hyperlink w:anchor="_Toc242851778" w:history="1">
         <w:r>
           <w:rPr>
             <w:rStyle w:val="Collegamentoipertestuale"/>
@@ -13270,7 +13270,7 @@
             <w:noProof/>
             <w:webHidden/>
           </w:rPr>
-          <w:instrText xml:space="preserve"> PAGEREF _Toc242845048 \h </w:instrText>
+          <w:instrText xml:space="preserve"> PAGEREF _Toc242851778 \h </w:instrText>
         </w:r>
         <w:r>
           <w:rPr>
@@ -13317,7 +13317,7 @@
           <w14:ligatures w14:val="standardContextual"/>
         </w:rPr>
       </w:pPr>
-      <w:hyperlink w:anchor="_Toc242845049" w:history="1">
+      <w:hyperlink w:anchor="_Toc242851779" w:history="1">
         <w:r>
           <w:rPr>
             <w:rStyle w:val="Collegamentoipertestuale"/>
@@ -13362,7 +13362,7 @@
             <w:noProof/>
             <w:webHidden/>
           </w:rPr>
-          <w:instrText xml:space="preserve"> PAGEREF _Toc242845049 \h </w:instrText>
+          <w:instrText xml:space="preserve"> PAGEREF _Toc242851779 \h </w:instrText>
         </w:r>
         <w:r>
           <w:rPr>
@@ -13382,7 +13382,7 @@
             <w:noProof/>
             <w:webHidden/>
           </w:rPr>
-          <w:t>60</w:t>
+          <w:t>61</w:t>
         </w:r>
         <w:r>
           <w:rPr>
@@ -13409,7 +13409,7 @@
           <w14:ligatures w14:val="standardContextual"/>
         </w:rPr>
       </w:pPr>
-      <w:hyperlink w:anchor="_Toc242845050" w:history="1">
+      <w:hyperlink w:anchor="_Toc242851780" w:history="1">
         <w:r>
           <w:rPr>
             <w:rStyle w:val="Collegamentoipertestuale"/>
@@ -13454,7 +13454,7 @@
             <w:noProof/>
             <w:webHidden/>
           </w:rPr>
-          <w:instrText xml:space="preserve"> PAGEREF _Toc242845050 \h </w:instrText>
+          <w:instrText xml:space="preserve"> PAGEREF _Toc242851780 \h </w:instrText>
         </w:r>
         <w:r>
           <w:rPr>
@@ -13474,7 +13474,7 @@
             <w:noProof/>
             <w:webHidden/>
           </w:rPr>
-          <w:t>61</w:t>
+          <w:t>62</w:t>
         </w:r>
         <w:r>
           <w:rPr>
@@ -13501,7 +13501,7 @@
           <w14:ligatures w14:val="standardContextual"/>
         </w:rPr>
       </w:pPr>
-      <w:hyperlink w:anchor="_Toc242845051" w:history="1">
+      <w:hyperlink w:anchor="_Toc242851781" w:history="1">
         <w:r>
           <w:rPr>
             <w:rStyle w:val="Collegamentoipertestuale"/>
@@ -13546,7 +13546,7 @@
             <w:noProof/>
             <w:webHidden/>
           </w:rPr>
-          <w:instrText xml:space="preserve"> PAGEREF _Toc242845051 \h </w:instrText>
+          <w:instrText xml:space="preserve"> PAGEREF _Toc242851781 \h </w:instrText>
         </w:r>
         <w:r>
           <w:rPr>
@@ -13592,7 +13592,7 @@
           <w14:ligatures w14:val="standardContextual"/>
         </w:rPr>
       </w:pPr>
-      <w:hyperlink w:anchor="_Toc242845052" w:history="1">
+      <w:hyperlink w:anchor="_Toc242851782" w:history="1">
         <w:r>
           <w:rPr>
             <w:rStyle w:val="Collegamentoipertestuale"/>
@@ -13640,7 +13640,7 @@
             <w:noProof/>
             <w:webHidden/>
           </w:rPr>
-          <w:instrText xml:space="preserve"> PAGEREF _Toc242845052 \h </w:instrText>
+          <w:instrText xml:space="preserve"> PAGEREF _Toc242851782 \h </w:instrText>
         </w:r>
         <w:r>
           <w:rPr>
@@ -13660,7 +13660,7 @@
             <w:noProof/>
             <w:webHidden/>
           </w:rPr>
-          <w:t>62</w:t>
+          <w:t>63</w:t>
         </w:r>
         <w:r>
           <w:rPr>
@@ -13687,7 +13687,7 @@
           <w14:ligatures w14:val="standardContextual"/>
         </w:rPr>
       </w:pPr>
-      <w:hyperlink w:anchor="_Toc242845053" w:history="1">
+      <w:hyperlink w:anchor="_Toc242851783" w:history="1">
         <w:r>
           <w:rPr>
             <w:rStyle w:val="Collegamentoipertestuale"/>
@@ -13732,7 +13732,7 @@
             <w:noProof/>
             <w:webHidden/>
           </w:rPr>
-          <w:instrText xml:space="preserve"> PAGEREF _Toc242845053 \h </w:instrText>
+          <w:instrText xml:space="preserve"> PAGEREF _Toc242851783 \h </w:instrText>
         </w:r>
         <w:r>
           <w:rPr>
@@ -13752,7 +13752,7 @@
             <w:noProof/>
             <w:webHidden/>
           </w:rPr>
-          <w:t>62</w:t>
+          <w:t>63</w:t>
         </w:r>
         <w:r>
           <w:rPr>
@@ -13779,7 +13779,7 @@
           <w14:ligatures w14:val="standardContextual"/>
         </w:rPr>
       </w:pPr>
-      <w:hyperlink w:anchor="_Toc242845054" w:history="1">
+      <w:hyperlink w:anchor="_Toc242851784" w:history="1">
         <w:r>
           <w:rPr>
             <w:rStyle w:val="Collegamentoipertestuale"/>
@@ -13824,7 +13824,7 @@
             <w:noProof/>
             <w:webHidden/>
           </w:rPr>
-          <w:instrText xml:space="preserve"> PAGEREF _Toc242845054 \h </w:instrText>
+          <w:instrText xml:space="preserve"> PAGEREF _Toc242851784 \h </w:instrText>
         </w:r>
         <w:r>
           <w:rPr>
@@ -13844,7 +13844,7 @@
             <w:noProof/>
             <w:webHidden/>
           </w:rPr>
-          <w:t>62</w:t>
+          <w:t>63</w:t>
         </w:r>
         <w:r>
           <w:rPr>
@@ -13871,7 +13871,7 @@
           <w14:ligatures w14:val="standardContextual"/>
         </w:rPr>
       </w:pPr>
-      <w:hyperlink w:anchor="_Toc242845055" w:history="1">
+      <w:hyperlink w:anchor="_Toc242851785" w:history="1">
         <w:r>
           <w:rPr>
             <w:rStyle w:val="Collegamentoipertestuale"/>
@@ -13916,7 +13916,7 @@
             <w:noProof/>
             <w:webHidden/>
           </w:rPr>
-          <w:instrText xml:space="preserve"> PAGEREF _Toc242845055 \h </w:instrText>
+          <w:instrText xml:space="preserve"> PAGEREF _Toc242851785 \h </w:instrText>
         </w:r>
         <w:r>
           <w:rPr>
@@ -13962,7 +13962,7 @@
           <w14:ligatures w14:val="standardContextual"/>
         </w:rPr>
       </w:pPr>
-      <w:hyperlink w:anchor="_Toc242845056" w:history="1">
+      <w:hyperlink w:anchor="_Toc242851786" w:history="1">
         <w:r>
           <w:rPr>
             <w:rStyle w:val="Collegamentoipertestuale"/>
@@ -14010,7 +14010,7 @@
             <w:noProof/>
             <w:webHidden/>
           </w:rPr>
-          <w:instrText xml:space="preserve"> PAGEREF _Toc242845056 \h </w:instrText>
+          <w:instrText xml:space="preserve"> PAGEREF _Toc242851786 \h </w:instrText>
         </w:r>
         <w:r>
           <w:rPr>
@@ -14057,7 +14057,7 @@
           <w14:ligatures w14:val="standardContextual"/>
         </w:rPr>
       </w:pPr>
-      <w:hyperlink w:anchor="_Toc242845057" w:history="1">
+      <w:hyperlink w:anchor="_Toc242851787" w:history="1">
         <w:r>
           <w:rPr>
             <w:rStyle w:val="Collegamentoipertestuale"/>
@@ -14102,7 +14102,7 @@
             <w:noProof/>
             <w:webHidden/>
           </w:rPr>
-          <w:instrText xml:space="preserve"> PAGEREF _Toc242845057 \h </w:instrText>
+          <w:instrText xml:space="preserve"> PAGEREF _Toc242851787 \h </w:instrText>
         </w:r>
         <w:r>
           <w:rPr>
@@ -14149,7 +14149,7 @@
           <w14:ligatures w14:val="standardContextual"/>
         </w:rPr>
       </w:pPr>
-      <w:hyperlink w:anchor="_Toc242845058" w:history="1">
+      <w:hyperlink w:anchor="_Toc242851788" w:history="1">
         <w:r>
           <w:rPr>
             <w:rStyle w:val="Collegamentoipertestuale"/>
@@ -14194,7 +14194,7 @@
             <w:noProof/>
             <w:webHidden/>
           </w:rPr>
-          <w:instrText xml:space="preserve"> PAGEREF _Toc242845058 \h </w:instrText>
+          <w:instrText xml:space="preserve"> PAGEREF _Toc242851788 \h </w:instrText>
         </w:r>
         <w:r>
           <w:rPr>
@@ -14241,7 +14241,7 @@
           <w14:ligatures w14:val="standardContextual"/>
         </w:rPr>
       </w:pPr>
-      <w:hyperlink w:anchor="_Toc242845059" w:history="1">
+      <w:hyperlink w:anchor="_Toc242851789" w:history="1">
         <w:r>
           <w:rPr>
             <w:rStyle w:val="Collegamentoipertestuale"/>
@@ -14286,7 +14286,7 @@
             <w:noProof/>
             <w:webHidden/>
           </w:rPr>
-          <w:instrText xml:space="preserve"> PAGEREF _Toc242845059 \h </w:instrText>
+          <w:instrText xml:space="preserve"> PAGEREF _Toc242851789 \h </w:instrText>
         </w:r>
         <w:r>
           <w:rPr>
@@ -14306,7 +14306,7 @@
             <w:noProof/>
             <w:webHidden/>
           </w:rPr>
-          <w:t>63</w:t>
+          <w:t>64</w:t>
         </w:r>
         <w:r>
           <w:rPr>
@@ -14332,7 +14332,7 @@
           <w14:ligatures w14:val="standardContextual"/>
         </w:rPr>
       </w:pPr>
-      <w:hyperlink w:anchor="_Toc242845060" w:history="1">
+      <w:hyperlink w:anchor="_Toc242851790" w:history="1">
         <w:r>
           <w:rPr>
             <w:rStyle w:val="Collegamentoipertestuale"/>
@@ -14380,7 +14380,7 @@
             <w:noProof/>
             <w:webHidden/>
           </w:rPr>
-          <w:instrText xml:space="preserve"> PAGEREF _Toc242845060 \h </w:instrText>
+          <w:instrText xml:space="preserve"> PAGEREF _Toc242851790 \h </w:instrText>
         </w:r>
         <w:r>
           <w:rPr>
@@ -14400,7 +14400,7 @@
             <w:noProof/>
             <w:webHidden/>
           </w:rPr>
-          <w:t>63</w:t>
+          <w:t>64</w:t>
         </w:r>
         <w:r>
           <w:rPr>
@@ -14427,7 +14427,7 @@
           <w14:ligatures w14:val="standardContextual"/>
         </w:rPr>
       </w:pPr>
-      <w:hyperlink w:anchor="_Toc242845061" w:history="1">
+      <w:hyperlink w:anchor="_Toc242851791" w:history="1">
         <w:r>
           <w:rPr>
             <w:rStyle w:val="Collegamentoipertestuale"/>
@@ -14472,7 +14472,7 @@
             <w:noProof/>
             <w:webHidden/>
           </w:rPr>
-          <w:instrText xml:space="preserve"> PAGEREF _Toc242845061 \h </w:instrText>
+          <w:instrText xml:space="preserve"> PAGEREF _Toc242851791 \h </w:instrText>
         </w:r>
         <w:r>
           <w:rPr>
@@ -14519,7 +14519,7 @@
           <w14:ligatures w14:val="standardContextual"/>
         </w:rPr>
       </w:pPr>
-      <w:hyperlink w:anchor="_Toc242845062" w:history="1">
+      <w:hyperlink w:anchor="_Toc242851792" w:history="1">
         <w:r>
           <w:rPr>
             <w:rStyle w:val="Collegamentoipertestuale"/>
@@ -14564,7 +14564,7 @@
             <w:noProof/>
             <w:webHidden/>
           </w:rPr>
-          <w:instrText xml:space="preserve"> PAGEREF _Toc242845062 \h </w:instrText>
+          <w:instrText xml:space="preserve"> PAGEREF _Toc242851792 \h </w:instrText>
         </w:r>
         <w:r>
           <w:rPr>
@@ -14611,7 +14611,7 @@
           <w14:ligatures w14:val="standardContextual"/>
         </w:rPr>
       </w:pPr>
-      <w:hyperlink w:anchor="_Toc242845063" w:history="1">
+      <w:hyperlink w:anchor="_Toc242851793" w:history="1">
         <w:r>
           <w:rPr>
             <w:rStyle w:val="Collegamentoipertestuale"/>
@@ -14656,7 +14656,7 @@
             <w:noProof/>
             <w:webHidden/>
           </w:rPr>
-          <w:instrText xml:space="preserve"> PAGEREF _Toc242845063 \h </w:instrText>
+          <w:instrText xml:space="preserve"> PAGEREF _Toc242851793 \h </w:instrText>
         </w:r>
         <w:r>
           <w:rPr>
@@ -14703,7 +14703,7 @@
           <w14:ligatures w14:val="standardContextual"/>
         </w:rPr>
       </w:pPr>
-      <w:hyperlink w:anchor="_Toc242845064" w:history="1">
+      <w:hyperlink w:anchor="_Toc242851794" w:history="1">
         <w:r>
           <w:rPr>
             <w:rStyle w:val="Collegamentoipertestuale"/>
@@ -14748,7 +14748,7 @@
             <w:noProof/>
             <w:webHidden/>
           </w:rPr>
-          <w:instrText xml:space="preserve"> PAGEREF _Toc242845064 \h </w:instrText>
+          <w:instrText xml:space="preserve"> PAGEREF _Toc242851794 \h </w:instrText>
         </w:r>
         <w:r>
           <w:rPr>
@@ -14768,7 +14768,7 @@
             <w:noProof/>
             <w:webHidden/>
           </w:rPr>
-          <w:t>65</w:t>
+          <w:t>66</w:t>
         </w:r>
         <w:r>
           <w:rPr>
@@ -14795,7 +14795,7 @@
           <w14:ligatures w14:val="standardContextual"/>
         </w:rPr>
       </w:pPr>
-      <w:hyperlink w:anchor="_Toc242845065" w:history="1">
+      <w:hyperlink w:anchor="_Toc242851795" w:history="1">
         <w:r>
           <w:rPr>
             <w:rStyle w:val="Collegamentoipertestuale"/>
@@ -14840,7 +14840,7 @@
             <w:noProof/>
             <w:webHidden/>
           </w:rPr>
-          <w:instrText xml:space="preserve"> PAGEREF _Toc242845065 \h </w:instrText>
+          <w:instrText xml:space="preserve"> PAGEREF _Toc242851795 \h </w:instrText>
         </w:r>
         <w:r>
           <w:rPr>
@@ -14860,7 +14860,7 @@
             <w:noProof/>
             <w:webHidden/>
           </w:rPr>
-          <w:t>66</w:t>
+          <w:t>67</w:t>
         </w:r>
         <w:r>
           <w:rPr>
@@ -14886,7 +14886,7 @@
           <w14:ligatures w14:val="standardContextual"/>
         </w:rPr>
       </w:pPr>
-      <w:hyperlink w:anchor="_Toc242845066" w:history="1">
+      <w:hyperlink w:anchor="_Toc242851796" w:history="1">
         <w:r>
           <w:rPr>
             <w:rStyle w:val="Collegamentoipertestuale"/>
@@ -14934,7 +14934,7 @@
             <w:noProof/>
             <w:webHidden/>
           </w:rPr>
-          <w:instrText xml:space="preserve"> PAGEREF _Toc242845066 \h </w:instrText>
+          <w:instrText xml:space="preserve"> PAGEREF _Toc242851796 \h </w:instrText>
         </w:r>
         <w:r>
           <w:rPr>
@@ -14954,7 +14954,7 @@
             <w:noProof/>
             <w:webHidden/>
           </w:rPr>
-          <w:t>67</w:t>
+          <w:t>68</w:t>
         </w:r>
         <w:r>
           <w:rPr>
@@ -14981,7 +14981,7 @@
           <w14:ligatures w14:val="standardContextual"/>
         </w:rPr>
       </w:pPr>
-      <w:hyperlink w:anchor="_Toc242845067" w:history="1">
+      <w:hyperlink w:anchor="_Toc242851797" w:history="1">
         <w:r>
           <w:rPr>
             <w:rStyle w:val="Collegamentoipertestuale"/>
@@ -15026,7 +15026,7 @@
             <w:noProof/>
             <w:webHidden/>
           </w:rPr>
-          <w:instrText xml:space="preserve"> PAGEREF _Toc242845067 \h </w:instrText>
+          <w:instrText xml:space="preserve"> PAGEREF _Toc242851797 \h </w:instrText>
         </w:r>
         <w:r>
           <w:rPr>
@@ -15046,7 +15046,7 @@
             <w:noProof/>
             <w:webHidden/>
           </w:rPr>
-          <w:t>67</w:t>
+          <w:t>68</w:t>
         </w:r>
         <w:r>
           <w:rPr>
@@ -15073,7 +15073,7 @@
           <w14:ligatures w14:val="standardContextual"/>
         </w:rPr>
       </w:pPr>
-      <w:hyperlink w:anchor="_Toc242845068" w:history="1">
+      <w:hyperlink w:anchor="_Toc242851798" w:history="1">
         <w:r>
           <w:rPr>
             <w:rStyle w:val="Collegamentoipertestuale"/>
@@ -15118,7 +15118,7 @@
             <w:noProof/>
             <w:webHidden/>
           </w:rPr>
-          <w:instrText xml:space="preserve"> PAGEREF _Toc242845068 \h </w:instrText>
+          <w:instrText xml:space="preserve"> PAGEREF _Toc242851798 \h </w:instrText>
         </w:r>
         <w:r>
           <w:rPr>
@@ -15138,7 +15138,7 @@
             <w:noProof/>
             <w:webHidden/>
           </w:rPr>
-          <w:t>67</w:t>
+          <w:t>68</w:t>
         </w:r>
         <w:r>
           <w:rPr>
@@ -15165,7 +15165,7 @@
           <w14:ligatures w14:val="standardContextual"/>
         </w:rPr>
       </w:pPr>
-      <w:hyperlink w:anchor="_Toc242845069" w:history="1">
+      <w:hyperlink w:anchor="_Toc242851799" w:history="1">
         <w:r>
           <w:rPr>
             <w:rStyle w:val="Collegamentoipertestuale"/>
@@ -15210,7 +15210,7 @@
             <w:noProof/>
             <w:webHidden/>
           </w:rPr>
-          <w:instrText xml:space="preserve"> PAGEREF _Toc242845069 \h </w:instrText>
+          <w:instrText xml:space="preserve"> PAGEREF _Toc242851799 \h </w:instrText>
         </w:r>
         <w:r>
           <w:rPr>
@@ -15230,7 +15230,7 @@
             <w:noProof/>
             <w:webHidden/>
           </w:rPr>
-          <w:t>67</w:t>
+          <w:t>68</w:t>
         </w:r>
         <w:r>
           <w:rPr>
@@ -15257,7 +15257,7 @@
           <w14:ligatures w14:val="standardContextual"/>
         </w:rPr>
       </w:pPr>
-      <w:hyperlink w:anchor="_Toc242845070" w:history="1">
+      <w:hyperlink w:anchor="_Toc242851800" w:history="1">
         <w:r>
           <w:rPr>
             <w:rStyle w:val="Collegamentoipertestuale"/>
@@ -15302,7 +15302,7 @@
             <w:noProof/>
             <w:webHidden/>
           </w:rPr>
-          <w:instrText xml:space="preserve"> PAGEREF _Toc242845070 \h </w:instrText>
+          <w:instrText xml:space="preserve"> PAGEREF _Toc242851800 \h </w:instrText>
         </w:r>
         <w:r>
           <w:rPr>
@@ -15322,7 +15322,7 @@
             <w:noProof/>
             <w:webHidden/>
           </w:rPr>
-          <w:t>68</w:t>
+          <w:t>69</w:t>
         </w:r>
         <w:r>
           <w:rPr>
@@ -15349,7 +15349,7 @@
           <w14:ligatures w14:val="standardContextual"/>
         </w:rPr>
       </w:pPr>
-      <w:hyperlink w:anchor="_Toc242845071" w:history="1">
+      <w:hyperlink w:anchor="_Toc242851801" w:history="1">
         <w:r>
           <w:rPr>
             <w:rStyle w:val="Collegamentoipertestuale"/>
@@ -15394,7 +15394,7 @@
             <w:noProof/>
             <w:webHidden/>
           </w:rPr>
-          <w:instrText xml:space="preserve"> PAGEREF _Toc242845071 \h </w:instrText>
+          <w:instrText xml:space="preserve"> PAGEREF _Toc242851801 \h </w:instrText>
         </w:r>
         <w:r>
           <w:rPr>
@@ -15414,7 +15414,7 @@
             <w:noProof/>
             <w:webHidden/>
           </w:rPr>
-          <w:t>69</w:t>
+          <w:t>70</w:t>
         </w:r>
         <w:r>
           <w:rPr>
@@ -15441,7 +15441,7 @@
           <w14:ligatures w14:val="standardContextual"/>
         </w:rPr>
       </w:pPr>
-      <w:hyperlink w:anchor="_Toc242845072" w:history="1">
+      <w:hyperlink w:anchor="_Toc242851802" w:history="1">
         <w:r>
           <w:rPr>
             <w:rStyle w:val="Collegamentoipertestuale"/>
@@ -15486,7 +15486,7 @@
             <w:noProof/>
             <w:webHidden/>
           </w:rPr>
-          <w:instrText xml:space="preserve"> PAGEREF _Toc242845072 \h </w:instrText>
+          <w:instrText xml:space="preserve"> PAGEREF _Toc242851802 \h </w:instrText>
         </w:r>
         <w:r>
           <w:rPr>
@@ -15506,7 +15506,7 @@
             <w:noProof/>
             <w:webHidden/>
           </w:rPr>
-          <w:t>69</w:t>
+          <w:t>70</w:t>
         </w:r>
         <w:r>
           <w:rPr>
@@ -15533,7 +15533,7 @@
           <w14:ligatures w14:val="standardContextual"/>
         </w:rPr>
       </w:pPr>
-      <w:hyperlink w:anchor="_Toc242845073" w:history="1">
+      <w:hyperlink w:anchor="_Toc242851803" w:history="1">
         <w:r>
           <w:rPr>
             <w:rStyle w:val="Collegamentoipertestuale"/>
@@ -15578,7 +15578,7 @@
             <w:noProof/>
             <w:webHidden/>
           </w:rPr>
-          <w:instrText xml:space="preserve"> PAGEREF _Toc242845073 \h </w:instrText>
+          <w:instrText xml:space="preserve"> PAGEREF _Toc242851803 \h </w:instrText>
         </w:r>
         <w:r>
           <w:rPr>
@@ -15598,7 +15598,7 @@
             <w:noProof/>
             <w:webHidden/>
           </w:rPr>
-          <w:t>70</w:t>
+          <w:t>71</w:t>
         </w:r>
         <w:r>
           <w:rPr>
@@ -15625,7 +15625,7 @@
           <w14:ligatures w14:val="standardContextual"/>
         </w:rPr>
       </w:pPr>
-      <w:hyperlink w:anchor="_Toc242845074" w:history="1">
+      <w:hyperlink w:anchor="_Toc242851804" w:history="1">
         <w:r>
           <w:rPr>
             <w:rStyle w:val="Collegamentoipertestuale"/>
@@ -15670,7 +15670,7 @@
             <w:noProof/>
             <w:webHidden/>
           </w:rPr>
-          <w:instrText xml:space="preserve"> PAGEREF _Toc242845074 \h </w:instrText>
+          <w:instrText xml:space="preserve"> PAGEREF _Toc242851804 \h </w:instrText>
         </w:r>
         <w:r>
           <w:rPr>
@@ -15690,7 +15690,7 @@
             <w:noProof/>
             <w:webHidden/>
           </w:rPr>
-          <w:t>70</w:t>
+          <w:t>71</w:t>
         </w:r>
         <w:r>
           <w:rPr>
@@ -15716,7 +15716,7 @@
           <w14:ligatures w14:val="standardContextual"/>
         </w:rPr>
       </w:pPr>
-      <w:hyperlink w:anchor="_Toc242845075" w:history="1">
+      <w:hyperlink w:anchor="_Toc242851805" w:history="1">
         <w:r>
           <w:rPr>
             <w:rStyle w:val="Collegamentoipertestuale"/>
@@ -15764,7 +15764,7 @@
             <w:noProof/>
             <w:webHidden/>
           </w:rPr>
-          <w:instrText xml:space="preserve"> PAGEREF _Toc242845075 \h </w:instrText>
+          <w:instrText xml:space="preserve"> PAGEREF _Toc242851805 \h </w:instrText>
         </w:r>
         <w:r>
           <w:rPr>
@@ -15784,7 +15784,7 @@
             <w:noProof/>
             <w:webHidden/>
           </w:rPr>
-          <w:t>71</w:t>
+          <w:t>72</w:t>
         </w:r>
         <w:r>
           <w:rPr>
@@ -15811,7 +15811,7 @@
           <w14:ligatures w14:val="standardContextual"/>
         </w:rPr>
       </w:pPr>
-      <w:hyperlink w:anchor="_Toc242845076" w:history="1">
+      <w:hyperlink w:anchor="_Toc242851806" w:history="1">
         <w:r>
           <w:rPr>
             <w:rStyle w:val="Collegamentoipertestuale"/>
@@ -15856,7 +15856,7 @@
             <w:noProof/>
             <w:webHidden/>
           </w:rPr>
-          <w:instrText xml:space="preserve"> PAGEREF _Toc242845076 \h </w:instrText>
+          <w:instrText xml:space="preserve"> PAGEREF _Toc242851806 \h </w:instrText>
         </w:r>
         <w:r>
           <w:rPr>
@@ -15876,7 +15876,7 @@
             <w:noProof/>
             <w:webHidden/>
           </w:rPr>
-          <w:t>71</w:t>
+          <w:t>72</w:t>
         </w:r>
         <w:r>
           <w:rPr>
@@ -15903,7 +15903,7 @@
           <w14:ligatures w14:val="standardContextual"/>
         </w:rPr>
       </w:pPr>
-      <w:hyperlink w:anchor="_Toc242845077" w:history="1">
+      <w:hyperlink w:anchor="_Toc242851807" w:history="1">
         <w:r>
           <w:rPr>
             <w:rStyle w:val="Collegamentoipertestuale"/>
@@ -15948,7 +15948,7 @@
             <w:noProof/>
             <w:webHidden/>
           </w:rPr>
-          <w:instrText xml:space="preserve"> PAGEREF _Toc242845077 \h </w:instrText>
+          <w:instrText xml:space="preserve"> PAGEREF _Toc242851807 \h </w:instrText>
         </w:r>
         <w:r>
           <w:rPr>
@@ -15968,7 +15968,7 @@
             <w:noProof/>
             <w:webHidden/>
           </w:rPr>
-          <w:t>71</w:t>
+          <w:t>72</w:t>
         </w:r>
         <w:r>
           <w:rPr>
@@ -15995,7 +15995,7 @@
           <w14:ligatures w14:val="standardContextual"/>
         </w:rPr>
       </w:pPr>
-      <w:hyperlink w:anchor="_Toc242845078" w:history="1">
+      <w:hyperlink w:anchor="_Toc242851808" w:history="1">
         <w:r>
           <w:rPr>
             <w:rStyle w:val="Collegamentoipertestuale"/>
@@ -16040,7 +16040,7 @@
             <w:noProof/>
             <w:webHidden/>
           </w:rPr>
-          <w:instrText xml:space="preserve"> PAGEREF _Toc242845078 \h </w:instrText>
+          <w:instrText xml:space="preserve"> PAGEREF _Toc242851808 \h </w:instrText>
         </w:r>
         <w:r>
           <w:rPr>
@@ -16060,7 +16060,7 @@
             <w:noProof/>
             <w:webHidden/>
           </w:rPr>
-          <w:t>72</w:t>
+          <w:t>73</w:t>
         </w:r>
         <w:r>
           <w:rPr>
@@ -16086,7 +16086,7 @@
           <w14:ligatures w14:val="standardContextual"/>
         </w:rPr>
       </w:pPr>
-      <w:hyperlink w:anchor="_Toc242845079" w:history="1">
+      <w:hyperlink w:anchor="_Toc242851809" w:history="1">
         <w:r>
           <w:rPr>
             <w:rStyle w:val="Collegamentoipertestuale"/>
@@ -16134,7 +16134,7 @@
             <w:noProof/>
             <w:webHidden/>
           </w:rPr>
-          <w:instrText xml:space="preserve"> PAGEREF _Toc242845079 \h </w:instrText>
+          <w:instrText xml:space="preserve"> PAGEREF _Toc242851809 \h </w:instrText>
         </w:r>
         <w:r>
           <w:rPr>
@@ -16154,7 +16154,7 @@
             <w:noProof/>
             <w:webHidden/>
           </w:rPr>
-          <w:t>72</w:t>
+          <w:t>73</w:t>
         </w:r>
         <w:r>
           <w:rPr>
@@ -16181,7 +16181,7 @@
           <w14:ligatures w14:val="standardContextual"/>
         </w:rPr>
       </w:pPr>
-      <w:hyperlink w:anchor="_Toc242845080" w:history="1">
+      <w:hyperlink w:anchor="_Toc242851810" w:history="1">
         <w:r>
           <w:rPr>
             <w:rStyle w:val="Collegamentoipertestuale"/>
@@ -16226,7 +16226,7 @@
             <w:noProof/>
             <w:webHidden/>
           </w:rPr>
-          <w:instrText xml:space="preserve"> PAGEREF _Toc242845080 \h </w:instrText>
+          <w:instrText xml:space="preserve"> PAGEREF _Toc242851810 \h </w:instrText>
         </w:r>
         <w:r>
           <w:rPr>
@@ -16246,7 +16246,7 @@
             <w:noProof/>
             <w:webHidden/>
           </w:rPr>
-          <w:t>73</w:t>
+          <w:t>74</w:t>
         </w:r>
         <w:r>
           <w:rPr>
@@ -16273,7 +16273,7 @@
           <w14:ligatures w14:val="standardContextual"/>
         </w:rPr>
       </w:pPr>
-      <w:hyperlink w:anchor="_Toc242845081" w:history="1">
+      <w:hyperlink w:anchor="_Toc242851811" w:history="1">
         <w:r>
           <w:rPr>
             <w:rStyle w:val="Collegamentoipertestuale"/>
@@ -16318,7 +16318,7 @@
             <w:noProof/>
             <w:webHidden/>
           </w:rPr>
-          <w:instrText xml:space="preserve"> PAGEREF _Toc242845081 \h </w:instrText>
+          <w:instrText xml:space="preserve"> PAGEREF _Toc242851811 \h </w:instrText>
         </w:r>
         <w:r>
           <w:rPr>
@@ -16338,7 +16338,7 @@
             <w:noProof/>
             <w:webHidden/>
           </w:rPr>
-          <w:t>74</w:t>
+          <w:t>75</w:t>
         </w:r>
         <w:r>
           <w:rPr>
@@ -16399,7 +16399,7 @@
         <w:keepNext/>
         <w:spacing w:after="140"/>
       </w:pPr>
-      <w:bookmarkStart w:id="2" w:name="_Toc242844930"/>
+      <w:bookmarkStart w:id="2" w:name="_Toc242851660"/>
       <w:r>
         <w:t>Avvio e scelta del modulo</w:t>
       </w:r>
@@ -16411,11 +16411,27 @@
         <w:keepNext/>
         <w:spacing w:after="140"/>
       </w:pPr>
-      <w:bookmarkStart w:id="3" w:name="_Toc242844931"/>
+      <w:bookmarkStart w:id="3" w:name="_Toc242851661"/>
       <w:r>
         <w:t>Avviare la versione aggiornata</w:t>
       </w:r>
       <w:bookmarkEnd w:id="3"/>
+    </w:p>
+    <w:p>
+      <w:pPr>
+        <w:spacing w:after="140"/>
+      </w:pPr>
+      <w:r>
+        <w:t>Per installare ANTHEA 1.8.0 eseguire il setup e scegliere l'installazione per l'utente corrente oppure per tutti gli utenti. Il runtime .NET 8 è incluso. Se ANTHEA è aperta, anche da un'altra cartella, il setup si blocca prima di rimuovere la versione precedente: chiudere tutte le finestre e riavviare il setup.</w:t>
+      </w:r>
+    </w:p>
+    <w:p>
+      <w:pPr>
+        <w:spacing w:after="140"/>
+      </w:pPr>
+      <w:r>
+        <w:t>Prima di copiare la nuova versione il setup elimina tutto il contenuto della cartella di installazione, incluse vecchie DLL, sottocartelle ed eventuali file aggiunti dall'utente. Salvare quindi progetti, modelli e report in una cartella esterna. Usare una destinazione dedicata di nome ANTHEA oppure la cartella riconosciuta di una precedente installazione. Percorsi di sistema, collegamenti a cartelle e file che impediscono la pulizia arrestano l'installazione prima della copia dei nuovi file.</w:t>
+      </w:r>
     </w:p>
     <w:p>
       <w:pPr>
@@ -16439,7 +16455,7 @@
         <w:keepNext/>
         <w:spacing w:after="140"/>
       </w:pPr>
-      <w:bookmarkStart w:id="4" w:name="_Toc242844932"/>
+      <w:bookmarkStart w:id="4" w:name="_Toc242851662"/>
       <w:r>
         <w:t>Scegliere l’aspetto</w:t>
       </w:r>
@@ -16467,8 +16483,9 @@
         <w:keepNext/>
         <w:spacing w:after="140"/>
       </w:pPr>
-      <w:bookmarkStart w:id="5" w:name="_Toc242844933"/>
-      <w:r>
+      <w:bookmarkStart w:id="5" w:name="_Toc242851663"/>
+      <w:r>
+        <w:lastRenderedPageBreak/>
         <w:t>Scegliere il foglio adatto</w:t>
       </w:r>
       <w:bookmarkEnd w:id="5"/>
@@ -16915,7 +16932,6 @@
               <w:rPr>
                 <w:sz w:val="21"/>
               </w:rPr>
-              <w:lastRenderedPageBreak/>
               <w:t>Palificata orizzontale</w:t>
             </w:r>
           </w:p>
@@ -17453,8 +17469,9 @@
         <w:keepNext/>
         <w:spacing w:after="140"/>
       </w:pPr>
-      <w:bookmarkStart w:id="6" w:name="_Toc242844934"/>
-      <w:r>
+      <w:bookmarkStart w:id="6" w:name="_Toc242851664"/>
+      <w:r>
+        <w:lastRenderedPageBreak/>
         <w:t>Leggere e compilare i campi</w:t>
       </w:r>
       <w:bookmarkEnd w:id="6"/>
@@ -17480,7 +17497,6 @@
         <w:spacing w:after="140"/>
       </w:pPr>
       <w:r>
-        <w:lastRenderedPageBreak/>
         <w:t>La finestra segue l'ingrandimento di Windows. I pannelli più stretti si dispongono verticalmente; le tabelle possono mantenere uno scorrimento proprio. I divisori nella composizione dei progetti permettono di allargare l'albero o il catalogo. Cercare prima la barra del pannello che contiene il dato: lo scorrimento della finestra e quello della tabella non sono necessariamente lo stesso comando.</w:t>
       </w:r>
     </w:p>
@@ -17490,7 +17506,7 @@
         <w:keepNext/>
         <w:spacing w:after="140"/>
       </w:pPr>
-      <w:bookmarkStart w:id="7" w:name="_Toc242844935"/>
+      <w:bookmarkStart w:id="7" w:name="_Toc242851665"/>
       <w:r>
         <w:t>Progetti e gestione del lavoro</w:t>
       </w:r>
@@ -17502,7 +17518,7 @@
         <w:keepNext/>
         <w:spacing w:after="140"/>
       </w:pPr>
-      <w:bookmarkStart w:id="8" w:name="_Toc242844936"/>
+      <w:bookmarkStart w:id="8" w:name="_Toc242851666"/>
       <w:r>
         <w:t>Costruire una struttura leggibile</w:t>
       </w:r>
@@ -17538,7 +17554,7 @@
         <w:keepNext/>
         <w:spacing w:after="140"/>
       </w:pPr>
-      <w:bookmarkStart w:id="9" w:name="_Toc242844937"/>
+      <w:bookmarkStart w:id="9" w:name="_Toc242851667"/>
       <w:r>
         <w:t>Comprendere i dati comuni</w:t>
       </w:r>
@@ -17557,6 +17573,7 @@
         <w:spacing w:after="140"/>
       </w:pPr>
       <w:r>
+        <w:lastRenderedPageBreak/>
         <w:t>Per esempio, un materiale CLS definito nel progetto può governare i fogli compatibili delle pile e dell'impalcato. Se si vuole deliberatamente un materiale diverso per un ramo, occorre verificare come è organizzato il riferimento superiore: scrivere un valore diverso in basso può produrre un conflitto, senza modificare il riferimento. Il confronto mostra percorso, valore e provenienza dei dati. «Uniforma a questo» agisce nel ramo governato dal riferimento e non promuove dal basso una proprietà già governata</w:t>
       </w:r>
       <w:r>
@@ -17576,7 +17593,6 @@
         <w:spacing w:after="140"/>
       </w:pPr>
       <w:r>
-        <w:lastRenderedPageBreak/>
         <w:t>Prima di produrre un report di progetto aprire il riepilogo Controlli e Dati comuni. Un avviso sul copriferro o un conflitto non è necessariamente un errore numerico, ma richiede una decisione esplicita. La condivisione non deve essere confusa con una sincronizzazione universale di ogni campo: gli adattatori dei moduli preservano unità, forme ammesse e significato delle proprietà.</w:t>
       </w:r>
     </w:p>
@@ -17586,7 +17602,7 @@
         <w:keepNext/>
         <w:spacing w:after="140"/>
       </w:pPr>
-      <w:bookmarkStart w:id="10" w:name="_Toc242844938"/>
+      <w:bookmarkStart w:id="10" w:name="_Toc242851668"/>
       <w:r>
         <w:t>Spostare duplicare e annullare</w:t>
       </w:r>
@@ -17622,7 +17638,7 @@
         <w:keepNext/>
         <w:spacing w:after="140"/>
       </w:pPr>
-      <w:bookmarkStart w:id="11" w:name="_Toc242844939"/>
+      <w:bookmarkStart w:id="11" w:name="_Toc242851669"/>
       <w:r>
         <w:t>Usare le revisioni</w:t>
       </w:r>
@@ -17641,6 +17657,7 @@
         <w:spacing w:after="140"/>
       </w:pPr>
       <w:r>
+        <w:lastRenderedPageBreak/>
         <w:t>Le revisioni archiviate si consultano nella stessa finestra, con gli input protetti e i comandi di visualizzazione ed esportazione disponibili. Tornando alla revisione attuale si ritrovano le modifiche non ancora salvate. Il contesto storico comprende gli antenati necessari; non è un collegamento mutabile ai materiali correnti. Salva, anche mentre si consulta lo storico, conserva l'intero documento corrente con le revisioni.</w:t>
       </w:r>
     </w:p>
@@ -17658,9 +17675,8 @@
         <w:keepNext/>
         <w:spacing w:after="140"/>
       </w:pPr>
-      <w:bookmarkStart w:id="12" w:name="_Toc242844940"/>
-      <w:r>
-        <w:lastRenderedPageBreak/>
+      <w:bookmarkStart w:id="12" w:name="_Toc242851670"/>
+      <w:r>
         <w:t>Report del ramo e compatibilità degli archivi</w:t>
       </w:r>
       <w:bookmarkEnd w:id="12"/>
@@ -17695,7 +17711,7 @@
         <w:keepNext/>
         <w:spacing w:after="140"/>
       </w:pPr>
-      <w:bookmarkStart w:id="13" w:name="_Toc242844941"/>
+      <w:bookmarkStart w:id="13" w:name="_Toc242851671"/>
       <w:r>
         <w:t>Controllo della condivisione</w:t>
       </w:r>
@@ -17723,7 +17739,7 @@
         <w:keepNext/>
         <w:spacing w:after="140"/>
       </w:pPr>
-      <w:bookmarkStart w:id="14" w:name="_Toc242844942"/>
+      <w:bookmarkStart w:id="14" w:name="_Toc242851672"/>
       <w:r>
         <w:t>Materiali e durabilità</w:t>
       </w:r>
@@ -17735,7 +17751,7 @@
         <w:keepNext/>
         <w:spacing w:after="140"/>
       </w:pPr>
-      <w:bookmarkStart w:id="15" w:name="_Toc242844943"/>
+      <w:bookmarkStart w:id="15" w:name="_Toc242851673"/>
       <w:r>
         <w:t>Preparare il calcestruzzo</w:t>
       </w:r>
@@ -17746,7 +17762,11 @@
         <w:spacing w:after="140"/>
       </w:pPr>
       <w:r>
-        <w:t>Selezionare una o più classi di esposizione realmente pertinenti alla superficie e all'ambiente. X0, XC, XD, XS, XF e XA descrivono fenomeni differenti; non sono livelli successivi di un'unica scala. In presenza di esposizioni combinate il modulo ricerca i requisiti più gravosi fra quelli applicabili. Non scegliere semplicemente la classe con il nome alfabeticamente maggiore.</w:t>
+        <w:t xml:space="preserve">Selezionare una o più classi di esposizione realmente pertinenti alla superficie e all'ambiente. X0, XC, XD, XS, XF e XA descrivono fenomeni differenti; non sono livelli successivi di un'unica scala. In presenza di esposizioni combinate il modulo ricerca i </w:t>
+      </w:r>
+      <w:r>
+        <w:lastRenderedPageBreak/>
+        <w:t>requisiti più gravosi fra quelli applicabili. Non scegliere semplicemente la classe con il nome alfabeticamente maggiore.</w:t>
       </w:r>
     </w:p>
     <w:p>
@@ -17762,11 +17782,7 @@
         <w:spacing w:after="140"/>
       </w:pPr>
       <w:r>
-        <w:t xml:space="preserve">Per il copriferro assegnare norma selezionata, vita nominale, tipo di elemento, diametro delle barre, dimensione dell'aggregato, tolleranza esecutiva e condizioni aggiuntive. Distinguere il minimo dal nominale. Quest'ultimo comprende il margine esecutivo </w:t>
-      </w:r>
-      <w:r>
-        <w:lastRenderedPageBreak/>
-        <w:t>previsto dalla scelta del foglio. Un diametro maggiore o un requisito di getto controterra può governare anche quando la durabilità richiederebbe meno.</w:t>
+        <w:t>Per il copriferro assegnare norma selezionata, vita nominale, tipo di elemento, diametro delle barre, dimensione dell'aggregato, tolleranza esecutiva e condizioni aggiuntive. Distinguere il minimo dal nominale. Quest'ultimo comprende il margine esecutivo previsto dalla scelta del foglio. Un diametro maggiore o un requisito di getto controterra può governare anche quando la durabilità richiederebbe meno.</w:t>
       </w:r>
     </w:p>
     <w:p>
@@ -17783,7 +17799,7 @@
         <w:keepNext/>
         <w:spacing w:after="140"/>
       </w:pPr>
-      <w:bookmarkStart w:id="16" w:name="_Toc242844944"/>
+      <w:bookmarkStart w:id="16" w:name="_Toc242851674"/>
       <w:r>
         <w:t>Preparare l'acciaio per armature</w:t>
       </w:r>
@@ -17819,7 +17835,7 @@
         <w:keepNext/>
         <w:spacing w:after="140"/>
       </w:pPr>
-      <w:bookmarkStart w:id="17" w:name="_Toc242844945"/>
+      <w:bookmarkStart w:id="17" w:name="_Toc242851675"/>
       <w:r>
         <w:t>Palo verticale</w:t>
       </w:r>
@@ -17831,7 +17847,7 @@
         <w:keepNext/>
         <w:spacing w:after="140"/>
       </w:pPr>
-      <w:bookmarkStart w:id="18" w:name="_Toc242844946"/>
+      <w:bookmarkStart w:id="18" w:name="_Toc242851676"/>
       <w:r>
         <w:t>Compilazione ordinata</w:t>
       </w:r>
@@ -17842,7 +17858,11 @@
         <w:spacing w:after="140"/>
       </w:pPr>
       <w:r>
-        <w:t>Impostare tecnologia del palo, diametro, lunghezza, peso del materiale, azioni assiali e coefficienti. Compilare poi le stratigrafie. Ogni nuovo sondaggio parte con una riga da completare, non con un terreno automaticamente valido. Inserire nome, spessore, famiglia del terreno, addensamento dove richiesto, pesi di volume e parametri di resistenza.</w:t>
+        <w:t xml:space="preserve">Impostare tecnologia del palo, diametro, lunghezza, peso del materiale, azioni assiali e coefficienti. Compilare poi le stratigrafie. Ogni nuovo sondaggio parte con una riga da completare, non con un terreno automaticamente valido. Inserire nome, spessore, </w:t>
+      </w:r>
+      <w:r>
+        <w:lastRenderedPageBreak/>
+        <w:t>famiglia del terreno, addensamento dove richiesto, pesi di volume e parametri di resistenza.</w:t>
       </w:r>
     </w:p>
     <w:p>
@@ -17884,7 +17904,6 @@
         <w:spacing w:after="140"/>
       </w:pPr>
       <w:r>
-        <w:lastRenderedPageBreak/>
         <w:t>«Copia in» e «Copia da» permettono di riutilizzare gli strati fra sondaggi creando copie indipendenti. Controllare la destinazione prima di sovrascriverla. Il pulsante meno della riga elimina uno strato; quello della linguetta elimina la stratigrafia. Il colore identifica il terreno nel profilo e non costituisce un parametro di calcolo.</w:t>
       </w:r>
     </w:p>
@@ -17894,7 +17913,7 @@
         <w:keepNext/>
         <w:spacing w:after="140"/>
       </w:pPr>
-      <w:bookmarkStart w:id="19" w:name="_Toc242844947"/>
+      <w:bookmarkStart w:id="19" w:name="_Toc242851677"/>
       <w:r>
         <w:t>Coefficienti e gruppo di pali</w:t>
       </w:r>
@@ -17940,7 +17959,7 @@
         <w:keepNext/>
         <w:spacing w:after="140"/>
       </w:pPr>
-      <w:bookmarkStart w:id="20" w:name="_Toc242844948"/>
+      <w:bookmarkStart w:id="20" w:name="_Toc242851678"/>
       <w:r>
         <w:t>Leggere i risultati</w:t>
       </w:r>
@@ -17967,7 +17986,11 @@
         <w:spacing w:after="140"/>
       </w:pPr>
       <w:r>
-        <w:t>Se una stratigrafia non raggiunge la quota richiesta, il calcolo non inventa gli strati mancanti. Integrare l'indagine o rivedere la lunghezza. La casella che disattiva il laterale elimina il contributo resistente di quel tratto, ma ne conserva il peso e l'effetto sulle tensioni negli strati sottostanti. È utile per escludere un tratto non affidabile, non per modellare automaticamente l'attrito negativo.</w:t>
+        <w:t xml:space="preserve">Se una stratigrafia non raggiunge la quota richiesta, il calcolo non inventa gli strati mancanti. Integrare l'indagine o rivedere la lunghezza. La casella che disattiva il laterale </w:t>
+      </w:r>
+      <w:r>
+        <w:lastRenderedPageBreak/>
+        <w:t>elimina il contributo resistente di quel tratto, ma ne conserva il peso e l'effetto sulle tensioni negli strati sottostanti. È utile per escludere un tratto non affidabile, non per modellare automaticamente l'attrito negativo.</w:t>
       </w:r>
     </w:p>
     <w:p>
@@ -17976,7 +17999,7 @@
         <w:keepNext/>
         <w:spacing w:after="140"/>
       </w:pPr>
-      <w:bookmarkStart w:id="21" w:name="_Toc242844949"/>
+      <w:bookmarkStart w:id="21" w:name="_Toc242851679"/>
       <w:r>
         <w:t>Esempio di controllo manuale</w:t>
       </w:r>
@@ -18058,11 +18081,7 @@
         <w:t>′</w:t>
       </w:r>
       <w:r>
-        <w:t xml:space="preserve"> aspettandosi lo stesso risultato: quei parametri entrano in formule </w:t>
-      </w:r>
-      <w:r>
-        <w:lastRenderedPageBreak/>
-        <w:t>differenti. L'esempio serve a leggere il contributo restituito, non a sostituire il modello geotecnico.</w:t>
+        <w:t xml:space="preserve"> aspettandosi lo stesso risultato: quei parametri entrano in formule differenti. L'esempio serve a leggere il contributo restituito, non a sostituire il modello geotecnico.</w:t>
       </w:r>
     </w:p>
     <w:p>
@@ -18071,7 +18090,7 @@
         <w:keepNext/>
         <w:spacing w:after="140"/>
       </w:pPr>
-      <w:bookmarkStart w:id="22" w:name="_Toc242844950"/>
+      <w:bookmarkStart w:id="22" w:name="_Toc242851680"/>
       <w:r>
         <w:t>Micropalo verticale</w:t>
       </w:r>
@@ -18083,7 +18102,7 @@
         <w:keepNext/>
         <w:spacing w:after="140"/>
       </w:pPr>
-      <w:bookmarkStart w:id="23" w:name="_Toc242844951"/>
+      <w:bookmarkStart w:id="23" w:name="_Toc242851681"/>
       <w:r>
         <w:t>Dati del bulbo e dell'iniezione</w:t>
       </w:r>
@@ -18128,7 +18147,7 @@
         <w:keepNext/>
         <w:spacing w:after="140"/>
       </w:pPr>
-      <w:bookmarkStart w:id="24" w:name="_Toc242844952"/>
+      <w:bookmarkStart w:id="24" w:name="_Toc242851682"/>
       <w:r>
         <w:t>Tubo e peso</w:t>
       </w:r>
@@ -18147,7 +18166,11 @@
         <w:spacing w:after="140"/>
       </w:pPr>
       <w:r>
-        <w:t xml:space="preserve">Verificare che p_l rientri nel campo della curva selezionata: il motore rifiuta l'estrapolazione. Un messaggio di fuori abaco va risolto cambiando la base di calcolo o il dato, non forzando il valore al bordo senza motivazione. Nel report conservare curva, tipo di iniezione, </w:t>
+        <w:t xml:space="preserve">Verificare che p_l rientri nel campo della curva selezionata: il motore rifiuta l'estrapolazione. Un messaggio di fuori abaco va risolto cambiando la base di calcolo o il dato, non forzando il valore al bordo senza motivazione. Nel report conservare curva, tipo </w:t>
+      </w:r>
+      <w:r>
+        <w:lastRenderedPageBreak/>
+        <w:t xml:space="preserve">di iniezione, </w:t>
       </w:r>
       <w:r>
         <w:rPr>
@@ -18165,7 +18188,7 @@
         <w:keepNext/>
         <w:spacing w:after="140"/>
       </w:pPr>
-      <w:bookmarkStart w:id="25" w:name="_Toc242844953"/>
+      <w:bookmarkStart w:id="25" w:name="_Toc242851683"/>
       <w:r>
         <w:t>Pali e micropali caricati orizzontalmente</w:t>
       </w:r>
@@ -18177,7 +18200,7 @@
         <w:keepNext/>
         <w:spacing w:after="140"/>
       </w:pPr>
-      <w:bookmarkStart w:id="26" w:name="_Toc242844954"/>
+      <w:bookmarkStart w:id="26" w:name="_Toc242851684"/>
       <w:r>
         <w:t>Preparare un modello coerente</w:t>
       </w:r>
@@ -18196,7 +18219,6 @@
         <w:spacing w:after="140"/>
       </w:pPr>
       <w:r>
-        <w:lastRenderedPageBreak/>
         <w:t>Lo sforzo normale N è positivo a compressione in questi fogli. È una convenzione diversa dalla sezione in c.a. Non copiare il segno senza controllarlo. N entra nel calcolo del momento resistente della sezione quando questo è automatico; non trasforma Broms in un'analisi completa del secondo ordine del palo nel terreno.</w:t>
       </w:r>
     </w:p>
@@ -18214,7 +18236,7 @@
         <w:keepNext/>
         <w:spacing w:after="140"/>
       </w:pPr>
-      <w:bookmarkStart w:id="27" w:name="_Toc242844955"/>
+      <w:bookmarkStart w:id="27" w:name="_Toc242851685"/>
       <w:r>
         <w:t>Momento resistente del palo in calcestruzzo</w:t>
       </w:r>
@@ -18242,7 +18264,7 @@
         <w:keepNext/>
         <w:spacing w:after="140"/>
       </w:pPr>
-      <w:bookmarkStart w:id="28" w:name="_Toc242844956"/>
+      <w:bookmarkStart w:id="28" w:name="_Toc242851686"/>
       <w:r>
         <w:t>Sezione CHS del micropalo</w:t>
       </w:r>
@@ -18270,8 +18292,9 @@
         <w:keepNext/>
         <w:spacing w:after="140"/>
       </w:pPr>
-      <w:bookmarkStart w:id="29" w:name="_Toc242844957"/>
-      <w:r>
+      <w:bookmarkStart w:id="29" w:name="_Toc242851687"/>
+      <w:r>
+        <w:lastRenderedPageBreak/>
         <w:t>Interpretare diagrammi e capacità</w:t>
       </w:r>
       <w:bookmarkEnd w:id="29"/>
@@ -18289,11 +18312,7 @@
         <w:spacing w:after="140"/>
       </w:pPr>
       <w:r>
-        <w:t xml:space="preserve">Nei regimi granulari corti o intermedi può comparire una reazione concentrata al piede, necessaria per l'equilibrio del modello. Un salto nel taglio in quel punto non è necessariamente un errore grafico. Il risultato non include spostamenti laterali di </w:t>
-      </w:r>
-      <w:r>
-        <w:lastRenderedPageBreak/>
-        <w:t>esercizio e non è una soluzione con molle p y. Se il problema principale è limitare la rotazione in testa o lo spostamento, occorre un modello di deformabilità ulteriore.</w:t>
+        <w:t>Nei regimi granulari corti o intermedi può comparire una reazione concentrata al piede, necessaria per l'equilibrio del modello. Un salto nel taglio in quel punto non è necessariamente un errore grafico. Il risultato non include spostamenti laterali di esercizio e non è una soluzione con molle p y. Se il problema principale è limitare la rotazione in testa o lo spostamento, occorre un modello di deformabilità ulteriore.</w:t>
       </w:r>
     </w:p>
     <w:p>
@@ -18302,7 +18321,7 @@
         <w:keepNext/>
         <w:spacing w:after="140"/>
       </w:pPr>
-      <w:bookmarkStart w:id="30" w:name="_Toc242844958"/>
+      <w:bookmarkStart w:id="30" w:name="_Toc242851688"/>
       <w:r>
         <w:t>Separare tubo e diametro geotecnico</w:t>
       </w:r>
@@ -18338,7 +18357,7 @@
         <w:keepNext/>
         <w:spacing w:after="140"/>
       </w:pPr>
-      <w:bookmarkStart w:id="31" w:name="_Toc242844959"/>
+      <w:bookmarkStart w:id="31" w:name="_Toc242851689"/>
       <w:r>
         <w:t>Sezione composta da ponte</w:t>
       </w:r>
@@ -18350,7 +18369,7 @@
         <w:keepNext/>
         <w:spacing w:after="140"/>
       </w:pPr>
-      <w:bookmarkStart w:id="32" w:name="_Toc242844960"/>
+      <w:bookmarkStart w:id="32" w:name="_Toc242851690"/>
       <w:r>
         <w:t>Definire la sezione locale</w:t>
       </w:r>
@@ -18369,7 +18388,11 @@
         <w:spacing w:after="140"/>
       </w:pPr>
       <w:r>
-        <w:t>L'Altezza libera anima è la distanza verticale netta fra le flange. Lo Spessore anima è misurato perpendicolarmente alla lamiera anche quando questa è inclinata: inserire lo spessore nominale, non la sua proiezione orizzontale. Il programma calcola la lunghezza inclinata e la sezione equivalente necessaria all'analisi. Tutte queste dimensioni sono in millimetri.</w:t>
+        <w:t xml:space="preserve">L'Altezza libera anima è la distanza verticale netta fra le flange. Lo Spessore anima è misurato perpendicolarmente alla lamiera anche quando questa è inclinata: inserire lo spessore nominale, non la sua proiezione orizzontale. Il programma calcola la lunghezza </w:t>
+      </w:r>
+      <w:r>
+        <w:lastRenderedPageBreak/>
+        <w:t>inclinata e la sezione equivalente necessaria all'analisi. Tutte queste dimensioni sono in millimetri.</w:t>
       </w:r>
     </w:p>
     <w:p>
@@ -18385,11 +18408,10 @@
         <w:spacing w:after="140"/>
       </w:pPr>
       <w:r>
-        <w:t xml:space="preserve">La larghezza efficace della soletta beff è un dato assegnato. Va determinata esternamente per la sezione e la situazione considerate. Il foglio non ricostruisce dalla sola geometria trasversale tutte le luci equivalenti e le condizioni longitudinali </w:t>
-      </w:r>
-      <w:r>
-        <w:lastRenderedPageBreak/>
-        <w:t>necessarie. Le quote delle barre seguono la convenzione faccia asse mostrata dal controllo: non confonderle con il copriferro esterno della staffa. Nelle fasi della sezione la compressione è negativa e la trazione positiva; le reazioni assegnate per gli appoggi hanno invece l'etichetta specifica positiva a compressione.</w:t>
+        <w:t xml:space="preserve">La larghezza efficace della soletta beff è un dato assegnato. Va determinata esternamente per la sezione e la situazione considerate. Il foglio non ricostruisce dalla sola geometria trasversale tutte le luci equivalenti e le condizioni longitudinali necessarie. Le quote delle barre seguono la convenzione faccia asse mostrata dal controllo: non confonderle con il copriferro esterno della staffa. Nelle fasi della sezione la compressione è negativa e la trazione positiva; le reazioni assegnate per gli appoggi </w:t>
+      </w:r>
+      <w:r>
+        <w:t>hanno invece l'etichetta specifica positiva a compressione.</w:t>
       </w:r>
     </w:p>
     <w:p>
@@ -18398,7 +18420,7 @@
         <w:keepNext/>
         <w:spacing w:after="140"/>
       </w:pPr>
-      <w:bookmarkStart w:id="33" w:name="_Toc242844961"/>
+      <w:bookmarkStart w:id="33" w:name="_Toc242851691"/>
       <w:r>
         <w:t>Compilare la sezione con anima inclinata</w:t>
       </w:r>
@@ -18432,8 +18454,9 @@
         <w:rPr>
           <w:noProof/>
         </w:rPr>
+        <w:lastRenderedPageBreak/>
         <w:drawing>
-          <wp:inline distT="0" distB="0" distL="0" distR="0" wp14:anchorId="6540E27F" wp14:editId="053E080B">
+          <wp:inline distT="0" distB="0" distL="0" distR="0" wp14:anchorId="49DAF149" wp14:editId="6F676119">
             <wp:extent cx="6120000" cy="3677403"/>
             <wp:effectExtent l="0" t="0" r="0" b="0"/>
             <wp:docPr id="1" name="Picture 1" descr="H con anima inclinata e scostamento positivo di 300 mm"/>
@@ -18491,35 +18514,38 @@
         <w:keepNext/>
         <w:spacing w:after="140"/>
       </w:pPr>
-      <w:bookmarkStart w:id="34" w:name="_Toc242844962"/>
+      <w:bookmarkStart w:id="34" w:name="_Toc242851692"/>
+      <w:r>
+        <w:t>Compilare il cassoncino</w:t>
+      </w:r>
+      <w:bookmarkEnd w:id="34"/>
+    </w:p>
+    <w:p>
+      <w:pPr>
+        <w:spacing w:after="140"/>
+      </w:pPr>
+      <w:r>
+        <w:t>Selezionare Cassoncino. La carpenteria comprende due anime simmetriche, due piattabande superiori separate e un fondo; la soletta chiude superiormente la cella nella configurazione composta. Interasse anime in sommità indica la distanza fra gli assi delle anime sotto le piattabande superiori. Scostamento anima al piede indica il rientro di ciascuna anima: un valore positivo restringe il fondo, uno negativo lo allarga. L'interasse al piede è quello superiore meno due volte lo scostamento.</w:t>
+      </w:r>
+    </w:p>
+    <w:p>
+      <w:pPr>
+        <w:spacing w:after="140"/>
+      </w:pPr>
+      <w:r>
+        <w:t>Larghezza superiore è la larghezza di ciascuna delle due piattabande. Larghezza inferiore 1 è la larghezza dell'intero fondo. Non inserire nella prima casella la somma delle due flange né nella seconda metà del fondo. Il numero di pioli per fila e i relativi dettagli si riferiscono a ciascuna piattabanda superiore; il modello ripartisce fra le due piattabande il flusso totale di connessione. Per i dati di fatica assegnare i flussi per piattabanda, senza dividere una seconda volta un valore già ripartito.</w:t>
+      </w:r>
+    </w:p>
+    <w:p>
+      <w:pPr>
+        <w:spacing w:after="140"/>
+      </w:pPr>
+      <w:r>
+        <w:t xml:space="preserve">Per riprodurre l’esempio usare Altezza totale H = 1850 mm, che con le due flange da 25 mm produce altezza libera 1800 mm, spessore anima 14 mm, interasse superiore 1800 mm, scostamento 250 mm, ciascuna piattabanda superiore 450 × 25 mm e fondo 1400 × 25 mm. L'interasse al piede è 1300 mm; le due anime sono lunghe 1817,278 mm e inclinate </w:t>
+      </w:r>
       <w:r>
         <w:lastRenderedPageBreak/>
-        <w:t>Compilare il cassoncino</w:t>
-      </w:r>
-      <w:bookmarkEnd w:id="34"/>
-    </w:p>
-    <w:p>
-      <w:pPr>
-        <w:spacing w:after="140"/>
-      </w:pPr>
-      <w:r>
-        <w:t>Selezionare Cassoncino. La carpenteria comprende due anime simmetriche, due piattabande superiori separate e un fondo; la soletta chiude superiormente la cella nella configurazione composta. Interasse anime in sommità indica la distanza fra gli assi delle anime sotto le piattabande superiori. Scostamento anima al piede indica il rientro di ciascuna anima: un valore positivo restringe il fondo, uno negativo lo allarga. L'interasse al piede è quello superiore meno due volte lo scostamento.</w:t>
-      </w:r>
-    </w:p>
-    <w:p>
-      <w:pPr>
-        <w:spacing w:after="140"/>
-      </w:pPr>
-      <w:r>
-        <w:t>Larghezza superiore è la larghezza di ciascuna delle due piattabande. Larghezza inferiore 1 è la larghezza dell'intero fondo. Non inserire nella prima casella la somma delle due flange né nella seconda metà del fondo. Il numero di pioli per fila e i relativi dettagli si riferiscono a ciascuna piattabanda superiore; il modello ripartisce fra le due piattabande il flusso totale di connessione. Per i dati di fatica assegnare i flussi per piattabanda, senza dividere una seconda volta un valore già ripartito.</w:t>
-      </w:r>
-    </w:p>
-    <w:p>
-      <w:pPr>
-        <w:spacing w:after="140"/>
-      </w:pPr>
-      <w:r>
-        <w:t>Per riprodurre l’esempio usare Altezza totale H = 1850 mm, che con le due flange da 25 mm produce altezza libera 1800 mm, spessore anima 14 mm, interasse superiore 1800 mm, scostamento 250 mm, ciascuna piattabanda superiore 450 × 25 mm e fondo 1400 × 25 mm. L'interasse al piede è 1300 mm; le due anime sono lunghe 1817,278 mm e inclinate di 7,907°. Il disegno deve indicare due piattabande da 450 mm, non una sola piattabanda da 450 mm. Nel calcolo N–Mx la larghezza superiore complessiva è 900 mm.</w:t>
+        <w:t>di 7,907°. Il disegno deve indicare due piattabande da 450 mm, non una sola piattabanda da 450 mm. Nel calcolo N–Mx la larghezza superiore complessiva è 900 mm.</w:t>
       </w:r>
     </w:p>
     <w:p>
@@ -18532,7 +18558,7 @@
           <w:noProof/>
         </w:rPr>
         <w:drawing>
-          <wp:inline distT="0" distB="0" distL="0" distR="0" wp14:anchorId="37C742AC" wp14:editId="72558E8F">
+          <wp:inline distT="0" distB="0" distL="0" distR="0" wp14:anchorId="6C04E547" wp14:editId="12DCD5E6">
             <wp:extent cx="6120000" cy="3677403"/>
             <wp:effectExtent l="0" t="0" r="0" b="0"/>
             <wp:docPr id="2" name="Picture 2" descr="Cassoncino con due anime inclinate e due piattabande superiori"/>
@@ -18581,11 +18607,10 @@
         <w:spacing w:after="140"/>
       </w:pPr>
       <w:r>
-        <w:t xml:space="preserve">Il fondo deve contenere gli appoggi delle due anime, considerate con il loro spessore orizzontale; le anime devono restare separate e le piattabande superiori non devono </w:t>
-      </w:r>
-      <w:r>
-        <w:lastRenderedPageBreak/>
-        <w:t>sovrapporsi. Nell'esempio il fondo interno netto è 1285,866 mm e ogni sbalzo esterno è 42,933 mm. Queste larghezze dipendono dallo spessore e dall'inclinazione: non coincidono esattamente con 1300 e 50 mm. Il programma respinge le geometrie incompatibili, ma la loro accettazione non certifica saldature o montaggio. Il comportamento torsionale si verifica soltanto attivando le opzioni di torsione del cassoncino descritte più avanti.</w:t>
+        <w:t>Il fondo deve contenere gli appoggi delle due anime, considerate con il loro spessore orizzontale; le anime devono restare separate e le piattabande superiori non devono sovrapporsi. Nell'esempio il fondo interno netto è 1285,866 mm e ogni sbalzo esterno è 42,933 mm. Queste larghezze dipendono dallo spessore e dall'inclinazione: non coincidono esattamente con 1300 e 50 mm. Il programma respinge le geometrie incompatibili, ma la loro accettazione non certifica saldature o montaggio. Il comportamento torsiona</w:t>
+      </w:r>
+      <w:r>
+        <w:t>le si verifica soltanto attivando le opzioni di torsione del cassoncino descritte più avanti.</w:t>
       </w:r>
     </w:p>
     <w:p>
@@ -18594,7 +18619,7 @@
         <w:keepNext/>
         <w:spacing w:after="140"/>
       </w:pPr>
-      <w:bookmarkStart w:id="35" w:name="_Toc242844963"/>
+      <w:bookmarkStart w:id="35" w:name="_Toc242851693"/>
       <w:r>
         <w:t>Leggere le proprietà e riconoscere i limiti</w:t>
       </w:r>
@@ -18659,6 +18684,7 @@
                 <w:b/>
                 <w:sz w:val="21"/>
               </w:rPr>
+              <w:lastRenderedPageBreak/>
               <w:t>Controllo dell'esempio</w:t>
             </w:r>
           </w:p>
@@ -19051,11 +19077,7 @@
         <w:spacing w:after="140"/>
       </w:pPr>
       <w:r>
-        <w:t xml:space="preserve">Per il cassoncino torsione e distorsione della cella e diaframmi sono verificati soltanto se si attivano le verifiche a torsione. Restano esclusi gli irrigidimenti longitudinali del fondo: </w:t>
-      </w:r>
-      <w:r>
-        <w:lastRenderedPageBreak/>
-        <w:t xml:space="preserve">il fondo non viene verificato come piastra irrigidita longitudinalmente. L'H con anima inclinata resta in flessione retta e un </w:t>
+        <w:t xml:space="preserve">Per il cassoncino torsione e distorsione della cella e diaframmi sono verificati soltanto se si attivano le verifiche a torsione. Restano esclusi gli irrigidimenti longitudinali del fondo: il fondo non viene verificato come piastra irrigidita longitudinalmente. L'H con anima inclinata resta in flessione retta e un </w:t>
       </w:r>
       <w:r>
         <w:rPr>
@@ -19081,8 +19103,9 @@
         <w:keepNext/>
         <w:spacing w:after="140"/>
       </w:pPr>
-      <w:bookmarkStart w:id="36" w:name="_Toc242844964"/>
-      <w:r>
+      <w:bookmarkStart w:id="36" w:name="_Toc242851694"/>
+      <w:r>
+        <w:lastRenderedPageBreak/>
         <w:t>Scegliere consapevolmente il metodo</w:t>
       </w:r>
       <w:bookmarkEnd w:id="36"/>
@@ -19449,7 +19472,7 @@
         <w:keepNext/>
         <w:spacing w:after="140"/>
       </w:pPr>
-      <w:bookmarkStart w:id="37" w:name="_Toc242844965"/>
+      <w:bookmarkStart w:id="37" w:name="_Toc242851695"/>
       <w:r>
         <w:t>Costruire le fasi</w:t>
       </w:r>
@@ -19485,7 +19508,6 @@
         <w:spacing w:after="140"/>
       </w:pPr>
       <w:r>
-        <w:lastRenderedPageBreak/>
         <w:t>Le azioni di SLU devono arrivare già combinate e fattorizzate. Il selettore SLU o SLE modifica i limiti di controllo, non moltiplica automaticamente le azioni per tutti i coefficienti delle combinazioni. Anche una variazione di segno di V nelle fasi si somma algebricamente nella domanda di connessione: verificare il significato delle situazioni cumulate.</w:t>
       </w:r>
     </w:p>
@@ -19503,8 +19525,9 @@
         <w:keepNext/>
         <w:spacing w:after="140"/>
       </w:pPr>
-      <w:bookmarkStart w:id="38" w:name="_Toc242844966"/>
-      <w:r>
+      <w:bookmarkStart w:id="38" w:name="_Toc242851696"/>
+      <w:r>
+        <w:lastRenderedPageBreak/>
         <w:t>Leggere efficacia tensioni e controlli locali</w:t>
       </w:r>
       <w:bookmarkEnd w:id="38"/>
@@ -19565,7 +19588,7 @@
         <w:keepNext/>
         <w:spacing w:after="140"/>
       </w:pPr>
-      <w:bookmarkStart w:id="39" w:name="_Toc242844967"/>
+      <w:bookmarkStart w:id="39" w:name="_Toc242851697"/>
       <w:r>
         <w:t>Torsione distorsione e diaframmi del cassoncino</w:t>
       </w:r>
@@ -19602,28 +19625,28 @@
         <w:spacing w:after="140"/>
       </w:pPr>
       <w:r>
+        <w:t>Controvento superiore · spessore equivalente t</w:t>
+      </w:r>
+      <w:r>
+        <w:rPr>
+          <w:i/>
+        </w:rPr>
+        <w:t xml:space="preserve"> chiude la cella del cassone di acciaio nelle fasi Solo acciaio: inserire lo spessore della lamiera equivalente al controvento orizzontale posto fra le piattabande superiori. Con t</w:t>
+      </w:r>
+      <w:r>
+        <w:t xml:space="preserve"> = 0 il cassone è aperto e la torsione delle fasi di solo acciaio resta da completare, perché la torsione non uniforme della sezione aperta non viene calcolata. Nelle fasi composte la cella è chiusa dalla soletta e t* non interviene. Il flusso nel controvento viene riportato, ma le sue aste vanno verificate a parte.</w:t>
+      </w:r>
+    </w:p>
+    <w:p>
+      <w:pPr>
+        <w:spacing w:after="140"/>
+      </w:pPr>
+      <w:r>
+        <w:t xml:space="preserve">Per la distorsione assegnare la luce della campata e, se presenti, il passo dei diaframmi intermedi e il loro tipo: Piastra con il suo spessore, oppure Controvento a X con area, raggio d'inerzia minimo e rapporto Lcr/L di una diagonale. Il torcente distribuito m_t e il </w:t>
+      </w:r>
+      <w:r>
         <w:lastRenderedPageBreak/>
-        <w:t>Controvento superiore · spessore equivalente t</w:t>
-      </w:r>
-      <w:r>
-        <w:rPr>
-          <w:i/>
-        </w:rPr>
-        <w:t xml:space="preserve"> chiude la cella del cassone di acciaio nelle fasi Solo acciaio: inserire lo spessore della lamiera equivalente al controvento orizzontale posto fra le piattabande superiori. Con t</w:t>
-      </w:r>
-      <w:r>
-        <w:t xml:space="preserve"> = 0 il cassone è aperto e la torsione delle fasi di solo acciaio resta da completare, perché la torsione non uniforme della sezione aperta non viene calcolata. Nelle fasi composte la cella è chiusa dalla soletta e t* non interviene. Il flusso nel controvento viene riportato, ma le sue aste vanno verificate a parte.</w:t>
-      </w:r>
-    </w:p>
-    <w:p>
-      <w:pPr>
-        <w:spacing w:after="140"/>
-      </w:pPr>
-      <w:r>
-        <w:t>Per la distorsione assegnare la luce della campata e, se presenti, il passo dei diaframmi intermedi e il loro tipo: Piastra con il suo spessore, oppure Controvento a X con area, raggio d'inerzia minimo e rapporto Lcr/L di una diagonale. Il torcente distribuito m_t e il torcente concentrato T_c derivano dai carichi eccentrici della combinazione esaminata, per esempio corsie caricate da un solo lato. Il programma applica m_t su tutta la luce e T_c nella posizione più sfavorevole, con lo stesso segno. Con luce</w:t>
-      </w:r>
-      <w:r>
-        <w:t xml:space="preserve"> nulla la distorsione non viene analizzata e resta da completare.</w:t>
+        <w:t>torcente concentrato T_c derivano dai carichi eccentrici della combinazione esaminata, per esempio corsie caricate da un solo lato. Il programma applica m_t su tutta la luce e T_c nella posizione più sfavorevole, con lo stesso segno. Con luce nulla la distorsione non viene analizzata e resta da completare.</w:t>
       </w:r>
     </w:p>
     <w:p>
@@ -19644,7 +19667,7 @@
           <w:noProof/>
         </w:rPr>
         <w:drawing>
-          <wp:inline distT="0" distB="0" distL="0" distR="0" wp14:anchorId="574AE821" wp14:editId="6FB80E48">
+          <wp:inline distT="0" distB="0" distL="0" distR="0" wp14:anchorId="3D068AD5" wp14:editId="3F08E2A6">
             <wp:extent cx="6120000" cy="3677403"/>
             <wp:effectExtent l="0" t="0" r="0" b="0"/>
             <wp:docPr id="3" name="Picture 3" descr="Riquadro delle verifiche a torsione del cassoncino"/>
@@ -19702,24 +19725,21 @@
         <w:t>Δ</w:t>
       </w:r>
       <w:r>
-        <w:t xml:space="preserve">T pari a 200, 300 e 1000 kNm. Nella scheda Verifiche il gruppo Cassoncino · torsione, distorsione e diaframmi riporta per la fase di solo acciaio </w:t>
-      </w:r>
-      <w:r>
+        <w:t>T pari a 200, 300 e 1000 kNm. Nella scheda Verifiche il gruppo Cassoncino · torsione, distorsione e diaframmi riporta per la fase di solo acciaio A0 = 2,829 m² e q = 35,351 kN/m; per le due fasi composte A0 = 3,079 m² e q = 48,712 e 162,372 kN/m. Il flusso cumulato nelle anime e nel fondo è 246,435 kN/m, quello della soletta 211,083 kN/m. Le tensioni tangenziali di torsione sono 17,602 MPa nelle anime da 14 mm e 9,857 MPa nel fondo da 25 mm.</w:t>
+      </w:r>
+    </w:p>
+    <w:p>
+      <w:pPr>
+        <w:keepNext/>
+        <w:spacing w:after="140"/>
+      </w:pPr>
+      <w:r>
+        <w:rPr>
+          <w:noProof/>
+        </w:rPr>
         <w:lastRenderedPageBreak/>
-        <w:t>A0 = 2,829 m² e q = 35,351 kN/m; per le due fasi composte A0 = 3,079 m² e q = 48,712 e 162,372 kN/m. Il flusso cumulato nelle anime e nel fondo è 246,435 kN/m, quello della soletta 211,083 kN/m. Le tensioni tangenziali di torsione sono 17,602 MPa nelle anime da 14 mm e 9,857 MPa nel fondo da 25 mm.</w:t>
-      </w:r>
-    </w:p>
-    <w:p>
-      <w:pPr>
-        <w:keepNext/>
-        <w:spacing w:after="140"/>
-      </w:pPr>
-      <w:r>
-        <w:rPr>
-          <w:noProof/>
-        </w:rPr>
         <w:drawing>
-          <wp:inline distT="0" distB="0" distL="0" distR="0" wp14:anchorId="0308C743" wp14:editId="02D1066C">
+          <wp:inline distT="0" distB="0" distL="0" distR="0" wp14:anchorId="52EBC8E7" wp14:editId="3A873483">
             <wp:extent cx="6120000" cy="3677403"/>
             <wp:effectExtent l="0" t="0" r="0" b="0"/>
             <wp:docPr id="4" name="Picture 4" descr="Flussi di torsione per fase nella scheda Verifiche"/>
@@ -19803,7 +19823,7 @@
         <w:keepNext/>
         <w:spacing w:after="140"/>
       </w:pPr>
-      <w:bookmarkStart w:id="40" w:name="_Toc242844968"/>
+      <w:bookmarkStart w:id="40" w:name="_Toc242851698"/>
       <w:r>
         <w:t>Curve di risposta</w:t>
       </w:r>
@@ -19840,15 +19860,15 @@
         <w:spacing w:after="140"/>
       </w:pPr>
       <w:r>
+        <w:t>Controllare la variabile mantenuta costante, direzione dei passi, grandezza degli incrementi e criterio di arresto. Una curva interrotta per mancata convergenza non va completata idealmente a mano per dichiarare una resistenza. Le curve sono caratteristiche e su sezione lorda; non costituiscono da sole una capacità di progetto con instabilità locale inclusa.</w:t>
+      </w:r>
+    </w:p>
+    <w:p>
+      <w:pPr>
+        <w:spacing w:after="140"/>
+      </w:pPr>
+      <w:r>
         <w:lastRenderedPageBreak/>
-        <w:t>Controllare la variabile mantenuta costante, direzione dei passi, grandezza degli incrementi e criterio di arresto. Una curva interrotta per mancata convergenza non va completata idealmente a mano per dichiarare una resistenza. Le curve sono caratteristiche e su sezione lorda; non costituiscono da sole una capacità di progetto con instabilità locale inclusa.</w:t>
-      </w:r>
-    </w:p>
-    <w:p>
-      <w:pPr>
-        <w:spacing w:after="140"/>
-      </w:pPr>
-      <w:r>
         <w:t>La vista separata segue la fase selezionata. F11 la porta a schermo intero ed Esc esce da quella modalità. CSV ed esportazioni delle fibre consentono un controllo numerico dei dati; la precisione del file non è limitata ai decimali mostrati a video.</w:t>
       </w:r>
     </w:p>
@@ -19858,7 +19878,7 @@
         <w:keepNext/>
         <w:spacing w:after="140"/>
       </w:pPr>
-      <w:bookmarkStart w:id="41" w:name="_Toc242844969"/>
+      <w:bookmarkStart w:id="41" w:name="_Toc242851699"/>
       <w:r>
         <w:t>Bridge Design</w:t>
       </w:r>
@@ -19886,7 +19906,7 @@
         <w:keepNext/>
         <w:spacing w:after="140"/>
       </w:pPr>
-      <w:bookmarkStart w:id="42" w:name="_Toc242844970"/>
+      <w:bookmarkStart w:id="42" w:name="_Toc242851700"/>
       <w:r>
         <w:t>Preparare i dati prima di aprire la ricerca</w:t>
       </w:r>
@@ -20420,7 +20440,6 @@
               <w:rPr>
                 <w:sz w:val="21"/>
               </w:rPr>
-              <w:lastRenderedPageBreak/>
               <w:t>Terreno pile fondazioni</w:t>
             </w:r>
           </w:p>
@@ -20568,7 +20587,7 @@
         <w:keepNext/>
         <w:spacing w:after="140"/>
       </w:pPr>
-      <w:bookmarkStart w:id="43" w:name="_Toc242844971"/>
+      <w:bookmarkStart w:id="43" w:name="_Toc242851701"/>
       <w:r>
         <w:t>Creare il progetto di riferimento</w:t>
       </w:r>
@@ -20668,26 +20687,26 @@
         <w:keepNext/>
         <w:spacing w:after="140"/>
       </w:pPr>
-      <w:bookmarkStart w:id="44" w:name="_Toc242844972"/>
+      <w:bookmarkStart w:id="44" w:name="_Toc242851702"/>
+      <w:r>
+        <w:t>Scegliere e cambiare prezzario</w:t>
+      </w:r>
+      <w:bookmarkEnd w:id="44"/>
+    </w:p>
+    <w:p>
+      <w:pPr>
+        <w:spacing w:after="140"/>
+      </w:pPr>
+      <w:r>
+        <w:t>Da Progetto apri Prezzario e premi Gestisci prezzario. La finestra conserva una bozza: il documento cambia soltanto con Applica prezzario. Assegna nome ed edizione al catalogo; gli importi sono in EUR, IVA esclusa. Nella scheda Voci del prezzario puoi aggiungere, modificare ed eliminare voci, oppure importare CSV, XLSX o un catalogo JSON esportato da ANTHEA.</w:t>
+      </w:r>
+    </w:p>
+    <w:p>
+      <w:pPr>
+        <w:spacing w:after="140"/>
+      </w:pPr>
       <w:r>
         <w:lastRenderedPageBreak/>
-        <w:t>Scegliere e cambiare prezzario</w:t>
-      </w:r>
-      <w:bookmarkEnd w:id="44"/>
-    </w:p>
-    <w:p>
-      <w:pPr>
-        <w:spacing w:after="140"/>
-      </w:pPr>
-      <w:r>
-        <w:t>Da Progetto apri Prezzario e premi Gestisci prezzario. La finestra conserva una bozza: il documento cambia soltanto con Applica prezzario. Assegna nome ed edizione al catalogo; gli importi sono in EUR, IVA esclusa. Nella scheda Voci del prezzario puoi aggiungere, modificare ed eliminare voci, oppure importare CSV, XLSX o un catalogo JSON esportato da ANTHEA.</w:t>
-      </w:r>
-    </w:p>
-    <w:p>
-      <w:pPr>
-        <w:spacing w:after="140"/>
-      </w:pPr>
-      <w:r>
         <w:t>Per Excel usa il foglio Prezzario e cinque colonne, in quest’ordine: Codice, Descrizione, Unita, Prezzo, Inclusioni. Le medesime intestazioni valgono per CSV; Modello CSV prepara il tracciato. Il codice deve essere univoco, la descrizione compilata e il prezzo non negativo. Sono ammesse m, m², m³, kg, t e cad. Scrivi i numeri senza separatori delle migliaia: 1660 oppure 1660,50. Una cella prezzo vuota significa dato mancante; zero è un importo assegnato consapevolmente.</w:t>
       </w:r>
     </w:p>
@@ -20735,36 +20754,39 @@
         <w:keepNext/>
         <w:spacing w:after="140"/>
       </w:pPr>
-      <w:bookmarkStart w:id="45" w:name="_Toc242844973"/>
+      <w:bookmarkStart w:id="45" w:name="_Toc242851703"/>
+      <w:r>
+        <w:t>Impostare il traffico del ponte</w:t>
+      </w:r>
+      <w:bookmarkEnd w:id="45"/>
+    </w:p>
+    <w:p>
+      <w:pPr>
+        <w:spacing w:after="140"/>
+      </w:pPr>
+      <w:r>
+        <w:t xml:space="preserve">I nuovi progetti adottano Schema 1 NTC 2018. Nella scheda Traffico controlla le carreggiate, il modello e </w:t>
+      </w:r>
+      <w:r>
+        <w:rPr>
+          <w:rFonts w:ascii="Calibri" w:eastAsia="Calibri" w:hAnsi="Calibri" w:cs="Calibri"/>
+        </w:rPr>
+        <w:t>γ</w:t>
+      </w:r>
+      <w:r>
+        <w:t>Q. Il comando per il coefficiente consigliato propone 1,35; un valore assegnato rimane una scelta esplicita dell’utente. Il diagramma mostra estremi positivi e negativi; la reazione minima aiuta a riconoscere possibili sollevamenti.</w:t>
+      </w:r>
+    </w:p>
+    <w:p>
+      <w:pPr>
+        <w:spacing w:after="140"/>
+      </w:pPr>
+      <w:r>
+        <w:t xml:space="preserve">I documenti precedenti mantengono Uniforme equivalente (legacy) e il proprio coefficiente. Il passaggio a Schema 1 è volontario e richiede un nuovo calcolo e una nuova ricerca. Gli estremi di momento, taglio, freccia e reazione possono provenire da posizioni differenti del traffico: non sono un unico stato simultaneo. Per arco, reticolare, </w:t>
+      </w:r>
       <w:r>
         <w:lastRenderedPageBreak/>
-        <w:t>Impostare il traffico del ponte</w:t>
-      </w:r>
-      <w:bookmarkEnd w:id="45"/>
-    </w:p>
-    <w:p>
-      <w:pPr>
-        <w:spacing w:after="140"/>
-      </w:pPr>
-      <w:r>
-        <w:t xml:space="preserve">I nuovi progetti adottano Schema 1 NTC 2018. Nella scheda Traffico controlla le carreggiate, il modello e </w:t>
-      </w:r>
-      <w:r>
-        <w:rPr>
-          <w:rFonts w:ascii="Calibri" w:eastAsia="Calibri" w:hAnsi="Calibri" w:cs="Calibri"/>
-        </w:rPr>
-        <w:t>γ</w:t>
-      </w:r>
-      <w:r>
-        <w:t>Q. Il comando per il coefficiente consigliato propone 1,35; un valore assegnato rimane una scelta esplicita dell’utente. Il diagramma mostra estremi positivi e negativi; la reazione minima aiuta a riconoscere possibili sollevamenti.</w:t>
-      </w:r>
-    </w:p>
-    <w:p>
-      <w:pPr>
-        <w:spacing w:after="140"/>
-      </w:pPr>
-      <w:r>
-        <w:t>I documenti precedenti mantengono Uniforme equivalente (legacy) e il proprio coefficiente. Il passaggio a Schema 1 è volontario e richiede un nuovo calcolo e una nuova ricerca. Gli estremi di momento, taglio, freccia e reazione possono provenire da posizioni differenti del traffico: non sono un unico stato simultaneo. Per arco, reticolare, strallato e sospeso leggi l’ambito parametrico dichiarato dal risultato; il predimensionamento non sostituisce un’analisi spaziale del ponte.</w:t>
+        <w:t>strallato e sospeso leggi l’ambito parametrico dichiarato dal risultato; il predimensionamento non sostituisce un’analisi spaziale del ponte.</w:t>
       </w:r>
     </w:p>
     <w:p>
@@ -20773,7 +20795,7 @@
         <w:keepNext/>
         <w:spacing w:after="140"/>
       </w:pPr>
-      <w:bookmarkStart w:id="46" w:name="_Toc242844974"/>
+      <w:bookmarkStart w:id="46" w:name="_Toc242851704"/>
       <w:r>
         <w:t>Leggere sezioni spessori e lunghezze</w:t>
       </w:r>
@@ -20817,7 +20839,7 @@
         <w:keepNext/>
         <w:spacing w:after="140"/>
       </w:pPr>
-      <w:bookmarkStart w:id="47" w:name="_Toc242844975"/>
+      <w:bookmarkStart w:id="47" w:name="_Toc242851705"/>
       <w:r>
         <w:t>Scegliere obiettivo e costanti</w:t>
       </w:r>
@@ -20879,7 +20901,6 @@
                 <w:b/>
                 <w:sz w:val="21"/>
               </w:rPr>
-              <w:lastRenderedPageBreak/>
               <w:t>Blocco</w:t>
             </w:r>
           </w:p>
@@ -21274,6 +21295,7 @@
               <w:rPr>
                 <w:sz w:val="21"/>
               </w:rPr>
+              <w:lastRenderedPageBreak/>
               <w:t>Continuità</w:t>
             </w:r>
           </w:p>
@@ -21507,7 +21529,7 @@
         <w:keepNext/>
         <w:spacing w:after="140"/>
       </w:pPr>
-      <w:bookmarkStart w:id="48" w:name="_Toc242844976"/>
+      <w:bookmarkStart w:id="48" w:name="_Toc242851706"/>
       <w:r>
         <w:t>Impostare range utili</w:t>
       </w:r>
@@ -21534,26 +21556,23 @@
         <w:spacing w:after="140"/>
       </w:pPr>
       <w:r>
-        <w:t xml:space="preserve">Per le griglie percentuali, 100 significa la regola automatica della combinazione. Con altezza 100–120 e passo 10 si esaminano 100, 110 e 120%. Con pali 100–150 e passo 25 si </w:t>
-      </w:r>
+        <w:t>Per le griglie percentuali, 100 significa la regola automatica della combinazione. Con altezza 100–120 e passo 10 si esaminano 100, 110 e 120%. Con pali 100–150 e passo 25 si esaminano tre lunghezze riferite alla classe di terreno. Se la fondazione è bloccata, la relativa griglia è disabilitata. Non sono esplorati valori inferiori al 100%.</w:t>
+      </w:r>
+    </w:p>
+    <w:p>
+      <w:pPr>
+        <w:spacing w:after="140"/>
+      </w:pPr>
+      <w:r>
+        <w:t>Come percorso iniziale, usa 2 o 3 valori di altezza e un intervallo di campate motivato dal sito. Se il vincitore cade all’estremo del range, amplia il campo solo dove fisicamente plausibile e ripeti. Se interessa affinare l’altezza, riduci il passo vicino ai risultati senza superare 11 valori nella griglia. Non è necessario usare subito tutti i 50.000 tentativi ammessi.</w:t>
+      </w:r>
+    </w:p>
+    <w:p>
+      <w:pPr>
+        <w:spacing w:after="140"/>
+      </w:pPr>
       <w:r>
         <w:lastRenderedPageBreak/>
-        <w:t>esaminano tre lunghezze riferite alla classe di terreno. Se la fondazione è bloccata, la relativa griglia è disabilitata. Non sono esplorati valori inferiori al 100%.</w:t>
-      </w:r>
-    </w:p>
-    <w:p>
-      <w:pPr>
-        <w:spacing w:after="140"/>
-      </w:pPr>
-      <w:r>
-        <w:t>Come percorso iniziale, usa 2 o 3 valori di altezza e un intervallo di campate motivato dal sito. Se il vincitore cade all’estremo del range, amplia il campo solo dove fisicamente plausibile e ripeti. Se interessa affinare l’altezza, riduci il passo vicino ai risultati senza superare 11 valori nella griglia. Non è necessario usare subito tutti i 50.000 tentativi ammessi.</w:t>
-      </w:r>
-    </w:p>
-    <w:p>
-      <w:pPr>
-        <w:spacing w:after="140"/>
-      </w:pPr>
-      <w:r>
         <w:t>Una griglia più fitta aumenta il numero di combinazioni ma non elimina i limiti del modello. Se mancano dati su varo, pali o traffico, è spesso più utile ripetere scenari con ipotesi diverse che usare molti decimali sulla stessa ipotesi incerta.</w:t>
       </w:r>
     </w:p>
@@ -21563,7 +21582,7 @@
         <w:keepNext/>
         <w:spacing w:after="140"/>
       </w:pPr>
-      <w:bookmarkStart w:id="49" w:name="_Toc242844977"/>
+      <w:bookmarkStart w:id="49" w:name="_Toc242851707"/>
       <w:r>
         <w:t>Avviare e leggere l’avanzamento</w:t>
       </w:r>
@@ -21599,7 +21618,7 @@
         <w:keepNext/>
         <w:spacing w:after="140"/>
       </w:pPr>
-      <w:bookmarkStart w:id="50" w:name="_Toc242844978"/>
+      <w:bookmarkStart w:id="50" w:name="_Toc242851708"/>
       <w:r>
         <w:t>Usare i grafici</w:t>
       </w:r>
@@ -21626,24 +21645,21 @@
         <w:spacing w:after="140"/>
       </w:pPr>
       <w:r>
-        <w:t xml:space="preserve">La Famiglia di soluzioni plausibili rappresenta costo e CO₂ delle geometrie ammesse. In basso a sinistra si trovano i valori minori. L’anello identifica Pareto, la stella il migliore per </w:t>
-      </w:r>
-      <w:r>
+        <w:t>La Famiglia di soluzioni plausibili rappresenta costo e CO₂ delle geometrie ammesse. In basso a sinistra si trovano i valori minori. L’anello identifica Pareto, la stella il migliore per l’obiettivo e la croce il progetto corrente. Filtra per famiglia o attiva Solo frontiera Pareto; clicca un punto per esaminarlo anche quando non compare fra le prime N righe.</w:t>
+      </w:r>
+    </w:p>
+    <w:p>
+      <w:pPr>
+        <w:keepNext/>
+        <w:spacing w:after="140"/>
+      </w:pPr>
+      <w:r>
+        <w:rPr>
+          <w:noProof/>
+        </w:rPr>
         <w:lastRenderedPageBreak/>
-        <w:t>l’obiettivo e la croce il progetto corrente. Filtra per famiglia o attiva Solo frontiera Pareto; clicca un punto per esaminarlo anche quando non compare fra le prime N righe.</w:t>
-      </w:r>
-    </w:p>
-    <w:p>
-      <w:pPr>
-        <w:keepNext/>
-        <w:spacing w:after="140"/>
-      </w:pPr>
-      <w:r>
-        <w:rPr>
-          <w:noProof/>
-        </w:rPr>
         <w:drawing>
-          <wp:inline distT="0" distB="0" distL="0" distR="0" wp14:anchorId="27F00FBD" wp14:editId="3F98A078">
+          <wp:inline distT="0" distB="0" distL="0" distR="0" wp14:anchorId="6FF66353" wp14:editId="5A4D49E8">
             <wp:extent cx="6120000" cy="3519000"/>
             <wp:effectExtent l="0" t="0" r="0" b="0"/>
             <wp:docPr id="5" name="Picture 5" descr="Nuvola costo e CO₂ ricavata dai risultati riproducibili dell’esempio"/>
@@ -21704,9 +21720,8 @@
         <w:rPr>
           <w:noProof/>
         </w:rPr>
-        <w:lastRenderedPageBreak/>
         <w:drawing>
-          <wp:inline distT="0" distB="0" distL="0" distR="0" wp14:anchorId="5D50F37C" wp14:editId="0599B85D">
+          <wp:inline distT="0" distB="0" distL="0" distR="0" wp14:anchorId="621932B4" wp14:editId="7BBB1308">
             <wp:extent cx="6120000" cy="3519000"/>
             <wp:effectExtent l="0" t="0" r="0" b="0"/>
             <wp:docPr id="6" name="Picture 6" descr="Variazione di altezza e costo durante l’enumerazione dell’esempio"/>
@@ -21756,8 +21771,9 @@
         <w:keepNext/>
         <w:spacing w:after="140"/>
       </w:pPr>
-      <w:bookmarkStart w:id="51" w:name="_Toc242844979"/>
-      <w:r>
+      <w:bookmarkStart w:id="51" w:name="_Toc242851709"/>
+      <w:r>
+        <w:lastRenderedPageBreak/>
         <w:t>Esempio guidato da centoventi metri</w:t>
       </w:r>
       <w:bookmarkEnd w:id="51"/>
@@ -22368,7 +22384,6 @@
               <w:rPr>
                 <w:sz w:val="21"/>
               </w:rPr>
-              <w:lastRenderedPageBreak/>
               <w:t>Quote automatiche</w:t>
             </w:r>
           </w:p>
@@ -22483,6 +22498,7 @@
         <w:spacing w:after="140"/>
       </w:pPr>
       <w:r>
+        <w:lastRenderedPageBreak/>
         <w:t>Ripeti con CO₂ minima e poi con Compromesso. In questo caso vince la stessa geometria; non aspettarti sempre questa coincidenza. Puoi cambiare N per osservare altre soluzioni senza eseguire nuovamente il calcolo. Apri il prospetto della selezione e confronta altezza, sezioni, numero di pile e quantità prima di applicarla.</w:t>
       </w:r>
     </w:p>
@@ -22496,7 +22512,7 @@
           <w:noProof/>
         </w:rPr>
         <w:drawing>
-          <wp:inline distT="0" distB="0" distL="0" distR="0" wp14:anchorId="754272DE" wp14:editId="113D9980">
+          <wp:inline distT="0" distB="0" distL="0" distR="0" wp14:anchorId="52D60C79" wp14:editId="78A94D74">
             <wp:extent cx="6120000" cy="2601000"/>
             <wp:effectExtent l="0" t="0" r="0" b="0"/>
             <wp:docPr id="7" name="Picture 7" descr="Differenze di costo fra il riferimento e alcuni scenari dell’esempio"/>
@@ -22545,11 +22561,7 @@
         <w:spacing w:after="140"/>
       </w:pPr>
       <w:r>
-        <w:t xml:space="preserve">Se imposti un minimo di cinque campate, il riferimento a tre campate è escluso. Vince una soluzione a T in c.a. con cinque campate e costo 2.657.209,43 euro. Un vincitore più </w:t>
-      </w:r>
-      <w:r>
-        <w:lastRenderedPageBreak/>
-        <w:t>caro del riferimento è quindi possibile quando il riferimento non soddisfa i nuovi vincoli. Leggi sempre la riga che descrive le esclusioni del progetto corrente.</w:t>
+        <w:t>Se imposti un minimo di cinque campate, il riferimento a tre campate è escluso. Vince una soluzione a T in c.a. con cinque campate e costo 2.657.209,43 euro. Un vincitore più caro del riferimento è quindi possibile quando il riferimento non soddisfa i nuovi vincoli. Leggi sempre la riga che descrive le esclusioni del progetto corrente.</w:t>
       </w:r>
     </w:p>
     <w:p>
@@ -22566,7 +22578,7 @@
         <w:keepNext/>
         <w:spacing w:after="140"/>
       </w:pPr>
-      <w:bookmarkStart w:id="52" w:name="_Toc242844980"/>
+      <w:bookmarkStart w:id="52" w:name="_Toc242851710"/>
       <w:r>
         <w:t>Selezionare applicare e conservare le alternative</w:t>
       </w:r>
@@ -22593,7 +22605,11 @@
         <w:spacing w:after="140"/>
       </w:pPr>
       <w:r>
-        <w:t>Premendo Applica soluzione selezionata, il progetto adotta gli input del candidato. Se non esiste già un’alternativa A, ANTHEA conserva il progetto precedente come A. Se A esiste, non viene sostituita automaticamente: controlla che il confronto A / B rappresenti ancora ciò che vuoi confrontare. Dopo l’applicazione rivedi Sezioni e quote e salva il documento con un nome che renda riconoscibile la variante.</w:t>
+        <w:t xml:space="preserve">Premendo Applica soluzione selezionata, il progetto adotta gli input del candidato. Se non esiste già un’alternativa A, ANTHEA conserva il progetto precedente come A. Se A esiste, non viene sostituita automaticamente: controlla che il confronto A / B </w:t>
+      </w:r>
+      <w:r>
+        <w:lastRenderedPageBreak/>
+        <w:t>rappresenti ancora ciò che vuoi confrontare. Dopo l’applicazione rivedi Sezioni e quote e salva il documento con un nome che renda riconoscibile la variante.</w:t>
       </w:r>
     </w:p>
     <w:p>
@@ -22610,7 +22626,7 @@
         <w:keepNext/>
         <w:spacing w:after="140"/>
       </w:pPr>
-      <w:bookmarkStart w:id="53" w:name="_Toc242844981"/>
+      <w:bookmarkStart w:id="53" w:name="_Toc242851711"/>
       <w:r>
         <w:t>Prezzi geotecnica e scenari da confrontare</w:t>
       </w:r>
@@ -22637,7 +22653,6 @@
         <w:spacing w:after="140"/>
       </w:pPr>
       <w:r>
-        <w:lastRenderedPageBreak/>
         <w:t>Leggi le note accanto ai prezzi. Pali e cls hanno inclusioni diverse; appoggi e giunti dipendono da forze e movimenti. Gli oneri aggiuntivi e gli imprevisti sono riserve, non l’insieme delle lavorazioni mancanti. Per le famiglie speciali un’offerta di sistema può includere montaggio, terminali e protezioni già computati in altre righe: evita duplicazioni.</w:t>
       </w:r>
     </w:p>
@@ -22647,7 +22662,7 @@
         <w:keepNext/>
         <w:spacing w:after="140"/>
       </w:pPr>
-      <w:bookmarkStart w:id="54" w:name="_Toc242844982"/>
+      <w:bookmarkStart w:id="54" w:name="_Toc242851712"/>
       <w:r>
         <w:t>Usare le famiglie speciali</w:t>
       </w:r>
@@ -22674,7 +22689,11 @@
         <w:spacing w:after="140"/>
       </w:pPr>
       <w:r>
-        <w:t>Per la piastra ortotropa controlla lamiera, altezza e larghezze delle canalette, interasse e spessori del cassone. Per le travi incorporate controlla spazio fra profili e cls sopra e sotto le piattabande. Il prospetto rappresenta un profilo ideale, non un componente commerciale già selezionato.</w:t>
+        <w:t xml:space="preserve">Per la piastra ortotropa controlla lamiera, altezza e larghezze delle canalette, interasse e spessori del cassone. Per le travi incorporate controlla spazio fra profili e cls sopra e </w:t>
+      </w:r>
+      <w:r>
+        <w:lastRenderedPageBreak/>
+        <w:t>sotto le piattabande. Il prospetto rappresenta un profilo ideale, non un componente commerciale già selezionato.</w:t>
       </w:r>
     </w:p>
     <w:p>
@@ -22691,7 +22710,7 @@
         <w:keepNext/>
         <w:spacing w:after="140"/>
       </w:pPr>
-      <w:bookmarkStart w:id="55" w:name="_Toc242844983"/>
+      <w:bookmarkStart w:id="55" w:name="_Toc242851713"/>
       <w:r>
         <w:t>Risolvere i messaggi più comuni</w:t>
       </w:r>
@@ -23139,7 +23158,6 @@
               <w:rPr>
                 <w:sz w:val="21"/>
               </w:rPr>
-              <w:lastRenderedPageBreak/>
               <w:t>Fondazione oltre soglia</w:t>
             </w:r>
           </w:p>
@@ -23599,8 +23617,9 @@
         <w:keepNext/>
         <w:spacing w:after="140"/>
       </w:pPr>
-      <w:bookmarkStart w:id="56" w:name="_Toc242844984"/>
-      <w:r>
+      <w:bookmarkStart w:id="56" w:name="_Toc242851714"/>
+      <w:r>
+        <w:lastRenderedPageBreak/>
         <w:t>Esportare un confronto leggibile</w:t>
       </w:r>
       <w:bookmarkEnd w:id="56"/>
@@ -23627,7 +23646,7 @@
         <w:keepNext/>
         <w:spacing w:after="140"/>
       </w:pPr>
-      <w:bookmarkStart w:id="57" w:name="_Toc242844985"/>
+      <w:bookmarkStart w:id="57" w:name="_Toc242851715"/>
       <w:r>
         <w:t>Quanto fidarsi dei risultati</w:t>
       </w:r>
@@ -23654,7 +23673,6 @@
         <w:spacing w:after="140"/>
       </w:pPr>
       <w:r>
-        <w:lastRenderedPageBreak/>
         <w:t>Prima di scegliere definitivamente verifica che la configurazione sia fisicamente costruibile, che il modello strutturale dedicato confermi le sezioni e che la valutazione geotecnica confermi le fondazioni. Aggiorna poi quantità e prezzi con le informazioni nuove e ripeti il confronto. Questo passaggio permette al predimensionamento di accompagnare il progetto senza attribuirgli prestazioni che non calcola.</w:t>
       </w:r>
     </w:p>
@@ -23664,7 +23682,7 @@
         <w:keepNext/>
         <w:spacing w:after="140"/>
       </w:pPr>
-      <w:bookmarkStart w:id="58" w:name="_Toc242844986"/>
+      <w:bookmarkStart w:id="58" w:name="_Toc242851716"/>
       <w:r>
         <w:t>Salvataggio e report</w:t>
       </w:r>
@@ -23676,7 +23694,7 @@
         <w:keepNext/>
         <w:spacing w:after="140"/>
       </w:pPr>
-      <w:bookmarkStart w:id="59" w:name="_Toc242844987"/>
+      <w:bookmarkStart w:id="59" w:name="_Toc242851717"/>
       <w:r>
         <w:t>Conservare dati modificabili</w:t>
       </w:r>
@@ -23704,7 +23722,7 @@
         <w:keepNext/>
         <w:spacing w:after="140"/>
       </w:pPr>
-      <w:bookmarkStart w:id="60" w:name="_Toc242844988"/>
+      <w:bookmarkStart w:id="60" w:name="_Toc242851718"/>
       <w:r>
         <w:t>Report del singolo foglio e del progetto</w:t>
       </w:r>
@@ -23715,7 +23733,11 @@
         <w:spacing w:after="140"/>
       </w:pPr>
       <w:r>
-        <w:t>Il report di un foglio riguarda i dati e i risultati di quel modulo. «Genera report» su progetto o sezione comprende invece i fogli diretti e tutte le sottosezioni, nell'ordine dell'albero. Include indice navigabile, dati comuni, dati specifici, risultati e immagini. I riferimenti degli antenati necessari vengono richiamati anche esportando un solo ramo.</w:t>
+        <w:t xml:space="preserve">Il report di un foglio riguarda i dati e i risultati di quel modulo. «Genera report» su progetto o sezione comprende invece i fogli diretti e tutte le sottosezioni, nell'ordine dell'albero. </w:t>
+      </w:r>
+      <w:r>
+        <w:lastRenderedPageBreak/>
+        <w:t>Include indice navigabile, dati comuni, dati specifici, risultati e immagini. I riferimenti degli antenati necessari vengono richiamati anche esportando un solo ramo.</w:t>
       </w:r>
     </w:p>
     <w:p>
@@ -23740,7 +23762,7 @@
         <w:keepNext/>
         <w:spacing w:after="140"/>
       </w:pPr>
-      <w:bookmarkStart w:id="61" w:name="_Toc242844989"/>
+      <w:bookmarkStart w:id="61" w:name="_Toc242851719"/>
       <w:r>
         <w:t>Ricalcolo e proposte da applicare</w:t>
       </w:r>
@@ -23759,11 +23781,7 @@
         <w:spacing w:after="140"/>
       </w:pPr>
       <w:r>
-        <w:t xml:space="preserve">Le proposte di suddivisione e armatura dei tratti del palo restano esplicite. Se il foglio cambia mentre la finestra è aperta, chiudere e riaprire la proposta prima di ripetere la ricerca: così si acquisiscono dati e sollecitazioni aggiornati. L’applicazione della </w:t>
-      </w:r>
-      <w:r>
-        <w:lastRenderedPageBreak/>
-        <w:t>suddivisione conserva nello storico i tratti precedenti. Una proposta incompleta non applica soltanto una parte dei campi.</w:t>
+        <w:t>Le proposte di suddivisione e armatura dei tratti del palo restano esplicite. Se il foglio cambia mentre la finestra è aperta, chiudere e riaprire la proposta prima di ripetere la ricerca: così si acquisiscono dati e sollecitazioni aggiornati. L’applicazione della suddivisione conserva nello storico i tratti precedenti. Una proposta incompleta non applica soltanto una parte dei campi.</w:t>
       </w:r>
     </w:p>
     <w:p>
@@ -23788,7 +23806,7 @@
         <w:keepNext/>
         <w:spacing w:after="140"/>
       </w:pPr>
-      <w:bookmarkStart w:id="62" w:name="_Toc242844990"/>
+      <w:bookmarkStart w:id="62" w:name="_Toc242851720"/>
       <w:r>
         <w:t>Conservare dati e risultati insieme</w:t>
       </w:r>
@@ -23816,8 +23834,9 @@
         <w:keepNext/>
         <w:spacing w:after="140"/>
       </w:pPr>
-      <w:bookmarkStart w:id="63" w:name="_Toc242844991"/>
-      <w:r>
+      <w:bookmarkStart w:id="63" w:name="_Toc242851721"/>
+      <w:r>
+        <w:lastRenderedPageBreak/>
         <w:t>Percorso completo per un primo progetto</w:t>
       </w:r>
       <w:bookmarkEnd w:id="63"/>
@@ -23899,9 +23918,8 @@
         <w:keepNext/>
         <w:spacing w:after="140"/>
       </w:pPr>
-      <w:bookmarkStart w:id="64" w:name="_Toc242844992"/>
-      <w:r>
-        <w:lastRenderedPageBreak/>
+      <w:bookmarkStart w:id="64" w:name="_Toc242851722"/>
+      <w:r>
         <w:t>Problemi frequenti e controlli finali</w:t>
       </w:r>
       <w:bookmarkEnd w:id="64"/>
@@ -24333,6 +24351,7 @@
               <w:rPr>
                 <w:sz w:val="21"/>
               </w:rPr>
+              <w:lastRenderedPageBreak/>
               <w:t>Fessurazione o verifica locale non disponibile</w:t>
             </w:r>
           </w:p>
@@ -24486,7 +24505,7 @@
         <w:keepNext/>
         <w:spacing w:after="140"/>
       </w:pPr>
-      <w:bookmarkStart w:id="65" w:name="_Toc242844993"/>
+      <w:bookmarkStart w:id="65" w:name="_Toc242851723"/>
       <w:r>
         <w:t>Riferimenti per approfondire</w:t>
       </w:r>
@@ -24509,47 +24528,47 @@
         <w:keepNext/>
         <w:spacing w:after="140"/>
       </w:pPr>
-      <w:bookmarkStart w:id="66" w:name="_Toc242844994"/>
+      <w:bookmarkStart w:id="66" w:name="_Toc242851724"/>
+      <w:r>
+        <w:t>Muri di sostegno con stratigrafie di monte e valle</w:t>
+      </w:r>
+      <w:bookmarkEnd w:id="66"/>
+    </w:p>
+    <w:p>
+      <w:pPr>
+        <w:spacing w:after="140"/>
+      </w:pPr>
+      <w:r>
+        <w:t>La scheda Input definisce muro, terreni e azioni; Verifiche raccoglie gli esiti locali e globali. Prepara separatamente stratigrafie delle spinte, terreno di fondazione e profilo profondo della stabilità globale. Un modello completo per una verifica può essere insufficiente per le altre.</w:t>
+      </w:r>
+    </w:p>
+    <w:p>
+      <w:pPr>
+        <w:spacing w:after="140"/>
+      </w:pPr>
+      <w:r>
+        <w:t xml:space="preserve">Le stratigrafie di monte e valle sono affiancate, indipendenti o collegate per spessori e proprietà; le profondità partono dalle rispettive superfici. Hlib è la distanza dalla sommità al terreno di valle: Dv=H+t−Hlib. Il terreno davanti al muro entra nei pesi, nei momenti, nelle sollecitazioni della mensola e nel ricoprimento efficace della portanza. La passiva richiede attivazione e frazione mobilitata; è esclusa nel sisma. Gli attriti del muro e della fondazione sono assegnabili oppure ricavati da </w:t>
+      </w:r>
+      <w:r>
+        <w:rPr>
+          <w:rFonts w:ascii="Calibri" w:eastAsia="Calibri" w:hAnsi="Calibri" w:cs="Calibri"/>
+        </w:rPr>
+        <w:t>φ</w:t>
+      </w:r>
+      <w:r>
+        <w:t>cv,k e tipo di interfaccia. Il valore a volume costante va caratterizzato, senza sostituirlo automaticamente con quello di picco.</w:t>
+      </w:r>
+    </w:p>
+    <w:p>
+      <w:pPr>
+        <w:spacing w:after="140"/>
+      </w:pPr>
+      <w:r>
+        <w:t xml:space="preserve">Valori di calcolo consente di interrogare e modificare gli input e leggere coefficienti effettivi per combinazione, pesi, attriti, pressioni e sollecitazioni. Le forze risultanti dipendono dagli input e non si possono forzare. Le combinazioni sono modificabili: il preset locale è A1+M1+R3, quello globale A2+M2+R2. Azioni eccezionali e sisma </w:t>
+      </w:r>
       <w:r>
         <w:lastRenderedPageBreak/>
-        <w:t>Muri di sostegno con stratigrafie di monte e valle</w:t>
-      </w:r>
-      <w:bookmarkEnd w:id="66"/>
-    </w:p>
-    <w:p>
-      <w:pPr>
-        <w:spacing w:after="140"/>
-      </w:pPr>
-      <w:r>
-        <w:t>La scheda Input definisce muro, terreni e azioni; Verifiche raccoglie gli esiti locali e globali. Prepara separatamente stratigrafie delle spinte, terreno di fondazione e profilo profondo della stabilità globale. Un modello completo per una verifica può essere insufficiente per le altre.</w:t>
-      </w:r>
-    </w:p>
-    <w:p>
-      <w:pPr>
-        <w:spacing w:after="140"/>
-      </w:pPr>
-      <w:r>
-        <w:t xml:space="preserve">Le stratigrafie di monte e valle sono affiancate, indipendenti o collegate per spessori e proprietà; le profondità partono dalle rispettive superfici. Hlib è la distanza dalla sommità al terreno di valle: Dv=H+t−Hlib. Il terreno davanti al muro entra nei pesi, nei momenti, nelle sollecitazioni della mensola e nel ricoprimento efficace della portanza. La passiva richiede attivazione e frazione mobilitata; è esclusa nel sisma. Gli attriti del muro e della fondazione sono assegnabili oppure ricavati da </w:t>
-      </w:r>
-      <w:r>
-        <w:rPr>
-          <w:rFonts w:ascii="Calibri" w:eastAsia="Calibri" w:hAnsi="Calibri" w:cs="Calibri"/>
-        </w:rPr>
-        <w:t>φ</w:t>
-      </w:r>
-      <w:r>
-        <w:t>cv,k e tipo di interfaccia. Il valore a volume costante va caratterizzato, senza sostituirlo automaticamente con quello di picco.</w:t>
-      </w:r>
-    </w:p>
-    <w:p>
-      <w:pPr>
-        <w:spacing w:after="140"/>
-      </w:pPr>
-      <w:r>
-        <w:t>Valori di calcolo consente di interrogare e modificare gli input e leggere coefficienti effettivi per combinazione, pesi, attriti, pressioni e sollecitazioni. Le forze risultanti dipendono dagli input e non si possono forzare. Le combinazioni sono modificabili: il preset locale è A1+M1+R3, quello globale A2+M2+R2. Azioni eccezionali e sisma Mononobe–Okabe o Wood semplificato sono espliciti. Il terreno del lato selezionato può essere trasferito ai moduli dei pali; la sezione selezionata può essere inviata al</w:t>
-      </w:r>
-      <w:r>
-        <w:t xml:space="preserve"> modulo c.a.</w:t>
+        <w:t>Mononobe–Okabe o Wood semplificato sono espliciti. Il terreno del lato selezionato può essere trasferito ai moduli dei pali; la sezione selezionata può essere inviata al modulo c.a.</w:t>
       </w:r>
     </w:p>
     <w:p>
@@ -24577,7 +24596,7 @@
         <w:keepNext/>
         <w:spacing w:after="140"/>
       </w:pPr>
-      <w:bookmarkStart w:id="67" w:name="_Toc242844995"/>
+      <w:bookmarkStart w:id="67" w:name="_Toc242851725"/>
       <w:r>
         <w:t>Materiali e copriferro del muro</w:t>
       </w:r>
@@ -24623,7 +24642,6 @@
         <w:spacing w:after="140"/>
       </w:pPr>
       <w:r>
-        <w:lastRenderedPageBreak/>
         <w:t>Nei progetti, le schede Calcestruzzo e Acciaio del ramo forniscono i materiali al muro secondo le normali regole di ereditarietà. Il confronto dei dati comuni include esposizione, aggregato, vita utile, tolleranza e scelte di durabilità. Il copriferro adottato è condivisibile con le sezioni e viene confrontato con il minimo della scheda Materiali, usando il diametro massimo effettivamente presente nel muro. Adotta copriferro minimo applica esplicitamente la proposta. Il controllo non aumenta silenziosamente</w:t>
       </w:r>
       <w:r>
@@ -24644,7 +24662,7 @@
         <w:keepNext/>
         <w:spacing w:after="140"/>
       </w:pPr>
-      <w:bookmarkStart w:id="68" w:name="_Toc242844996"/>
+      <w:bookmarkStart w:id="68" w:name="_Toc242851726"/>
       <w:r>
         <w:t>Avviare la verifica globale</w:t>
       </w:r>
@@ -24664,7 +24682,11 @@
         <w:ind w:left="283" w:hanging="283"/>
       </w:pPr>
       <w:r>
-        <w:t>1. Premere Stabilità globale nella barra superiore. Se il profilo globale è vuoto, il programma copia i dati locali disponibili, propone superfici orizzontali sui due lati e attiva la verifica. Riaprire il pannello conserva il lavoro già impostato. Prepara dal muro sostituisce invece profilo e strati con una nuova proposta: usarlo solo quando si vuole ripartire dai dati locali.</w:t>
+        <w:t xml:space="preserve">1. Premere Stabilità globale nella barra superiore. Se il profilo globale è vuoto, il programma copia i dati locali disponibili, propone superfici orizzontali sui due lati e attiva la verifica. Riaprire il pannello conserva il lavoro già impostato. Prepara dal muro </w:t>
+      </w:r>
+      <w:r>
+        <w:lastRenderedPageBreak/>
+        <w:t>sostituisce invece profilo e strati con una nuova proposta: usarlo solo quando si vuole ripartire dai dati locali.</w:t>
       </w:r>
     </w:p>
     <w:p>
@@ -24691,7 +24713,7 @@
         <w:keepNext/>
         <w:spacing w:after="140"/>
       </w:pPr>
-      <w:bookmarkStart w:id="69" w:name="_Toc242844997"/>
+      <w:bookmarkStart w:id="69" w:name="_Toc242851727"/>
       <w:r>
         <w:t>Inserire spessori e proprietà dei terreni</w:t>
       </w:r>
@@ -24710,7 +24732,6 @@
         <w:spacing w:after="140"/>
       </w:pPr>
       <w:r>
-        <w:lastRenderedPageBreak/>
         <w:t>Esempio: H=3 m, t=0,45 m, terreno di valle al piano di posa. A monte si può descrivere un riempimento fino a y=0, seguito da due terreni profondi. A valle non occorre ripetere il riempimento che si trova soltanto sopra la fondazione sul lato di monte.</w:t>
       </w:r>
     </w:p>
@@ -25411,8 +25432,9 @@
         <w:rPr>
           <w:noProof/>
         </w:rPr>
+        <w:lastRenderedPageBreak/>
         <w:drawing>
-          <wp:inline distT="0" distB="0" distL="0" distR="0" wp14:anchorId="033677E1" wp14:editId="5BA1A4F0">
+          <wp:inline distT="0" distB="0" distL="0" distR="0" wp14:anchorId="120D50A2" wp14:editId="23DB0323">
             <wp:extent cx="6120000" cy="2570400"/>
             <wp:effectExtent l="0" t="0" r="0" b="0"/>
             <wp:docPr id="8" name="Picture 8" descr="Profilo dell’esempio stratificato con terreno sotto la fondazione e limiti di ricerca evidenziati in blu."/>
@@ -25470,7 +25492,7 @@
         <w:keepNext/>
         <w:spacing w:after="140"/>
       </w:pPr>
-      <w:bookmarkStart w:id="70" w:name="_Toc242844998"/>
+      <w:bookmarkStart w:id="70" w:name="_Toc242851728"/>
       <w:r>
         <w:t>Controllare rilievo falda sisma e ricerca</w:t>
       </w:r>
@@ -25481,11 +25503,7 @@
         <w:spacing w:after="140"/>
       </w:pPr>
       <w:r>
-        <w:t xml:space="preserve">Rilievo e falda si modificano nel gruppo dedicato tramite punti x, y. La falda è una linea di quote y assolute rispetto al piano di posa, non una profondità dalla superficie. Il modello </w:t>
-      </w:r>
-      <w:r>
-        <w:lastRenderedPageBreak/>
-        <w:t>proposto va adattato al rilievo reale: non ricava automaticamente pendenze o terreni profondi.</w:t>
+        <w:t>Rilievo e falda si modificano nel gruppo dedicato tramite punti x, y. La falda è una linea di quote y assolute rispetto al piano di posa, non una profondità dalla superficie. Il modello proposto va adattato al rilievo reale: non ricava automaticamente pendenze o terreni profondi.</w:t>
       </w:r>
     </w:p>
     <w:p>
@@ -25519,7 +25537,7 @@
         <w:keepNext/>
         <w:spacing w:after="140"/>
       </w:pPr>
-      <w:bookmarkStart w:id="71" w:name="_Toc242844999"/>
+      <w:bookmarkStart w:id="71" w:name="_Toc242851729"/>
       <w:r>
         <w:t>Leggere il risultato e riprodurre l’esempio</w:t>
       </w:r>
@@ -25548,7 +25566,11 @@
         <w:t>γ</w:t>
       </w:r>
       <w:r>
-        <w:t xml:space="preserve">R/F. Il caso iniziale è quello con tasso maggiore, non necessariamente quello con F minore se </w:t>
+        <w:t xml:space="preserve">R/F. Il caso iniziale è quello con tasso maggiore, non </w:t>
+      </w:r>
+      <w:r>
+        <w:lastRenderedPageBreak/>
+        <w:t xml:space="preserve">necessariamente quello con F minore se </w:t>
       </w:r>
       <w:r>
         <w:rPr>
@@ -25617,7 +25639,7 @@
         <w:keepNext/>
         <w:spacing w:after="140"/>
       </w:pPr>
-      <w:bookmarkStart w:id="72" w:name="_Toc242845000"/>
+      <w:bookmarkStart w:id="72" w:name="_Toc242851730"/>
       <w:r>
         <w:t>Esempio salvato e risultati ripercorribili</w:t>
       </w:r>
@@ -25645,7 +25667,6 @@
         <w:spacing w:after="140"/>
       </w:pPr>
       <w:r>
-        <w:lastRenderedPageBreak/>
         <w:t xml:space="preserve">Muro a mensola: H=3 m, t=0,45 m, fusto 0,40/0,25 m, mensola di valle 0,80 m e di monte 1,80 m; peso del muro 25 kN/m³. Terreno di valle fino al piano di posa, qk=10 kPa uniforme a monte. Profilo da x=−13,80 m a valle a x=16,80 m a monte; confine delle colonne x=1,20 m. I pesi </w:t>
       </w:r>
       <w:r>
@@ -26072,8 +26093,9 @@
         <w:rPr>
           <w:noProof/>
         </w:rPr>
+        <w:lastRenderedPageBreak/>
         <w:drawing>
-          <wp:inline distT="0" distB="0" distL="0" distR="0" wp14:anchorId="63417FDA" wp14:editId="62D2B7EB">
+          <wp:inline distT="0" distB="0" distL="0" distR="0" wp14:anchorId="2414169B" wp14:editId="31B3F753">
             <wp:extent cx="6120000" cy="2570400"/>
             <wp:effectExtent l="0" t="0" r="0" b="0"/>
             <wp:docPr id="9" name="Picture 9" descr="Superficie della seconda combinazione: il tasso supera 1 e il cerchio è rosso. L’esempio conserva l’esito sfavorevole per mostrare la lettura della verifica."/>
@@ -26140,7 +26162,7 @@
         <w:keepNext/>
         <w:spacing w:after="140"/>
       </w:pPr>
-      <w:bookmarkStart w:id="73" w:name="_Toc242845001"/>
+      <w:bookmarkStart w:id="73" w:name="_Toc242851731"/>
       <w:r>
         <w:t>Portanza, cedimenti e armature dei muri: procedura</w:t>
       </w:r>
@@ -26160,9 +26182,8 @@
         <w:keepNext/>
         <w:spacing w:after="140"/>
       </w:pPr>
-      <w:bookmarkStart w:id="74" w:name="_Toc242845002"/>
-      <w:r>
-        <w:lastRenderedPageBreak/>
+      <w:bookmarkStart w:id="74" w:name="_Toc242851732"/>
+      <w:r>
         <w:t>Scegliere il controllo</w:t>
       </w:r>
       <w:bookmarkEnd w:id="74"/>
@@ -26670,7 +26691,7 @@
         <w:keepNext/>
         <w:spacing w:after="140"/>
       </w:pPr>
-      <w:bookmarkStart w:id="75" w:name="_Toc242845003"/>
+      <w:bookmarkStart w:id="75" w:name="_Toc242851733"/>
       <w:r>
         <w:t>Procedura e lettura</w:t>
       </w:r>
@@ -26706,7 +26727,7 @@
         <w:keepNext/>
         <w:spacing w:after="140"/>
       </w:pPr>
-      <w:bookmarkStart w:id="76" w:name="_Toc242845004"/>
+      <w:bookmarkStart w:id="76" w:name="_Toc242851734"/>
       <w:r>
         <w:t>Dati della portanza sismica</w:t>
       </w:r>
@@ -26770,11 +26791,7 @@
         <w:t>M̄</w:t>
       </w:r>
       <w:r>
-        <w:t xml:space="preserve">, limite verticale, interazione, tasso ed esito. Un’accelerazione </w:t>
-      </w:r>
-      <w:r>
-        <w:lastRenderedPageBreak/>
-        <w:t>mancante, un terreno fuori campo o una risultante non ammissibile restano esplicitamente non verificati.</w:t>
+        <w:t>, limite verticale, interazione, tasso ed esito. Un’accelerazione mancante, un terreno fuori campo o una risultante non ammissibile restano esplicitamente non verificati.</w:t>
       </w:r>
     </w:p>
     <w:p>
@@ -26783,7 +26800,7 @@
         <w:keepNext/>
         <w:spacing w:after="140"/>
       </w:pPr>
-      <w:bookmarkStart w:id="77" w:name="_Toc242845005"/>
+      <w:bookmarkStart w:id="77" w:name="_Toc242851735"/>
       <w:r>
         <w:t>Dati dei cedimenti</w:t>
       </w:r>
@@ -26820,7 +26837,7 @@
         <w:keepNext/>
         <w:spacing w:after="140"/>
       </w:pPr>
-      <w:bookmarkStart w:id="78" w:name="_Toc242845006"/>
+      <w:bookmarkStart w:id="78" w:name="_Toc242851736"/>
       <w:r>
         <w:t>Importare una storia Newmark</w:t>
       </w:r>
@@ -26831,7 +26848,11 @@
         <w:spacing w:after="140"/>
       </w:pPr>
       <w:r>
-        <w:t>In Azioni aprire Spostamenti permanenti e aggiungere una storia. Scegliere SLD o SLV, inserire ky/g, fattore di scala e limite di spostamento. ky/g è la soglia di inizio scorrimento del muro, da ricavare da un’analisi di equilibrio: non coincide con ag/g e non viene dedotta automaticamente dal coefficiente kh.</w:t>
+        <w:t xml:space="preserve">In Azioni aprire Spostamenti permanenti e aggiungere una storia. Scegliere SLD o SLV, inserire ky/g, fattore di scala e limite di spostamento. ky/g è la soglia di inizio scorrimento </w:t>
+      </w:r>
+      <w:r>
+        <w:lastRenderedPageBreak/>
+        <w:t>del muro, da ricavare da un’analisi di equilibrio: non coincide con ag/g e non viene dedotta automaticamente dal coefficiente kh.</w:t>
       </w:r>
     </w:p>
     <w:p>
@@ -26848,7 +26869,7 @@
         <w:keepNext/>
         <w:spacing w:after="140"/>
       </w:pPr>
-      <w:bookmarkStart w:id="79" w:name="_Toc242845007"/>
+      <w:bookmarkStart w:id="79" w:name="_Toc242851737"/>
       <w:r>
         <w:t>Disporre e proporre le armature</w:t>
       </w:r>
@@ -26886,7 +26907,6 @@
         <w:spacing w:after="140"/>
       </w:pPr>
       <w:r>
-        <w:lastRenderedPageBreak/>
         <w:t>In Vista dei risultati scegliere Armature: si vedono i percorsi delle barre, le pieghe, la fascia di sovrapposizione e le marche. Le barre giuntate sono affiancate lungo lo sviluppo del muro; le proiezioni sono leggermente distanziate sul disegno per leggibilità. Dettagli armature riporta la distinta, fbd, lunghezze richieste e usate, mandrini, quantità e tutti i controlli. I pesi sono stime per metro comprensive di ancoraggi, giunzioni e secondarie. Restano da definire il disegno esecutivo, i giunti di cos</w:t>
       </w:r>
       <w:r>
@@ -26899,7 +26919,7 @@
         <w:keepNext/>
         <w:spacing w:after="140"/>
       </w:pPr>
-      <w:bookmarkStart w:id="80" w:name="_Toc242845008"/>
+      <w:bookmarkStart w:id="80" w:name="_Toc242851738"/>
       <w:r>
         <w:t>Tavola delle armature e distinta ferri del muro</w:t>
       </w:r>
@@ -26918,10 +26938,11 @@
         <w:spacing w:after="140"/>
       </w:pPr>
       <w:r>
-        <w:t>Dopo il ricalcolo, premere Tavola armature e distinta ferri nel riquadro di input oppure Distinta ferri in Verifiche. La finestra ha selezione della pagina e zoom. La prima tavola presenta la sezione quotata con le marche delle principali e la tabella dei pezzi del tratto. Le pagine successive separano le sagome e riportano diametro, faccia, tratti A/B/C, arco, mandrino, sviluppo totale, passo e sovrapposizione. P identifica le principali, S le secondarie lungo muro e C i collegamenti. Le due zone del fusto</w:t>
-      </w:r>
-      <w:r>
-        <w:t xml:space="preserve"> mantengono marche distinte.</w:t>
+        <w:t xml:space="preserve">Dopo il ricalcolo, premere Tavola armature e distinta ferri nel riquadro di input oppure Distinta ferri in Verifiche. La finestra ha selezione della pagina e zoom. La prima tavola </w:t>
+      </w:r>
+      <w:r>
+        <w:lastRenderedPageBreak/>
+        <w:t>presenta la sezione quotata con le marche delle principali e la tabella dei pezzi del tratto. Le pagine successive separano le sagome e riportano diametro, faccia, tratti A/B/C, arco, mandrino, sviluppo totale, passo e sovrapposizione. P identifica le principali, S le secondarie lungo muro e C i collegamenti. Le due zone del fusto mantengono marche distinte.</w:t>
       </w:r>
     </w:p>
     <w:p>
@@ -26949,9 +26970,8 @@
         <w:rPr>
           <w:noProof/>
         </w:rPr>
-        <w:lastRenderedPageBreak/>
         <w:drawing>
-          <wp:inline distT="0" distB="0" distL="0" distR="0" wp14:anchorId="48E69786" wp14:editId="514FD1C3">
+          <wp:inline distT="0" distB="0" distL="0" distR="0" wp14:anchorId="6023FBC6" wp14:editId="5F7EC5DA">
             <wp:extent cx="6120000" cy="4316786"/>
             <wp:effectExtent l="0" t="0" r="0" b="0"/>
             <wp:docPr id="10" name="Picture 10" descr="Esempio di distinta del muro con due zone di armatura e tratto di quattro metri"/>
@@ -27000,7 +27020,11 @@
         <w:spacing w:after="140"/>
       </w:pPr>
       <w:r>
-        <w:t>Esempio riapribile: supporto/artefatti/muri-materiali-distinta-20261005/interfaccia/distinta-due-zone.anthea. Il muro ha H=3 m, due zone con cambio a 1,5 m e un tratto lungo 4 m. La distinta mostra 23 pezzi per ciascuna marca principale e segnala lo sviluppo mancante dei collegamenti C1. I PDF e i Word della stessa cartella consentono di ripercorrere la lettura. L'esempio illustra input e computo, non costituisce un muro esecutivo verificato.</w:t>
+        <w:t xml:space="preserve">Esempio riapribile: supporto/artefatti/muri-materiali-distinta-20261005/interfaccia/distinta-due-zone.anthea. Il muro ha H=3 m, due zone con cambio a 1,5 m e un tratto lungo 4 m. La distinta mostra 23 pezzi per ciascuna marca principale e segnala lo sviluppo mancante dei collegamenti C1. I PDF e i Word della stessa </w:t>
+      </w:r>
+      <w:r>
+        <w:lastRenderedPageBreak/>
+        <w:t>cartella consentono di ripercorrere la lettura. L'esempio illustra input e computo, non costituisce un muro esecutivo verificato.</w:t>
       </w:r>
     </w:p>
     <w:p>
@@ -27009,7 +27033,7 @@
         <w:keepNext/>
         <w:spacing w:after="140"/>
       </w:pPr>
-      <w:bookmarkStart w:id="81" w:name="_Toc242845009"/>
+      <w:bookmarkStart w:id="81" w:name="_Toc242851739"/>
       <w:r>
         <w:t>Efficienza orizzontale della palificata</w:t>
       </w:r>
@@ -27029,7 +27053,7 @@
         <w:keepNext/>
         <w:spacing w:after="140"/>
       </w:pPr>
-      <w:bookmarkStart w:id="82" w:name="_Toc242845010"/>
+      <w:bookmarkStart w:id="82" w:name="_Toc242851740"/>
       <w:r>
         <w:t>Apertura e geometria</w:t>
       </w:r>
@@ -27048,7 +27072,6 @@
         <w:spacing w:after="140"/>
       </w:pPr>
       <w:r>
-        <w:lastRenderedPageBreak/>
         <w:t xml:space="preserve">Scegliere in alto a sinistra Rettangolare, Quinconce, Triangolare, Pentagonale, Esagonale oppure Generica. Gli input sottostanti generano automaticamente la disposizione: Nx/Ny e Sx/D/Sy/D per le file; numero di pali sul lato e S/D per il triangolo; anelli, suddivisioni, centro e S/D per i poligoni. Quinconce alterna file di N e N−1 pali con sfalsamento di mezzo interasse. Il triangolo è pieno; i poligoni usano anelli concentrici con suddivisioni crescenti. Le coordinate sono modificabili solo in Generica. </w:t>
       </w:r>
       <w:r>
@@ -27069,7 +27092,7 @@
         <w:keepNext/>
         <w:spacing w:after="140"/>
       </w:pPr>
-      <w:bookmarkStart w:id="83" w:name="_Toc242845011"/>
+      <w:bookmarkStart w:id="83" w:name="_Toc242851741"/>
       <w:r>
         <w:t>Metodo e applicabilità</w:t>
       </w:r>
@@ -27361,6 +27384,7 @@
               <w:rPr>
                 <w:sz w:val="21"/>
               </w:rPr>
+              <w:lastRenderedPageBreak/>
               <w:t>FHWA 2018</w:t>
             </w:r>
           </w:p>
@@ -27655,11 +27679,10 @@
         <w:spacing w:after="140"/>
       </w:pPr>
       <w:r>
-        <w:t xml:space="preserve">Il riconoscimento automatico accetta una griglia cartesiana completa e uniforme nel riferimento del carico, anche se ruotata rispetto agli assi globali. Le file vengono distinte con tolleranza D per 10 alla meno 6. Per geometrie irregolari o H obliqua, i metodi per file non vengono applicati automaticamente. Aprire Applicabilità e interassi rappresentativi e, solo dopo una valutazione ingegneristica, accettare l'estensione per file proiettate e </w:t>
-      </w:r>
-      <w:r>
-        <w:lastRenderedPageBreak/>
-        <w:t>assegnare S parallelo e S trasversale. Per Caltrans, accettata l'estensione, la media degli interassi fra file proiettate è disponibile automaticamente; si può assegnare un interasse rappresentativo diverso. L'estensione resta identificata negli avvisi.</w:t>
+        <w:t xml:space="preserve">Il riconoscimento automatico accetta una griglia cartesiana completa e uniforme nel riferimento del carico, anche se ruotata rispetto agli assi globali. Le file vengono distinte con tolleranza D per 10 alla meno 6. Per geometrie irregolari o H obliqua, i metodi per file non vengono applicati automaticamente. Aprire Applicabilità e interassi rappresentativi e, solo dopo una valutazione ingegneristica, accettare l'estensione per file proiettate e assegnare S parallelo e S trasversale. Per Caltrans, accettata </w:t>
+      </w:r>
+      <w:r>
+        <w:t>l'estensione, la media degli interassi fra file proiettate è disponibile automaticamente; si può assegnare un interasse rappresentativo diverso. L'estensione resta identificata negli avvisi.</w:t>
       </w:r>
     </w:p>
     <w:p>
@@ -27687,7 +27710,7 @@
         <w:keepNext/>
         <w:spacing w:after="140"/>
       </w:pPr>
-      <w:bookmarkStart w:id="84" w:name="_Toc242845012"/>
+      <w:bookmarkStart w:id="84" w:name="_Toc242851742"/>
       <w:r>
         <w:t>Risultati e confronto</w:t>
       </w:r>
@@ -27709,6 +27732,7 @@
         <w:spacing w:after="140"/>
       </w:pPr>
       <w:r>
+        <w:lastRenderedPageBreak/>
         <w:t>La tabella di confronto indica separatamente grandezza, valore e indisponibilità. Selezionare ciascun metodo per leggere fonte, avvisi e dettaglio dei pali. Il dettaglio riporta fila, coordinate proiettate, beta, alfa e coefficiente finale. Alfa riguarda la modifica Caltrans; per gli altri p-multiplier vale uno. I coefficienti di Davisson non devono essere letti come p-multiplier.</w:t>
       </w:r>
     </w:p>
@@ -27734,9 +27758,8 @@
         <w:keepNext/>
         <w:spacing w:after="140"/>
       </w:pPr>
-      <w:bookmarkStart w:id="85" w:name="_Toc242845013"/>
-      <w:r>
-        <w:lastRenderedPageBreak/>
+      <w:bookmarkStart w:id="85" w:name="_Toc242851743"/>
+      <w:r>
         <w:t>Risposta elastica del palo orizzontale</w:t>
       </w:r>
       <w:bookmarkEnd w:id="85"/>
@@ -27755,7 +27778,7 @@
         <w:keepNext/>
         <w:spacing w:after="140"/>
       </w:pPr>
-      <w:bookmarkStart w:id="86" w:name="_Toc242845014"/>
+      <w:bookmarkStart w:id="86" w:name="_Toc242851744"/>
       <w:r>
         <w:t>Dati iniziali condivisi</w:t>
       </w:r>
@@ -27791,10 +27814,11 @@
         <w:spacing w:after="140"/>
       </w:pPr>
       <w:r>
-        <w:t xml:space="preserve">EJ viene mostrato in sola lettura con E, J, unità e origine. Per il palo in calcestruzzo si usa la sezione circolare integra lorda, con Ecm del materiale: sono esclusi il contributo aggiuntivo delle armature, fessurazione e viscosità. Per il micropalo CHS si usa il solo tubo di acciaio; il contributo della malta non è incluso. Il modulo elastico del tubo è nei dati iniziali di sezione. L'opzione avanzata Override EJ, nello stesso editor, richiede valore e motivazione; conserva anche il valore geometrico di </w:t>
-      </w:r>
-      <w:r>
-        <w:t>base. Il momento resistente My della verifica Broms non sostituisce EJ.</w:t>
+        <w:t xml:space="preserve">EJ viene mostrato in sola lettura con E, J, unità e origine. Per il palo in calcestruzzo si usa la sezione circolare integra lorda, con Ecm del materiale: sono esclusi il contributo aggiuntivo delle armature, fessurazione e viscosità. Per il micropalo CHS si usa il solo tubo di acciaio; il contributo della malta non è incluso. Il modulo elastico del tubo è nei </w:t>
+      </w:r>
+      <w:r>
+        <w:lastRenderedPageBreak/>
+        <w:t>dati iniziali di sezione. L'opzione avanzata Override EJ, nello stesso editor, richiede valore e motivazione; conserva anche il valore geometrico di base. Il momento resistente My della verifica Broms non sostituisce EJ.</w:t>
       </w:r>
     </w:p>
     <w:p>
@@ -27811,7 +27835,7 @@
         <w:keepNext/>
         <w:spacing w:after="140"/>
       </w:pPr>
-      <w:bookmarkStart w:id="87" w:name="_Toc242845015"/>
+      <w:bookmarkStart w:id="87" w:name="_Toc242851745"/>
       <w:r>
         <w:t>Parametri nella riga dello strato</w:t>
       </w:r>
@@ -27839,11 +27863,7 @@
         <w:t>γ</w:t>
       </w:r>
       <w:r>
-        <w:t xml:space="preserve">/1,35. Sciolto usa A 100–300, media 200; Medio 300–1000, media 650; Denso 1000–3000, media 2000. A è </w:t>
-      </w:r>
-      <w:r>
-        <w:lastRenderedPageBreak/>
-        <w:t>adimensionale. I valori consigliati nel libro restano separati: 200, 600 e 1500. La modalità nh direttamente da tabella 14.5 mostra nella riga i valori non immerso / immerso e usa la falda condivisa; nh* abilita un override esplicito in kN/m³ con motivazione. Il valore adottato da una tabella in N/cm³ viene convertito in Checker.</w:t>
+        <w:t>/1,35. Sciolto usa A 100–300, media 200; Medio 300–1000, media 650; Denso 1000–3000, media 2000. A è adimensionale. I valori consigliati nel libro restano separati: 200, 600 e 1500. La modalità nh direttamente da tabella 14.5 mostra nella riga i valori non immerso / immerso e usa la falda condivisa; nh* abilita un override esplicito in kN/m³ con motivazione. Il valore adottato da una tabella in N/cm³ viene convertito in Checker.</w:t>
       </w:r>
     </w:p>
     <w:p>
@@ -27863,7 +27883,7 @@
         <w:keepNext/>
         <w:spacing w:after="140"/>
       </w:pPr>
-      <w:bookmarkStart w:id="88" w:name="_Toc242845016"/>
+      <w:bookmarkStart w:id="88" w:name="_Toc242851746"/>
       <w:r>
         <w:t>Sforzo normale e lettura dei diagrammi</w:t>
       </w:r>
@@ -27900,8 +27920,9 @@
         <w:keepNext/>
         <w:spacing w:after="140"/>
       </w:pPr>
-      <w:bookmarkStart w:id="89" w:name="_Toc242845017"/>
-      <w:r>
+      <w:bookmarkStart w:id="89" w:name="_Toc242851747"/>
+      <w:r>
+        <w:lastRenderedPageBreak/>
         <w:t>Materiali e parametri per strato</w:t>
       </w:r>
       <w:bookmarkEnd w:id="89"/>
@@ -27930,7 +27951,6 @@
         <w:spacing w:after="140"/>
       </w:pPr>
       <w:r>
-        <w:lastRenderedPageBreak/>
         <w:t>Coefficienti unitari è disattivato inizialmente. Attivandolo si usa una configurazione custom della normativa di sezione con tutti i fattori gamma e alpha_cc pari a 1. Disattivandolo si recuperano i coefficienti ordinari conservati nell'archivio. Il comando riguarda la resistenza strutturale: non modifica i fattori geotecnici di Broms. La modalità custom compare nei risultati e nel report.</w:t>
       </w:r>
     </w:p>
@@ -27951,7 +27971,7 @@
         <w:keepNext/>
         <w:spacing w:after="140"/>
       </w:pPr>
-      <w:bookmarkStart w:id="90" w:name="_Toc242845018"/>
+      <w:bookmarkStart w:id="90" w:name="_Toc242851748"/>
       <w:r>
         <w:t>Avanzamento e controlli da completare</w:t>
       </w:r>
@@ -27970,10 +27990,11 @@
         <w:spacing w:after="140"/>
       </w:pPr>
       <w:r>
-        <w:t xml:space="preserve">Il riepilogo di ogni tratto elenca sempre i controlli non soddisfatti, quelli da completare e quelli esclusi. Il comportamento iniziale è Pilastro, modificabile in Trave oppure Solo controlli comuni nelle ipotesi. È una scelta esplicita dei dettagli da controllare. I minimi specifici dei pali rimangono separati. Esposizione, resistenza del calcestruzzo, vita utile e qualità del copriferro provengono dalla sezione principale; il cmin,dur è calcolato con Checker. Un valore manuale precedente viene conservato </w:t>
-      </w:r>
-      <w:r>
-        <w:t>come override esplicito. Il foglio c.a. aperto dal tratto riceve esposizione e comportamento impostati.</w:t>
+        <w:t xml:space="preserve">Il riepilogo di ogni tratto elenca sempre i controlli non soddisfatti, quelli da completare e quelli esclusi. Il comportamento iniziale è Pilastro, modificabile in Trave oppure Solo controlli comuni nelle ipotesi. È una scelta esplicita dei dettagli da controllare. I minimi specifici dei pali rimangono separati. Esposizione, resistenza del calcestruzzo, vita utile </w:t>
+      </w:r>
+      <w:r>
+        <w:lastRenderedPageBreak/>
+        <w:t>e qualità del copriferro provengono dalla sezione principale; il cmin,dur è calcolato con Checker. Un valore manuale precedente viene conservato come override esplicito. Il foglio c.a. aperto dal tratto riceve esposizione e comportamento impostati.</w:t>
       </w:r>
     </w:p>
     <w:p>
@@ -28001,49 +28022,52 @@
         <w:keepNext/>
         <w:spacing w:after="140"/>
       </w:pPr>
-      <w:bookmarkStart w:id="91" w:name="_Toc242845019"/>
+      <w:bookmarkStart w:id="91" w:name="_Toc242851749"/>
+      <w:r>
+        <w:t>Tratti colorati e verificatore della sezione</w:t>
+      </w:r>
+      <w:bookmarkEnd w:id="91"/>
+    </w:p>
+    <w:p>
+      <w:pPr>
+        <w:spacing w:after="140"/>
+      </w:pPr>
+      <w:r>
+        <w:t>Le schede dei tratti mostrano quote iniziale e finale, lunghezza, origine dell'armatura, numero e diametro delle barre, diametro e passo delle staffe. Ogni tratto ha un colore, ripreso nel pannello verticale dei diagrammi. A destra, il riquadro Sezione e verifiche permette di selezionare il tratto e il controllo: N–M, taglio, interferro, minimi, copriferro, sviluppo oppure distinta. Gli esiti mancanti restano indicati come da completare. Un esito N–M–V favorevole non certifica automaticamente i dettagli cos</w:t>
+      </w:r>
+      <w:r>
+        <w:t>truttivi.</w:t>
+      </w:r>
+    </w:p>
+    <w:p>
+      <w:pPr>
+        <w:spacing w:after="140"/>
+      </w:pPr>
+      <w:r>
+        <w:t>Apri verificatore c.a. apre il modulo esistente con la sezione selezionata. Le azioni iniziali provengono dalla quota critica e rimangono modificabili nella scheda di approfondimento; N è negativo a compressione in questo foglio. Le combinazioni proprie sono conservate alla chiusura e riutilizzate alla riapertura. Geometria e materiali vengono riallineati al palo all'apertura. Il comando Applica armatura trasferisce esplicitamente soltanto numero/diametri delle barre e diametro/passo delle staffe. Sul primo</w:t>
+      </w:r>
+      <w:r>
+        <w:t xml:space="preserve"> tratto aggiorna la sezione principale; sugli altri crea un'armatura personalizzata. Le azioni inserite nel foglio c.a. non modificano i carichi del FEM.</w:t>
+      </w:r>
+    </w:p>
+    <w:p>
+      <w:pPr>
+        <w:spacing w:after="140"/>
+      </w:pPr>
+      <w:r>
+        <w:t>Dimensiona espone quattro cataloghi modificabili: quantità di barre, diametri longitudinali, diametri delle staffe e passi. Checker ordina per area longitudinale crescente, quindi per quantità di staffe per metro; la prima disposizione accettabile è verificata con N–V–M concomitanti a tutte le ascisse. Interferro e minimi applicabili partecipano alla scelta. Il copriferro usa cmin,dur calcolato dalla durabilità condivisa o un override esplicito; con dati mancanti rimane da completare.</w:t>
+      </w:r>
+    </w:p>
+    <w:p>
+      <w:pPr>
+        <w:spacing w:after="140"/>
+      </w:pPr>
+      <w:r>
+        <w:t xml:space="preserve">Proponi suddivisione usa quote su griglia di 0,5 m, mantenendo esatta la punta, e non genera tratti inferiori a 3 m. Considera domanda, sviluppo delle barre e lunghezze commerciali preferite 6/8/10/12 m, comprensive della sovrapposizione. Se i vincoli sono </w:t>
+      </w:r>
       <w:r>
         <w:lastRenderedPageBreak/>
-        <w:t>Tratti colorati e verificatore della sezione</w:t>
-      </w:r>
-      <w:bookmarkEnd w:id="91"/>
-    </w:p>
-    <w:p>
-      <w:pPr>
-        <w:spacing w:after="140"/>
-      </w:pPr>
-      <w:r>
-        <w:t>Le schede dei tratti mostrano quote iniziale e finale, lunghezza, origine dell'armatura, numero e diametro delle barre, diametro e passo delle staffe. Ogni tratto ha un colore, ripreso nel pannello verticale dei diagrammi. A destra, il riquadro Sezione e verifiche permette di selezionare il tratto e il controllo: N–M, taglio, interferro, minimi, copriferro, sviluppo oppure distinta. Gli esiti mancanti restano indicati come da completare. Un esito N–M–V favorevole non certifica automaticamente i dettagli cos</w:t>
-      </w:r>
-      <w:r>
-        <w:t>truttivi.</w:t>
-      </w:r>
-    </w:p>
-    <w:p>
-      <w:pPr>
-        <w:spacing w:after="140"/>
-      </w:pPr>
-      <w:r>
-        <w:t>Apri verificatore c.a. apre il modulo esistente con la sezione selezionata. Le azioni iniziali provengono dalla quota critica e rimangono modificabili nella scheda di approfondimento; N è negativo a compressione in questo foglio. Le combinazioni proprie sono conservate alla chiusura e riutilizzate alla riapertura. Geometria e materiali vengono riallineati al palo all'apertura. Il comando Applica armatura trasferisce esplicitamente soltanto numero/diametri delle barre e diametro/passo delle staffe. Sul primo</w:t>
-      </w:r>
-      <w:r>
-        <w:t xml:space="preserve"> tratto aggiorna la sezione principale; sugli altri crea un'armatura personalizzata. Le azioni inserite nel foglio c.a. non modificano i carichi del FEM.</w:t>
-      </w:r>
-    </w:p>
-    <w:p>
-      <w:pPr>
-        <w:spacing w:after="140"/>
-      </w:pPr>
-      <w:r>
-        <w:t>Dimensiona espone quattro cataloghi modificabili: quantità di barre, diametri longitudinali, diametri delle staffe e passi. Checker ordina per area longitudinale crescente, quindi per quantità di staffe per metro; la prima disposizione accettabile è verificata con N–V–M concomitanti a tutte le ascisse. Interferro e minimi applicabili partecipano alla scelta. Il copriferro usa cmin,dur calcolato dalla durabilità condivisa o un override esplicito; con dati mancanti rimane da completare.</w:t>
-      </w:r>
-    </w:p>
-    <w:p>
-      <w:pPr>
-        <w:spacing w:after="140"/>
-      </w:pPr>
-      <w:r>
-        <w:t>Proponi suddivisione usa quote su griglia di 0,5 m, mantenendo esatta la punta, e non genera tratti inferiori a 3 m. Considera domanda, sviluppo delle barre e lunghezze commerciali preferite 6/8/10/12 m, comprensive della sovrapposizione. Se i vincoli sono incompatibili presenta una spiegazione, senza introdurre tratti corti. La proposta deve essere applicata esplicitamente e conserva nell'archivio i tratti sostituiti. Le quote e il numero dei tratti restano modificabili.</w:t>
+        <w:t>incompatibili presenta una spiegazione, senza introdurre tratti corti. La proposta deve essere applicata esplicitamente e conserva nell'archivio i tratti sostituiti. Le quote e il numero dei tratti restano modificabili.</w:t>
       </w:r>
     </w:p>
     <w:p>
@@ -28072,11 +28096,7 @@
         <w:t>24 dà 1,44 m, arrotondati a 1,50 m. Il pulsante Distinta ferri di ogni tratto apre la distinta e la seleziona nel riepilogo a destra. Barre e staffe sono visibili inizialmente; la scelta di richiudere il pannello viene conservata durante il ricalcolo. I testi si aggiornano anche mantenendo il cursore in un campo. Quando la distinta non può essere prodotta, la vista delle armature e il tratto mostrano il motivo specifico, senza un riquadro bianco o un’attesa permanente. La distinta di ciascun tratto indica i</w:t>
       </w:r>
       <w:r>
-        <w:t xml:space="preserve">l proprio gruppo, quantità, diametro, quote fisiche, lunghezza di taglio, barra commerciale e sovrapposizione. Ogni pezzo è conteggiato una sola volta; i giunti richiamano i pezzi collegati senza aggiungere </w:t>
-      </w:r>
-      <w:r>
-        <w:lastRenderedPageBreak/>
-        <w:t>altre quantità. Le staffe riportano diametro, passo massimo, quantità e quote nominali, assegnando il confine al tratto successivo senza doppi conteggi; forma di chiusura, sviluppo e distinta esecutiva delle staffe restano da definire.</w:t>
+        <w:t>l proprio gruppo, quantità, diametro, quote fisiche, lunghezza di taglio, barra commerciale e sovrapposizione. Ogni pezzo è conteggiato una sola volta; i giunti richiamano i pezzi collegati senza aggiungere altre quantità. Le staffe riportano diametro, passo massimo, quantità e quote nominali, assegnando il confine al tratto successivo senza doppi conteggi; forma di chiusura, sviluppo e distinta esecutiva delle staffe restano da definire.</w:t>
       </w:r>
     </w:p>
     <w:p>
@@ -28085,7 +28105,7 @@
         <w:keepNext/>
         <w:spacing w:after="140"/>
       </w:pPr>
-      <w:bookmarkStart w:id="92" w:name="_Toc242845020"/>
+      <w:bookmarkStart w:id="92" w:name="_Toc242851750"/>
       <w:r>
         <w:t>Approvazione delle ipotesi ed esito delle armature</w:t>
       </w:r>
@@ -28126,6 +28146,7 @@
         <w:spacing w:after="140"/>
       </w:pPr>
       <w:r>
+        <w:lastRenderedPageBreak/>
         <w:t xml:space="preserve">L'Armatura trasversale principale può essere Staffe singole, Spirale oppure Da definire. I tratti collegati ereditano la scelta; i tratti personalizzati possono scegliere una tipologia diversa nella propria riga. Gli archivi conservano le scelte precedenti; per nuovi dati il tipo iniziale è Staffe singole. Diametro e passo rimangono quelli della sezione o del tratto. La spirale è rappresentata in elevazione e nella vista laterale; la distinta riporta la marca SP, il numero di spire, il passo effettivo e la </w:t>
       </w:r>
       <w:r>
@@ -28146,71 +28167,71 @@
         <w:keepNext/>
         <w:spacing w:after="140"/>
       </w:pPr>
-      <w:bookmarkStart w:id="93" w:name="_Toc242845021"/>
+      <w:bookmarkStart w:id="93" w:name="_Toc242851751"/>
+      <w:r>
+        <w:t>Controlli sismici della testa del palo</w:t>
+      </w:r>
+      <w:bookmarkEnd w:id="93"/>
+    </w:p>
+    <w:p>
+      <w:pPr>
+        <w:spacing w:after="140"/>
+      </w:pPr>
+      <w:r>
+        <w:t>Nella Risposta elastica, aprire Tratti di armatura → Sisma · testa del palo · NTC §7.2.5. Attivare il controllo quando si considera una zona dissipativa presso la testa, perché non è escluso il raggiungimento della capacità. Gli archivi precedenti mantengono la modalità disattivata: non si attribuisce automaticamente natura sismica al carico esistente.</w:t>
+      </w:r>
+    </w:p>
+    <w:p>
+      <w:pPr>
+        <w:spacing w:after="140"/>
+      </w:pPr>
+      <w:r>
+        <w:t>Lasciando vuota l'estensione, Checker usa 10D dalla testa fisica del palo, comprendendo l'eventuale tratto libero. È possibile assegnare una zona più lunga; una più corta non supera il controllo di estensione. Se il palo è più corto di 10D, il programma controlla tutta la lunghezza e dichiara questa convenzione. Il confine della zona entra nella mesh. Ogni tratto che la interseca viene controllato con la propria armatura uniforme; per differenziare la staffatura, dividere il tratto alla quota voluta. L'atti</w:t>
+      </w:r>
+      <w:r>
+        <w:t>vazione non cambia automaticamente barre, passi o quote di taglio.</w:t>
+      </w:r>
+    </w:p>
+    <w:p>
+      <w:pPr>
+        <w:spacing w:after="140"/>
+      </w:pPr>
+      <w:r>
+        <w:t>Scegliere Da definire, Staffe singole oppure Spirale. In zona dissipativa una spirale non soddisfa la prescrizione delle staffe singole. Le conferme della combinazione sismica per N e V e del momento elastico non ridotto, con N concomitante, sono separate. Un modello FEM elastico non dimostra da solo che i carichi derivino da un'analisi sismica con q=1. Senza tali conferme restano disponibili i controlli geometrici, mentre quelli sulle azioni sono indicati come da completare.</w:t>
+      </w:r>
+    </w:p>
+    <w:p>
+      <w:pPr>
+        <w:spacing w:after="140"/>
+      </w:pPr>
+      <w:r>
+        <w:t>Nel riepilogo a destra selezionare Sisma · testa palo. Sono mostrati estensione, minimo longitudinale, diametro e passo delle staffe, tipologia trasversale, margine a taglio, compressione media e momento elastico, con valore, limite, quota critica e criterio. Dentro la zona valgono As almeno 1% Ac e passo massimo 6</w:t>
+      </w:r>
+      <w:r>
+        <w:rPr>
+          <w:rFonts w:ascii="Calibri" w:eastAsia="Calibri" w:hAnsi="Calibri" w:cs="Calibri"/>
+        </w:rPr>
+        <w:t>φ</w:t>
+      </w:r>
+      <w:r>
+        <w:t>L; fuori valgono 0,3% e 8</w:t>
+      </w:r>
+      <w:r>
+        <w:rPr>
+          <w:rFonts w:ascii="Calibri" w:eastAsia="Calibri" w:hAnsi="Calibri" w:cs="Calibri"/>
+        </w:rPr>
+        <w:t>φ</w:t>
+      </w:r>
+      <w:r>
+        <w:t>L. Il diametro trasversale minimo è 8 mm. La modalità sismica applica questi minimi anche se il controllo ordinario dei minimi pali è disattivato. I coefficienti unitari/custom non possono dare un esito di conformità NTC.</w:t>
+      </w:r>
+    </w:p>
+    <w:p>
+      <w:pPr>
+        <w:spacing w:after="140"/>
+      </w:pPr>
       <w:r>
         <w:lastRenderedPageBreak/>
-        <w:t>Controlli sismici della testa del palo</w:t>
-      </w:r>
-      <w:bookmarkEnd w:id="93"/>
-    </w:p>
-    <w:p>
-      <w:pPr>
-        <w:spacing w:after="140"/>
-      </w:pPr>
-      <w:r>
-        <w:t>Nella Risposta elastica, aprire Tratti di armatura → Sisma · testa del palo · NTC §7.2.5. Attivare il controllo quando si considera una zona dissipativa presso la testa, perché non è escluso il raggiungimento della capacità. Gli archivi precedenti mantengono la modalità disattivata: non si attribuisce automaticamente natura sismica al carico esistente.</w:t>
-      </w:r>
-    </w:p>
-    <w:p>
-      <w:pPr>
-        <w:spacing w:after="140"/>
-      </w:pPr>
-      <w:r>
-        <w:t>Lasciando vuota l'estensione, Checker usa 10D dalla testa fisica del palo, comprendendo l'eventuale tratto libero. È possibile assegnare una zona più lunga; una più corta non supera il controllo di estensione. Se il palo è più corto di 10D, il programma controlla tutta la lunghezza e dichiara questa convenzione. Il confine della zona entra nella mesh. Ogni tratto che la interseca viene controllato con la propria armatura uniforme; per differenziare la staffatura, dividere il tratto alla quota voluta. L'atti</w:t>
-      </w:r>
-      <w:r>
-        <w:t>vazione non cambia automaticamente barre, passi o quote di taglio.</w:t>
-      </w:r>
-    </w:p>
-    <w:p>
-      <w:pPr>
-        <w:spacing w:after="140"/>
-      </w:pPr>
-      <w:r>
-        <w:t>Scegliere Da definire, Staffe singole oppure Spirale. In zona dissipativa una spirale non soddisfa la prescrizione delle staffe singole. Le conferme della combinazione sismica per N e V e del momento elastico non ridotto, con N concomitante, sono separate. Un modello FEM elastico non dimostra da solo che i carichi derivino da un'analisi sismica con q=1. Senza tali conferme restano disponibili i controlli geometrici, mentre quelli sulle azioni sono indicati come da completare.</w:t>
-      </w:r>
-    </w:p>
-    <w:p>
-      <w:pPr>
-        <w:spacing w:after="140"/>
-      </w:pPr>
-      <w:r>
-        <w:t>Nel riepilogo a destra selezionare Sisma · testa palo. Sono mostrati estensione, minimo longitudinale, diametro e passo delle staffe, tipologia trasversale, margine a taglio, compressione media e momento elastico, con valore, limite, quota critica e criterio. Dentro la zona valgono As almeno 1% Ac e passo massimo 6</w:t>
-      </w:r>
-      <w:r>
-        <w:rPr>
-          <w:rFonts w:ascii="Calibri" w:eastAsia="Calibri" w:hAnsi="Calibri" w:cs="Calibri"/>
-        </w:rPr>
-        <w:t>φ</w:t>
-      </w:r>
-      <w:r>
-        <w:t>L; fuori valgono 0,3% e 8</w:t>
-      </w:r>
-      <w:r>
-        <w:rPr>
-          <w:rFonts w:ascii="Calibri" w:eastAsia="Calibri" w:hAnsi="Calibri" w:cs="Calibri"/>
-        </w:rPr>
-        <w:t>φ</w:t>
-      </w:r>
-      <w:r>
-        <w:t>L. Il diametro trasversale minimo è 8 mm. La modalità sismica applica questi minimi anche se il controllo ordinario dei minimi pali è disattivato. I coefficienti unitari/custom non possono dare un esito di conformità NTC.</w:t>
-      </w:r>
-    </w:p>
-    <w:p>
-      <w:pPr>
-        <w:spacing w:after="140"/>
-      </w:pPr>
-      <w:r>
         <w:t>Dimensiona usa anche i controlli sismici attivi per selezionare i candidati; richiede le conferme necessarie. Barre, ancoraggi e giunti rimangono da verificare nella disposizione reale. Modificare armature o conferme riutilizza la risposta FEM quando gli input fisici restano invariati; modificare il confine della zona aggiorna la discretizzazione. Sul profilo palo-terreno e su tutti i diagrammi la zona è evidenziata con una fascia viola, il contorno presso il palo e una linea orizzontale alla quota minima 1</w:t>
       </w:r>
       <w:r>
@@ -28222,7 +28243,6 @@
         <w:spacing w:after="140"/>
       </w:pPr>
       <w:r>
-        <w:lastRenderedPageBreak/>
         <w:t>Il controllo riguarda le prescrizioni di testa e le condizioni semplificate in assenza di una valutazione specifica di duttilità. Non genera combinazioni sismiche, azioni cinematiche, zone dissipative profonde, verifiche del nodo palo-plinto o dettagli esecutivi. I relativi limiti sono elencati nel riepilogo. Il pulsante NTC apre la finestra interna con sintesi e pagina originale: NTC 2018 §7.2.5, Gazzetta Ufficiale, pagina PDF 217, stampata 213.</w:t>
       </w:r>
     </w:p>
@@ -28232,7 +28252,7 @@
         <w:keepNext/>
         <w:spacing w:after="140"/>
       </w:pPr>
-      <w:bookmarkStart w:id="94" w:name="_Toc242845022"/>
+      <w:bookmarkStart w:id="94" w:name="_Toc242851752"/>
       <w:r>
         <w:t>Ricalcolo delle sollecitazioni e delle resistenze</w:t>
       </w:r>
@@ -28255,7 +28275,7 @@
         <w:keepNext/>
         <w:spacing w:after="140"/>
       </w:pPr>
-      <w:bookmarkStart w:id="95" w:name="_Toc242845023"/>
+      <w:bookmarkStart w:id="95" w:name="_Toc242851753"/>
       <w:r>
         <w:t>Tratti e verifica delle sezioni</w:t>
       </w:r>
@@ -28277,10 +28297,11 @@
         <w:spacing w:after="140"/>
       </w:pPr>
       <w:r>
-        <w:t>Confermare nelle ipotesi la natura delle azioni di progetto e il modello di taglio circolare equivalente, con z/d assegnato. Le verifiche impiegano N, V e M alla stessa quota, includendo interfacce, confini dei tratti, campioni interni ed estremi dei polinomi FEM. Il riepilogo mostra la sezione critica e la sezione trasversale segue la quota selezionata. Gli esiti distinguono non verificabile, non soddisfatto, parziale e soddisfatto N–M–V con dettagli ancora da completare. Il verificatore c.a. non si applic</w:t>
-      </w:r>
-      <w:r>
-        <w:t>a ai CHS.</w:t>
+        <w:t xml:space="preserve">Confermare nelle ipotesi la natura delle azioni di progetto e il modello di taglio circolare equivalente, con z/d assegnato. Le verifiche impiegano N, V e M alla stessa quota, includendo interfacce, confini dei tratti, campioni interni ed estremi dei polinomi FEM. Il riepilogo mostra la sezione critica e la sezione trasversale segue la quota selezionata. Gli </w:t>
+      </w:r>
+      <w:r>
+        <w:lastRenderedPageBreak/>
+        <w:t>esiti distinguono non verificabile, non soddisfatto, parziale e soddisfatto N–M–V con dettagli ancora da completare. Il verificatore c.a. non si applica ai CHS.</w:t>
       </w:r>
     </w:p>
     <w:p>
@@ -28297,7 +28318,7 @@
         <w:keepNext/>
         <w:spacing w:after="140"/>
       </w:pPr>
-      <w:bookmarkStart w:id="96" w:name="_Toc242845024"/>
+      <w:bookmarkStart w:id="96" w:name="_Toc242851754"/>
       <w:r>
         <w:t>Proposte e vista delle armature</w:t>
       </w:r>
@@ -28316,42 +28337,42 @@
         <w:spacing w:after="140"/>
       </w:pPr>
       <w:r>
+        <w:t>L'opzione minimi pali controlla il sottoinsieme NTC 2018 §7.2.5: As almeno 0,3% Ac, staffe di almeno 8 mm e passo non superiore a 8 diametri longitudinali. Non attiva una verifica sismica completa né definisce le zone dissipative. Il dimensionamento può non trovare una soluzione nel catalogo assegnato: ampliare consapevolmente il catalogo o modificare la sezione.</w:t>
+      </w:r>
+    </w:p>
+    <w:p>
+      <w:pPr>
+        <w:spacing w:after="140"/>
+      </w:pPr>
+      <w:r>
+        <w:t>Tavola armature e distinta ferri presenta un solo palo in elevazione a sinistra, le singole barre sviluppate lateralmente con marche B01, B02 e successive al centro e le sezioni trasversali dei tratti a destra. Tutte le quote si riferiscono alla testa e condividono la scala verticale; le quote fisiche dei gruppi sono leggibili accanto alle barre. I richiami S01, S02 e successivi identificano le zone di staffatura e le righe della distinta. La tabella inferiore collega marche, tratti, quantità, diametri, quo</w:t>
+      </w:r>
+      <w:r>
+        <w:t>te, lunghezze di taglio, barre commerciali e giunti. I gruppi dei tratti e i relativi tagli sono riportati una sola volta. Apri tavola armature apre la vista ingrandita con zoom ed esportazione PNG.</w:t>
+      </w:r>
+    </w:p>
+    <w:p>
+      <w:pPr>
+        <w:spacing w:after="140"/>
+      </w:pPr>
+      <w:r>
+        <w:t>La fine del tratto è la fine fisica delle barre. Con un palo di 20 m, tratti 0–12, 12–18 e 18–20 m e sovrapposizione adottata di 1,20 m, i gruppi risultano 0–12, 10,80–18 e 16,80–20 m: lunghezze 12,00, 7,20 e 3,20 m. Il primo gruppo parte dalla testa; ogni gruppo seguente risale di l0 rispetto al proprio inizio. Anche due tratti con identica armatura rimangono gruppi separati. Il calcolo non sposta le estremità per soddisfare ancoraggi o sviluppo: segnala gli eventuali controlli da completare.</w:t>
+      </w:r>
+    </w:p>
+    <w:p>
+      <w:pPr>
+        <w:spacing w:after="140"/>
+      </w:pPr>
+      <w:r>
+        <w:t>Un gruppo è spezzato internamente soltanto se non entra nelle lunghezze commerciali ammesse; i tagli conservano il primo inizio e l'ultima fine, con sovrapposizioni intermedie comprese nelle quantità. Un tratto netto di 12 m dopo il primo richiede più di 12 m di barra per il giunto entrante: con limite commerciale 12 m viene quindi spezzato. Le barre commerciali più lunghe vengono tagliate alla lunghezza richiesta, senza allungare il gruppo.</w:t>
+      </w:r>
+    </w:p>
+    <w:p>
+      <w:pPr>
+        <w:spacing w:after="140"/>
+      </w:pPr>
+      <w:r>
         <w:lastRenderedPageBreak/>
-        <w:t>L'opzione minimi pali controlla il sottoinsieme NTC 2018 §7.2.5: As almeno 0,3% Ac, staffe di almeno 8 mm e passo non superiore a 8 diametri longitudinali. Non attiva una verifica sismica completa né definisce le zone dissipative. Il dimensionamento può non trovare una soluzione nel catalogo assegnato: ampliare consapevolmente il catalogo o modificare la sezione.</w:t>
-      </w:r>
-    </w:p>
-    <w:p>
-      <w:pPr>
-        <w:spacing w:after="140"/>
-      </w:pPr>
-      <w:r>
-        <w:t>Tavola armature e distinta ferri presenta un solo palo in elevazione a sinistra, le singole barre sviluppate lateralmente con marche B01, B02 e successive al centro e le sezioni trasversali dei tratti a destra. Tutte le quote si riferiscono alla testa e condividono la scala verticale; le quote fisiche dei gruppi sono leggibili accanto alle barre. I richiami S01, S02 e successivi identificano le zone di staffatura e le righe della distinta. La tabella inferiore collega marche, tratti, quantità, diametri, quo</w:t>
-      </w:r>
-      <w:r>
-        <w:t>te, lunghezze di taglio, barre commerciali e giunti. I gruppi dei tratti e i relativi tagli sono riportati una sola volta. Apri tavola armature apre la vista ingrandita con zoom ed esportazione PNG.</w:t>
-      </w:r>
-    </w:p>
-    <w:p>
-      <w:pPr>
-        <w:spacing w:after="140"/>
-      </w:pPr>
-      <w:r>
-        <w:t>La fine del tratto è la fine fisica delle barre. Con un palo di 20 m, tratti 0–12, 12–18 e 18–20 m e sovrapposizione adottata di 1,20 m, i gruppi risultano 0–12, 10,80–18 e 16,80–20 m: lunghezze 12,00, 7,20 e 3,20 m. Il primo gruppo parte dalla testa; ogni gruppo seguente risale di l0 rispetto al proprio inizio. Anche due tratti con identica armatura rimangono gruppi separati. Il calcolo non sposta le estremità per soddisfare ancoraggi o sviluppo: segnala gli eventuali controlli da completare.</w:t>
-      </w:r>
-    </w:p>
-    <w:p>
-      <w:pPr>
-        <w:spacing w:after="140"/>
-      </w:pPr>
-      <w:r>
-        <w:t>Un gruppo è spezzato internamente soltanto se non entra nelle lunghezze commerciali ammesse; i tagli conservano il primo inizio e l'ultima fine, con sovrapposizioni intermedie comprese nelle quantità. Un tratto netto di 12 m dopo il primo richiede più di 12 m di barra per il giunto entrante: con limite commerciale 12 m viene quindi spezzato. Le barre commerciali più lunghe vengono tagliate alla lunghezza richiesta, senza allungare il gruppo.</w:t>
-      </w:r>
-    </w:p>
-    <w:p>
-      <w:pPr>
-        <w:spacing w:after="140"/>
-      </w:pPr>
-      <w:r>
         <w:t>I giunti J mostrano coppie effettivamente allineate rispetto a quelle previste, quote, lunghezze iniziale, richiesta, adottata ed effettiva. Passando da 20 barre equidistanti a 12, non tutte le direzioni coincidono: il programma conserva quantità e tagli ma segnala la disposizione trasversale da definire. Finestra troppo corta, giunti interferenti e distanza non ammessa impediscono di considerare il dettaglio soddisfatto. Le sezioni sono nominali; accostamento, confinamento, sfalsamento e chiusure delle sta</w:t>
       </w:r>
       <w:r>
@@ -28371,11 +28392,10 @@
         <w:spacing w:after="140"/>
       </w:pPr>
       <w:r>
-        <w:t xml:space="preserve">L’esempio Palo 12 m con quattro tratti (../esempi/palo-orizzontale-armature/palo-12m-quattro-tratti.programma) mostra quattro gruppi distinti; il riepilogo (../esempi/palo-orizzontale-armature/palo-12m-quattro-tratti.pdf) descrive input e limiti. L’esempio </w:t>
-      </w:r>
-      <w:r>
-        <w:lastRenderedPageBreak/>
-        <w:t>Palo 20 m, tagli 12–18–20 (../esempi/palo-orizzontale-armature/palo-20m-tagli-12-18-20.programma) usa 20Ø20 nel primo tratto e 12Ø16 negli altri: le sovrapposizioni adottate sono rispettivamente 1,20 e 1,00 m. Le barre risultano 0–12, 10,80–18 e 17–20 m. Il riepilogo degli input (../esempi/palo-orizzontale-armature/palo-20m-tagli-12-18-20.pdf) esplicita anche le coppie da sistemare al cambio 20→12.</w:t>
+        <w:t xml:space="preserve">L’esempio Palo 12 m con quattro tratti (../esempi/palo-orizzontale-armature/palo-12m-quattro-tratti.programma) mostra quattro gruppi distinti; il riepilogo (../esempi/palo-orizzontale-armature/palo-12m-quattro-tratti.pdf) descrive input e limiti. L’esempio Palo 20 m, tagli 12–18–20 (../esempi/palo-orizzontale-armature/palo-20m-tagli-12-18-20.programma) usa 20Ø20 nel primo tratto e 12Ø16 negli altri: le sovrapposizioni adottate sono rispettivamente 1,20 e 1,00 m. Le barre risultano 0–12, 10,80–18 e 17–20 m. </w:t>
+      </w:r>
+      <w:r>
+        <w:t>Il riepilogo degli input (../esempi/palo-orizzontale-armature/palo-20m-tagli-12-18-20.pdf) esplicita anche le coppie da sistemare al cambio 20→12.</w:t>
       </w:r>
     </w:p>
     <w:p>
@@ -28392,7 +28412,7 @@
         <w:keepNext/>
         <w:spacing w:after="140"/>
       </w:pPr>
-      <w:bookmarkStart w:id="97" w:name="_Toc242845025"/>
+      <w:bookmarkStart w:id="97" w:name="_Toc242851755"/>
       <w:r>
         <w:t>Esempio riproducibile e limiti</w:t>
       </w:r>
@@ -28423,8 +28443,9 @@
         <w:keepNext/>
         <w:spacing w:after="140"/>
       </w:pPr>
-      <w:bookmarkStart w:id="98" w:name="_Toc242845026"/>
-      <w:r>
+      <w:bookmarkStart w:id="98" w:name="_Toc242851756"/>
+      <w:r>
+        <w:lastRenderedPageBreak/>
         <w:t>Wiki e centro della conoscenza</w:t>
       </w:r>
       <w:bookmarkEnd w:id="98"/>
@@ -28435,7 +28456,7 @@
         <w:keepNext/>
         <w:spacing w:after="140"/>
       </w:pPr>
-      <w:bookmarkStart w:id="99" w:name="_Toc242845027"/>
+      <w:bookmarkStart w:id="99" w:name="_Toc242851757"/>
       <w:r>
         <w:t>Wiki del modulo e aiuti sui singoli dati</w:t>
       </w:r>
@@ -28463,7 +28484,7 @@
         <w:keepNext/>
         <w:spacing w:after="140"/>
       </w:pPr>
-      <w:bookmarkStart w:id="100" w:name="_Toc242845028"/>
+      <w:bookmarkStart w:id="100" w:name="_Toc242851758"/>
       <w:r>
         <w:t>Consultare la nuova biblioteca tecnica</w:t>
       </w:r>
@@ -28474,11 +28495,7 @@
         <w:spacing w:after="140"/>
       </w:pPr>
       <w:r>
-        <w:t xml:space="preserve">La biblioteca tecnica (Wiki: Biblioteca tecnica lezioni con esempi svolti) raccoglie le lezioni di ANTHEA con esempi numerici svolti su geotecnica, calcestruzzo armato e ponti. Cercare un termine come taglio, copriferro, consolidazione, MASW o cassoni. Ogni </w:t>
-      </w:r>
-      <w:r>
-        <w:lastRenderedPageBreak/>
-        <w:t>lezione dichiara ipotesi, unità e limiti; la data di revisione non significa aggiornamento normativo automatico del contenuto.</w:t>
+        <w:t>La biblioteca tecnica (Wiki: Biblioteca tecnica lezioni con esempi svolti) raccoglie le lezioni di ANTHEA con esempi numerici svolti su geotecnica, calcestruzzo armato e ponti. Cercare un termine come taglio, copriferro, consolidazione, MASW o cassoni. Ogni lezione dichiara ipotesi, unità e limiti; la data di revisione non significa aggiornamento normativo automatico del contenuto.</w:t>
       </w:r>
     </w:p>
     <w:p>
@@ -28487,7 +28504,7 @@
         <w:keepNext/>
         <w:spacing w:after="140"/>
       </w:pPr>
-      <w:bookmarkStart w:id="101" w:name="_Toc242845029"/>
+      <w:bookmarkStart w:id="101" w:name="_Toc242851759"/>
       <w:r>
         <w:t>Engineering Handbook</w:t>
       </w:r>
@@ -28528,6 +28545,7 @@
         <w:spacing w:after="140"/>
       </w:pPr>
       <w:r>
+        <w:lastRenderedPageBreak/>
         <w:t>I prerequisiti precedono il testo; fonti, correlati e navigazione precedente/indice/successivo chiudono la lettura. I collegamenti usano identificativi centrali: titolo e destinazione vengono risolti dal catalogo. La validazione controlla identità, categorie, capitoli, sezioni, figure e riferimenti; le prove WPF verificano formule e pagine in entrambi i temi.</w:t>
       </w:r>
     </w:p>
@@ -28545,7 +28563,7 @@
         <w:keepNext/>
         <w:spacing w:after="140"/>
       </w:pPr>
-      <w:bookmarkStart w:id="102" w:name="_Toc242845030"/>
+      <w:bookmarkStart w:id="102" w:name="_Toc242851760"/>
       <w:r>
         <w:t>Cercare e scegliere un percorso</w:t>
       </w:r>
@@ -28565,9 +28583,8 @@
         <w:keepNext/>
         <w:spacing w:after="140"/>
       </w:pPr>
-      <w:bookmarkStart w:id="103" w:name="_Toc242845031"/>
-      <w:r>
-        <w:lastRenderedPageBreak/>
+      <w:bookmarkStart w:id="103" w:name="_Toc242851761"/>
+      <w:r>
         <w:t>Leggere e riprendere</w:t>
       </w:r>
       <w:bookmarkEnd w:id="103"/>
@@ -28594,7 +28611,7 @@
         <w:keepNext/>
         <w:spacing w:after="140"/>
       </w:pPr>
-      <w:bookmarkStart w:id="104" w:name="_Toc242845032"/>
+      <w:bookmarkStart w:id="104" w:name="_Toc242851762"/>
       <w:r>
         <w:t>Passare dalla teoria al calcolo</w:t>
       </w:r>
@@ -28621,7 +28638,11 @@
         <w:spacing w:after="140"/>
       </w:pPr>
       <w:r>
-        <w:t>Per gli elementi Beam, il percorso consigliato è leggere il modello, confrontare reazioni e momento con l'esempio manuale, aprire la Sezione in c.a. e modificare altezza o verso del momento. La Wiki distingue l'analisi della trave dalla verifica della sezione: non introduce un nuovo solutore FEM generale.</w:t>
+        <w:t xml:space="preserve">Per gli elementi Beam, il percorso consigliato è leggere il modello, confrontare reazioni e momento con l'esempio manuale, aprire la Sezione in c.a. e modificare altezza o verso </w:t>
+      </w:r>
+      <w:r>
+        <w:lastRenderedPageBreak/>
+        <w:t>del momento. La Wiki distingue l'analisi della trave dalla verifica della sezione: non introduce un nuovo solutore FEM generale.</w:t>
       </w:r>
     </w:p>
     <w:p>
@@ -28630,7 +28651,7 @@
         <w:keepNext/>
         <w:spacing w:after="140"/>
       </w:pPr>
-      <w:bookmarkStart w:id="105" w:name="_Toc242845033"/>
+      <w:bookmarkStart w:id="105" w:name="_Toc242851763"/>
       <w:r>
         <w:t>Progetti e problemi frequenti</w:t>
       </w:r>
@@ -28650,7 +28671,7 @@
         <w:keepNext/>
         <w:spacing w:after="140"/>
       </w:pPr>
-      <w:bookmarkStart w:id="106" w:name="_Toc242845034"/>
+      <w:bookmarkStart w:id="106" w:name="_Toc242851764"/>
       <w:r>
         <w:t>Modulo Sezione in c.a.</w:t>
       </w:r>
@@ -28662,7 +28683,7 @@
         <w:keepNext/>
         <w:spacing w:after="140"/>
       </w:pPr>
-      <w:bookmarkStart w:id="107" w:name="_Toc242845035"/>
+      <w:bookmarkStart w:id="107" w:name="_Toc242851765"/>
       <w:r>
         <w:t>Controllare norma e dati ereditati</w:t>
       </w:r>
@@ -28673,11 +28694,7 @@
         <w:spacing w:after="140"/>
       </w:pPr>
       <w:r>
-        <w:t xml:space="preserve">La norma selezionata governa i coefficienti iniziali. Cambiarla richiede il controllo dei parametri assegnati e il ricalcolo. Un documento precedente senza norma conserva il profilo storico NTC 2018 con una nota di migrazione; la scelta va verificata. I campi </w:t>
-      </w:r>
-      <w:r>
-        <w:lastRenderedPageBreak/>
-        <w:t>assenti integrati dalla preparazione del documento sono elencati in Valori integrati dal documento precedente. Valori nulli, testi errati e norme sconosciute richiedono invece una correzione.</w:t>
+        <w:t>La norma selezionata governa i coefficienti iniziali. Cambiarla richiede il controllo dei parametri assegnati e il ricalcolo. Un documento precedente senza norma conserva il profilo storico NTC 2018 con una nota di migrazione; la scelta va verificata. I campi assenti integrati dalla preparazione del documento sono elencati in Valori integrati dal documento precedente. Valori nulli, testi errati e norme sconosciute richiedono invece una correzione.</w:t>
       </w:r>
     </w:p>
     <w:p>
@@ -28702,7 +28719,7 @@
         <w:keepNext/>
         <w:spacing w:after="140"/>
       </w:pPr>
-      <w:bookmarkStart w:id="108" w:name="_Toc242845036"/>
+      <w:bookmarkStart w:id="108" w:name="_Toc242851766"/>
       <w:r>
         <w:t>A cosa serve e quando usarlo</w:t>
       </w:r>
@@ -28730,8 +28747,9 @@
         <w:keepNext/>
         <w:spacing w:after="140"/>
       </w:pPr>
-      <w:bookmarkStart w:id="109" w:name="_Toc242845037"/>
-      <w:r>
+      <w:bookmarkStart w:id="109" w:name="_Toc242851767"/>
+      <w:r>
+        <w:lastRenderedPageBreak/>
         <w:t>Input geometria e unità</w:t>
       </w:r>
       <w:bookmarkEnd w:id="109"/>
@@ -29316,7 +29334,6 @@
         <w:spacing w:after="140"/>
       </w:pPr>
       <w:r>
-        <w:lastRenderedPageBreak/>
         <w:t>Le dimensioni sono in millimetri anche se le azioni provengono da un modello in metri. Controlla nel disegno che il contorno e tutte le barre restino nella posizione attesa. Un foro o una forma generica devono avere geometria compatibile con le opzioni realmente abilitate, non semplicemente un nome selezionato.</w:t>
       </w:r>
     </w:p>
@@ -29326,7 +29343,7 @@
         <w:keepNext/>
         <w:spacing w:after="140"/>
       </w:pPr>
-      <w:bookmarkStart w:id="110" w:name="_Toc242845038"/>
+      <w:bookmarkStart w:id="110" w:name="_Toc242851768"/>
       <w:r>
         <w:t>Input materiali armature e default</w:t>
       </w:r>
@@ -29362,8 +29379,9 @@
         <w:keepNext/>
         <w:spacing w:after="140"/>
       </w:pPr>
-      <w:bookmarkStart w:id="111" w:name="_Toc242845039"/>
-      <w:r>
+      <w:bookmarkStart w:id="111" w:name="_Toc242851769"/>
+      <w:r>
+        <w:lastRenderedPageBreak/>
         <w:t>Input azioni e convenzioni</w:t>
       </w:r>
       <w:bookmarkEnd w:id="111"/>
@@ -29390,7 +29408,7 @@
         <w:keepNext/>
         <w:spacing w:after="140"/>
       </w:pPr>
-      <w:bookmarkStart w:id="112" w:name="_Toc242845040"/>
+      <w:bookmarkStart w:id="112" w:name="_Toc242851770"/>
       <w:r>
         <w:t>Descrizione del calcolo</w:t>
       </w:r>
@@ -29409,7 +29427,6 @@
         <w:spacing w:after="140"/>
       </w:pPr>
       <w:r>
-        <w:lastRenderedPageBreak/>
         <w:t>I ricalcoli e le viste dipendono dalla scheda attiva. Aspetta la conclusione del calcolo e controlla warning e combinazione selezionata prima di esportare. Un input visivamente corretto ma non ancora calcolato non rende corrente un risultato precedente.</w:t>
       </w:r>
     </w:p>
@@ -29419,7 +29436,7 @@
         <w:keepNext/>
         <w:spacing w:after="140"/>
       </w:pPr>
-      <w:bookmarkStart w:id="113" w:name="_Toc242845041"/>
+      <w:bookmarkStart w:id="113" w:name="_Toc242851771"/>
       <w:r>
         <w:t>Output e lettura dei risultati</w:t>
       </w:r>
@@ -29927,7 +29944,11 @@
         <w:spacing w:after="140"/>
       </w:pPr>
       <w:r>
-        <w:t>Leggi il nome della combinazione e il metodo prima del colore o del rapporto. Un esito favorevole riguarda quel controllo con quegli input. Guarda anche la deformata di sezione e il bordo più sollecitato: un segno sbagliato può produrre un risultato plausibile ma riferito all'armatura opposta.</w:t>
+        <w:t xml:space="preserve">Leggi il nome della combinazione e il metodo prima del colore o del rapporto. Un esito favorevole riguarda quel controllo con quegli input. Guarda anche la deformata di </w:t>
+      </w:r>
+      <w:r>
+        <w:lastRenderedPageBreak/>
+        <w:t>sezione e il bordo più sollecitato: un segno sbagliato può produrre un risultato plausibile ma riferito all'armatura opposta.</w:t>
       </w:r>
     </w:p>
     <w:p>
@@ -29936,7 +29957,7 @@
         <w:keepNext/>
         <w:spacing w:after="140"/>
       </w:pPr>
-      <w:bookmarkStart w:id="114" w:name="_Toc242845042"/>
+      <w:bookmarkStart w:id="114" w:name="_Toc242851772"/>
       <w:r>
         <w:t>Warning e problemi frequenti</w:t>
       </w:r>
@@ -29974,7 +29995,7 @@
         <w:keepNext/>
         <w:spacing w:after="140"/>
       </w:pPr>
-      <w:bookmarkStart w:id="115" w:name="_Toc242845043"/>
+      <w:bookmarkStart w:id="115" w:name="_Toc242851773"/>
       <w:r>
         <w:t>Esempio completo dalla Wiki</w:t>
       </w:r>
@@ -29985,11 +30006,7 @@
         <w:spacing w:after="140"/>
       </w:pPr>
       <w:r>
-        <w:t xml:space="preserve">La trave appoggiata del capitolo Beam ha L = 8 m e q = 25 kN/m, assunto già come azione di progetto. Il momento massimo è qL²/8 = 200 kNm. Apri esempio crea una sezione </w:t>
-      </w:r>
-      <w:r>
-        <w:lastRenderedPageBreak/>
-        <w:t>rettangolare 600 × 800 mm, C35/45, B450C, con le armature iniziali sopra descritte e una sola terna plastica N = 0, Mx = 200 kNm, My = 0.</w:t>
+        <w:t>La trave appoggiata del capitolo Beam ha L = 8 m e q = 25 kN/m, assunto già come azione di progetto. Il momento massimo è qL²/8 = 200 kNm. Apri esempio crea una sezione rettangolare 600 × 800 mm, C35/45, B450C, con le armature iniziali sopra descritte e una sola terna plastica N = 0, Mx = 200 kNm, My = 0.</w:t>
       </w:r>
     </w:p>
     <w:p>
@@ -30060,7 +30077,7 @@
         <w:keepNext/>
         <w:spacing w:after="140"/>
       </w:pPr>
-      <w:bookmarkStart w:id="116" w:name="_Toc242845044"/>
+      <w:bookmarkStart w:id="116" w:name="_Toc242851774"/>
       <w:r>
         <w:t>Teoria collegata e riepilogo</w:t>
       </w:r>
@@ -30079,6 +30096,7 @@
         <w:spacing w:after="140"/>
       </w:pPr>
       <w:r>
+        <w:lastRenderedPageBreak/>
         <w:t>Il percorso completo richiede un modello globale plausibile, azioni coerenti, una sezione fisicamente realizzabile e verifiche appropriate ai diversi stati limite. Un esempio numerico aiuta a imparare il metodo; la verifica del progetto richiede i dati reali e tutti i meccanismi rilevanti.</w:t>
       </w:r>
     </w:p>
@@ -30088,7 +30106,7 @@
         <w:keepNext/>
         <w:spacing w:after="140"/>
       </w:pPr>
-      <w:bookmarkStart w:id="117" w:name="_Toc242845045"/>
+      <w:bookmarkStart w:id="117" w:name="_Toc242851775"/>
       <w:r>
         <w:t>Domini tridimensionali e bidimensionali</w:t>
       </w:r>
@@ -30115,11 +30133,7 @@
         <w:spacing w:after="140"/>
       </w:pPr>
       <w:r>
-        <w:t xml:space="preserve">Nei nuovi fogli scegliere separatamente lo Stato limite (SLU o SLV) e il Criterio resistente (Plastico o Elastico). Il criterio si imposta nella verifica, nelle schede dominio 3D e dominio 2D, e si applica alle combinazioni dei due stati limite. Cambiarlo aggiorna i domini e i </w:t>
-      </w:r>
-      <w:r>
-        <w:lastRenderedPageBreak/>
-        <w:t>risultati. Non vengono calcolati sempre entrambi i criteri. La ricerca della resistenza, ad esempio N costante, rimane una scelta distinta.</w:t>
+        <w:t>Nei nuovi fogli scegliere separatamente lo Stato limite (SLU o SLV) e il Criterio resistente (Plastico o Elastico). Il criterio si imposta nella verifica, nelle schede dominio 3D e dominio 2D, e si applica alle combinazioni dei due stati limite. Cambiarlo aggiorna i domini e i risultati. Non vengono calcolati sempre entrambi i criteri. La ricerca della resistenza, ad esempio N costante, rimane una scelta distinta.</w:t>
       </w:r>
     </w:p>
     <w:p>
@@ -30136,7 +30150,7 @@
         <w:keepNext/>
         <w:spacing w:after="140"/>
       </w:pPr>
-      <w:bookmarkStart w:id="118" w:name="_Toc242845046"/>
+      <w:bookmarkStart w:id="118" w:name="_Toc242851776"/>
       <w:r>
         <w:t>Tensioni e fessurazione</w:t>
       </w:r>
@@ -30175,8 +30189,9 @@
         <w:keepNext/>
         <w:spacing w:after="140"/>
       </w:pPr>
-      <w:bookmarkStart w:id="119" w:name="_Toc242845047"/>
-      <w:r>
+      <w:bookmarkStart w:id="119" w:name="_Toc242851777"/>
+      <w:r>
+        <w:lastRenderedPageBreak/>
         <w:t>Taglio torsione e dettagli</w:t>
       </w:r>
       <w:bookmarkEnd w:id="119"/>
@@ -30211,9 +30226,8 @@
         <w:keepNext/>
         <w:spacing w:after="140"/>
       </w:pPr>
-      <w:bookmarkStart w:id="120" w:name="_Toc242845048"/>
-      <w:r>
-        <w:lastRenderedPageBreak/>
+      <w:bookmarkStart w:id="120" w:name="_Toc242851778"/>
+      <w:r>
         <w:t>Curva momento curvatura e aggiornamento</w:t>
       </w:r>
       <w:bookmarkEnd w:id="120"/>
@@ -30268,8 +30282,9 @@
         <w:keepNext/>
         <w:spacing w:after="140"/>
       </w:pPr>
-      <w:bookmarkStart w:id="121" w:name="_Toc242845049"/>
-      <w:r>
+      <w:bookmarkStart w:id="121" w:name="_Toc242851779"/>
+      <w:r>
+        <w:lastRenderedPageBreak/>
         <w:t>Importare ed esportare le azioni</w:t>
       </w:r>
       <w:bookmarkEnd w:id="121"/>
@@ -30306,40 +30321,43 @@
         <w:spacing w:after="140"/>
       </w:pPr>
       <w:r>
+        <w:t>SLU e SLV alimentano i domini 2D e 3D e le verifiche di taglio e torsione. Le tre combinazioni SLE alimentano i rispettivi controlli tensionali e di fessurazione previsti dalle impostazioni. La famiglia di input Taglio non esiste nel nuovo schema; la scheda Taglio e torsione resta disponibile per impostazioni ed esiti.</w:t>
+      </w:r>
+    </w:p>
+    <w:p>
+      <w:pPr>
+        <w:spacing w:after="140"/>
+      </w:pPr>
+      <w:r>
+        <w:t>Importa e sostituisci sostituisce l’intero elenco della finestra; Importa e aggiungi conserva le righe già presenti. Aggiungi, Duplica ed Elimina permettono l’editing manuale. Le modifiche restano nella finestra fino ad Applica; Annulla conserva il foglio. Dopo Applica le verifiche vengono aggiornate. Esporta Excel salva tutte le righe del nuovo elenco.</w:t>
+      </w:r>
+    </w:p>
+    <w:p>
+      <w:pPr>
+        <w:spacing w:after="140"/>
+      </w:pPr>
+      <w:r>
+        <w:t>I vecchi file Excel con Famiglia e i vecchi documenti restano leggibili. Nell’editor la colonna Origine precedente identifica Plastico, Elastico o Taglio: assegnare esplicitamente SLU o SLV alle rispettive righe e completare le componenti mancanti. Per la riga selezionata, Vuoti a zero è un’assegnazione esplicita da usare soltanto quando le componenti sono effettivamente nulle. Le righe storiche non vengono fuse dal nome e il criterio resistente rimane selezionabile nella verifica.</w:t>
+      </w:r>
+    </w:p>
+    <w:p>
+      <w:pPr>
+        <w:spacing w:after="140"/>
+      </w:pPr>
+      <w:r>
+        <w:t>L’importazione controlla tutte le righe prima di modificare l’elenco. Sono ammessi fino a 10.000 combinazioni e file fino a 20 MB. Le formule Excel non vengono eseguite: vengono segnalati e letti i valori memorizzati nel file. Ricalcolare e salvare il file in Excel prima dell’importazione. Errori di cella e formule senza risultato memorizzato impediscono l’importazione.</w:t>
+      </w:r>
+    </w:p>
+    <w:p>
+      <w:pPr>
+        <w:spacing w:after="140"/>
+      </w:pPr>
+      <w:r>
+        <w:t xml:space="preserve">Filtri e ordinamenti delle tabelle di verifica cambiano la vista, non eliminano azioni dal calcolo. Controllare numero di righe, stato limite, unità, segni e riferimenti elemento. Non </w:t>
+      </w:r>
+      <w:r>
         <w:lastRenderedPageBreak/>
-        <w:t>SLU e SLV alimentano i domini 2D e 3D e le verifiche di taglio e torsione. Le tre combinazioni SLE alimentano i rispettivi controlli tensionali e di fessurazione previsti dalle impostazioni. La famiglia di input Taglio non esiste nel nuovo schema; la scheda Taglio e torsione resta disponibile per impostazioni ed esiti.</w:t>
-      </w:r>
-    </w:p>
-    <w:p>
-      <w:pPr>
-        <w:spacing w:after="140"/>
-      </w:pPr>
-      <w:r>
-        <w:t>Importa e sostituisci sostituisce l’intero elenco della finestra; Importa e aggiungi conserva le righe già presenti. Aggiungi, Duplica ed Elimina permettono l’editing manuale. Le modifiche restano nella finestra fino ad Applica; Annulla conserva il foglio. Dopo Applica le verifiche vengono aggiornate. Esporta Excel salva tutte le righe del nuovo elenco.</w:t>
-      </w:r>
-    </w:p>
-    <w:p>
-      <w:pPr>
-        <w:spacing w:after="140"/>
-      </w:pPr>
-      <w:r>
-        <w:t>I vecchi file Excel con Famiglia e i vecchi documenti restano leggibili. Nell’editor la colonna Origine precedente identifica Plastico, Elastico o Taglio: assegnare esplicitamente SLU o SLV alle rispettive righe e completare le componenti mancanti. Per la riga selezionata, Vuoti a zero è un’assegnazione esplicita da usare soltanto quando le componenti sono effettivamente nulle. Le righe storiche non vengono fuse dal nome e il criterio resistente rimane selezionabile nella verifica.</w:t>
-      </w:r>
-    </w:p>
-    <w:p>
-      <w:pPr>
-        <w:spacing w:after="140"/>
-      </w:pPr>
-      <w:r>
-        <w:t>L’importazione controlla tutte le righe prima di modificare l’elenco. Sono ammessi fino a 10.000 combinazioni e file fino a 20 MB. Le formule Excel non vengono eseguite: vengono segnalati e letti i valori memorizzati nel file. Ricalcolare e salvare il file in Excel prima dell’importazione. Errori di cella e formule senza risultato memorizzato impediscono l’importazione.</w:t>
-      </w:r>
-    </w:p>
-    <w:p>
-      <w:pPr>
-        <w:spacing w:after="140"/>
-      </w:pPr>
-      <w:r>
-        <w:t>Filtri e ordinamenti delle tabelle di verifica cambiano la vista, non eliminano azioni dal calcolo. Controllare numero di righe, stato limite, unità, segni e riferimenti elemento. Non importare un inviluppo di massimi indipendenti come se fosse un insieme simultaneo di sei componenti.</w:t>
+        <w:t>importare un inviluppo di massimi indipendenti come se fosse un insieme simultaneo di sei componenti.</w:t>
       </w:r>
     </w:p>
     <w:p>
@@ -30348,7 +30366,7 @@
         <w:keepNext/>
         <w:spacing w:after="140"/>
       </w:pPr>
-      <w:bookmarkStart w:id="122" w:name="_Toc242845050"/>
+      <w:bookmarkStart w:id="122" w:name="_Toc242851780"/>
       <w:r>
         <w:t>Report short della sezione in calcestruzzo armato</w:t>
       </w:r>
@@ -30375,11 +30393,7 @@
         <w:spacing w:after="140"/>
       </w:pPr>
       <w:r>
-        <w:t xml:space="preserve">La scelta considera tutte le combinazioni inserite, comprese quelle nascoste nei grafici. Tensioni e fessurazione possono avere combinazioni governanti diverse. Per il taglio sono riportate entrambe le direzioni della stessa combinazione. Una famiglia senza </w:t>
-      </w:r>
-      <w:r>
-        <w:lastRenderedPageBreak/>
-        <w:t>azioni è indicata come non richiesta; risultati mancanti o privi di tasso numerico producono un esito incompleto. I criteri senza rapporto numerico, come la decompressione, richiedono il report completo.</w:t>
+        <w:t>La scelta considera tutte le combinazioni inserite, comprese quelle nascoste nei grafici. Tensioni e fessurazione possono avere combinazioni governanti diverse. Per il taglio sono riportate entrambe le direzioni della stessa combinazione. Una famiglia senza azioni è indicata come non richiesta; risultati mancanti o privi di tasso numerico producono un esito incompleto. I criteri senza rapporto numerico, come la decompressione, richiedono il report completo.</w:t>
       </w:r>
     </w:p>
     <w:p>
@@ -30396,7 +30410,7 @@
         <w:keepNext/>
         <w:spacing w:after="140"/>
       </w:pPr>
-      <w:bookmarkStart w:id="123" w:name="_Toc242845051"/>
+      <w:bookmarkStart w:id="123" w:name="_Toc242851781"/>
       <w:r>
         <w:t>Leggere asse neutro, mappe e report</w:t>
       </w:r>
@@ -30432,8 +30446,9 @@
         <w:keepNext/>
         <w:spacing w:after="140"/>
       </w:pPr>
-      <w:bookmarkStart w:id="124" w:name="_Toc242845052"/>
-      <w:r>
+      <w:bookmarkStart w:id="124" w:name="_Toc242851782"/>
+      <w:r>
+        <w:lastRenderedPageBreak/>
         <w:t>Interpretazione dei risultati e controlli indipendenti</w:t>
       </w:r>
       <w:bookmarkEnd w:id="124"/>
@@ -30452,7 +30467,7 @@
         <w:keepNext/>
         <w:spacing w:after="140"/>
       </w:pPr>
-      <w:bookmarkStart w:id="125" w:name="_Toc242845053"/>
+      <w:bookmarkStart w:id="125" w:name="_Toc242851783"/>
       <w:r>
         <w:t>Dalla domanda alla capacità</w:t>
       </w:r>
@@ -30472,7 +30487,7 @@
         <w:keepNext/>
         <w:spacing w:after="140"/>
       </w:pPr>
-      <w:bookmarkStart w:id="126" w:name="_Toc242845054"/>
+      <w:bookmarkStart w:id="126" w:name="_Toc242851784"/>
       <w:r>
         <w:t>Controllo numerico e fisico</w:t>
       </w:r>
@@ -30492,9 +30507,8 @@
         <w:keepNext/>
         <w:spacing w:after="140"/>
       </w:pPr>
-      <w:bookmarkStart w:id="127" w:name="_Toc242845055"/>
-      <w:r>
-        <w:lastRenderedPageBreak/>
+      <w:bookmarkStart w:id="127" w:name="_Toc242851785"/>
+      <w:r>
         <w:t>Archiviazione</w:t>
       </w:r>
       <w:bookmarkEnd w:id="127"/>
@@ -30513,7 +30527,7 @@
         <w:keepNext/>
         <w:spacing w:after="140"/>
       </w:pPr>
-      <w:bookmarkStart w:id="128" w:name="_Toc242845056"/>
+      <w:bookmarkStart w:id="128" w:name="_Toc242851786"/>
       <w:r>
         <w:t>Tutorial dal modello Beam alla verifica di sezione</w:t>
       </w:r>
@@ -30533,7 +30547,7 @@
         <w:keepNext/>
         <w:spacing w:after="140"/>
       </w:pPr>
-      <w:bookmarkStart w:id="129" w:name="_Toc242845057"/>
+      <w:bookmarkStart w:id="129" w:name="_Toc242851787"/>
       <w:r>
         <w:t>Capisci e controlla</w:t>
       </w:r>
@@ -30553,7 +30567,7 @@
         <w:keepNext/>
         <w:spacing w:after="140"/>
       </w:pPr>
-      <w:bookmarkStart w:id="130" w:name="_Toc242845058"/>
+      <w:bookmarkStart w:id="130" w:name="_Toc242851788"/>
       <w:r>
         <w:t>Calcola e modifica</w:t>
       </w:r>
@@ -30573,8 +30587,9 @@
         <w:keepNext/>
         <w:spacing w:after="140"/>
       </w:pPr>
-      <w:bookmarkStart w:id="131" w:name="_Toc242845059"/>
-      <w:r>
+      <w:bookmarkStart w:id="131" w:name="_Toc242851789"/>
+      <w:r>
+        <w:lastRenderedPageBreak/>
         <w:t>Osserva e archivia</w:t>
       </w:r>
       <w:bookmarkEnd w:id="131"/>
@@ -30593,7 +30608,7 @@
         <w:keepNext/>
         <w:spacing w:after="140"/>
       </w:pPr>
-      <w:bookmarkStart w:id="132" w:name="_Toc242845060"/>
+      <w:bookmarkStart w:id="132" w:name="_Toc242851790"/>
       <w:r>
         <w:t>Fondazioni superficiali</w:t>
       </w:r>
@@ -30612,11 +30627,10 @@
         <w:spacing w:after="140"/>
       </w:pPr>
       <w:r>
-        <w:t xml:space="preserve">La pagina mantiene insieme dati, tabella degli strati ed esito. Le schede cambiano soltanto il riquadro grafico: Geometria mostra vista laterale e pianta; Stratigrafia amplia il profilo; Area efficace, Tensioni, Andamenti e Rottura mostrano le letture del calcolo. Nei riquadri più piccoli i campi scorrono senza cambiare pagina. I gruppi Metodo e verifica, Geometria, Azioni e Stratigrafia si possono richiudere. Raccogli input nasconde </w:t>
-      </w:r>
-      <w:r>
-        <w:lastRenderedPageBreak/>
-        <w:t>temporaneamente i pannelli e amplia il grafico; Mostra input li ripristina. La disposizione viene salvata nel foglio e non invalida un calcolo già eseguito. I dettagli della verifica si espandono sotto il riepilogo.</w:t>
+        <w:t>La pagina mantiene insieme dati, tabella degli strati ed esito. Le schede cambiano soltanto il riquadro grafico: Geometria mostra vista laterale e pianta; Stratigrafia amplia il profilo; Area efficace, Tensioni, Andamenti e Rottura mostrano le letture del calcolo. Nei riquadri più piccoli i campi scorrono senza cambiare pagina. I gruppi Metodo e verifica, Geometria, Azioni e Stratigrafia si possono richiudere. Raccogli input nasconde temporaneamente i pannelli e amplia il grafico; Mostra input li ripristina</w:t>
+      </w:r>
+      <w:r>
+        <w:t>. La disposizione viene salvata nel foglio e non invalida un calcolo già eseguito. I dettagli della verifica si espandono sotto il riepilogo.</w:t>
       </w:r>
     </w:p>
     <w:p>
@@ -30625,7 +30639,7 @@
         <w:keepNext/>
         <w:spacing w:after="140"/>
       </w:pPr>
-      <w:bookmarkStart w:id="133" w:name="_Toc242845061"/>
+      <w:bookmarkStart w:id="133" w:name="_Toc242851791"/>
       <w:r>
         <w:t>Preparazione e scelta del metodo</w:t>
       </w:r>
@@ -30653,7 +30667,7 @@
         <w:keepNext/>
         <w:spacing w:after="140"/>
       </w:pPr>
-      <w:bookmarkStart w:id="134" w:name="_Toc242845062"/>
+      <w:bookmarkStart w:id="134" w:name="_Toc242851792"/>
       <w:r>
         <w:t>Geometria terreno falda e azioni</w:t>
       </w:r>
@@ -30690,6 +30704,7 @@
         <w:spacing w:after="140"/>
       </w:pPr>
       <w:r>
+        <w:lastRenderedPageBreak/>
         <w:t xml:space="preserve">La tabella usa la gestione degli strati del palo a portanza verticale: sondaggi selezionabili, aggiunta e rimozione degli strati, colori, spessore in metri, tipologia Granulare o Coesivo, </w:t>
       </w:r>
       <w:r>
@@ -30772,11 +30787,10 @@
         <w:spacing w:after="140"/>
       </w:pPr>
       <w:r>
-        <w:t xml:space="preserve">Invia / carica terreno trasferisce una copia del sondaggio verso gli altri fogli compatibili, mantenendo parametri, falda e quota di riferimento. Nei Progetti gli stessi campi partecipano al confronto e all'applicazione dei dati comuni; spessori e numero degli </w:t>
-      </w:r>
-      <w:r>
-        <w:lastRenderedPageBreak/>
-        <w:t>strati devono essere coerenti. Non vengono trasferite azioni o formule specifiche del palo. La classe del calcestruzzo, fck e il diagramma usano catalogo e denominazioni comuni. Restano dati descrittivi del progetto: non modificano la capacità portante e non introducono una verifica strutturale o un peso proprio automatico.</w:t>
+        <w:t>Invia / carica terreno trasferisce una copia del sondaggio verso gli altri fogli compatibili, mantenendo parametri, falda e quota di riferimento. Nei Progetti gli stessi campi partecipano al confronto e all'applicazione dei dati comuni; spessori e numero degli strati devono essere coerenti. Non vengono trasferite azioni o formule specifiche del palo. La classe del calcestruzzo, fck e il diagramma usano catalogo e denominazioni comuni. Restano dati descrittivi del progetto: non modificano la capacità portant</w:t>
+      </w:r>
+      <w:r>
+        <w:t>e e non introducono una verifica strutturale o un peso proprio automatico.</w:t>
       </w:r>
     </w:p>
     <w:p>
@@ -30813,7 +30827,7 @@
         <w:keepNext/>
         <w:spacing w:after="140"/>
       </w:pPr>
-      <w:bookmarkStart w:id="135" w:name="_Toc242845063"/>
+      <w:bookmarkStart w:id="135" w:name="_Toc242851793"/>
       <w:r>
         <w:t>Lettura delle viste grafiche</w:t>
       </w:r>
@@ -30859,6 +30873,7 @@
         <w:spacing w:after="140"/>
       </w:pPr>
       <w:r>
+        <w:lastRenderedPageBreak/>
         <w:t>Tensioni mostra la mappa in kPa, i valori ai vertici, minimo e massimo; il puntatore legge il campione più vicino. Andamenti presenta due tagli passanti per la risultante. Sono pressioni efficaci nel drenato e totali nel non drenato, coerenti con N assegnato. Il modello convenzionale è affine senza trazione: rappresenta l'equilibrio del contatto, non calcola cedimenti. Il confronto di portanza usa N/A</w:t>
       </w:r>
       <w:r>
@@ -30911,7 +30926,7 @@
         <w:keepNext/>
         <w:spacing w:after="140"/>
       </w:pPr>
-      <w:bookmarkStart w:id="136" w:name="_Toc242845064"/>
+      <w:bookmarkStart w:id="136" w:name="_Toc242851794"/>
       <w:r>
         <w:t>Esempio verificato e lettura dei risultati</w:t>
       </w:r>
@@ -30949,11 +30964,7 @@
         <w:t>γ</w:t>
       </w:r>
       <w:r>
-        <w:t xml:space="preserve"> = 18 kN/m³ sopra e sotto la base, assenza di falda e sovraccarico esterno, N = 600 kN e altre azioni </w:t>
-      </w:r>
-      <w:r>
-        <w:lastRenderedPageBreak/>
-        <w:t>nulle. Assumere base ruvida, rottura generale e profilo NTC 2018; confermare che i 600 kN siano la risultante A1 completa.</w:t>
+        <w:t xml:space="preserve"> = 18 kN/m³ sopra e sotto la base, assenza di falda e sovraccarico esterno, N = 600 kN e altre azioni nulle. Assumere base ruvida, rottura generale e profilo NTC 2018; confermare che i 600 kN siano la risultante A1 completa.</w:t>
       </w:r>
     </w:p>
     <w:tbl>
@@ -31611,8 +31622,9 @@
         <w:keepNext/>
         <w:spacing w:after="140"/>
       </w:pPr>
-      <w:bookmarkStart w:id="137" w:name="_Toc242845065"/>
-      <w:r>
+      <w:bookmarkStart w:id="137" w:name="_Toc242851795"/>
+      <w:r>
+        <w:lastRenderedPageBreak/>
         <w:t>Salvataggio errori e report</w:t>
       </w:r>
       <w:bookmarkEnd w:id="137"/>
@@ -31647,7 +31659,7 @@
         <w:keepNext/>
         <w:spacing w:after="140"/>
       </w:pPr>
-      <w:bookmarkStart w:id="138" w:name="_Toc242845066"/>
+      <w:bookmarkStart w:id="138" w:name="_Toc242851796"/>
       <w:r>
         <w:lastRenderedPageBreak/>
         <w:t>Modelli e importazione da MIDAS</w:t>
@@ -31668,7 +31680,7 @@
         <w:keepNext/>
         <w:spacing w:after="140"/>
       </w:pPr>
-      <w:bookmarkStart w:id="139" w:name="_Toc242845067"/>
+      <w:bookmarkStart w:id="139" w:name="_Toc242851797"/>
       <w:r>
         <w:t>Entrare nel modulo</w:t>
       </w:r>
@@ -31768,7 +31780,7 @@
         <w:keepNext/>
         <w:spacing w:after="140"/>
       </w:pPr>
-      <w:bookmarkStart w:id="140" w:name="_Toc242845068"/>
+      <w:bookmarkStart w:id="140" w:name="_Toc242851798"/>
       <w:r>
         <w:t>Preparare la connessione</w:t>
       </w:r>
@@ -31814,7 +31826,7 @@
         <w:keepNext/>
         <w:spacing w:after="140"/>
       </w:pPr>
-      <w:bookmarkStart w:id="141" w:name="_Toc242845069"/>
+      <w:bookmarkStart w:id="141" w:name="_Toc242851799"/>
       <w:r>
         <w:t>Eseguire la prima importazione</w:t>
       </w:r>
@@ -32096,7 +32108,7 @@
         <w:keepNext/>
         <w:spacing w:after="140"/>
       </w:pPr>
-      <w:bookmarkStart w:id="142" w:name="_Toc242845070"/>
+      <w:bookmarkStart w:id="142" w:name="_Toc242851800"/>
       <w:r>
         <w:t>Scegliere il contenuto da acquisire</w:t>
       </w:r>
@@ -32446,7 +32458,7 @@
         <w:keepNext/>
         <w:spacing w:after="140"/>
       </w:pPr>
-      <w:bookmarkStart w:id="143" w:name="_Toc242845071"/>
+      <w:bookmarkStart w:id="143" w:name="_Toc242851801"/>
       <w:r>
         <w:lastRenderedPageBreak/>
         <w:t>Controllare il modello acquisito</w:t>
@@ -32582,7 +32594,7 @@
         <w:keepNext/>
         <w:spacing w:after="140"/>
       </w:pPr>
-      <w:bookmarkStart w:id="144" w:name="_Toc242845072"/>
+      <w:bookmarkStart w:id="144" w:name="_Toc242851802"/>
       <w:r>
         <w:t>Importare e visualizzare i risultati per fase</w:t>
       </w:r>
@@ -32733,7 +32745,7 @@
         <w:keepNext/>
         <w:spacing w:after="140"/>
       </w:pPr>
-      <w:bookmarkStart w:id="145" w:name="_Toc242845073"/>
+      <w:bookmarkStart w:id="145" w:name="_Toc242851803"/>
       <w:r>
         <w:t>Aggiornare una copia esistente</w:t>
       </w:r>
@@ -32797,7 +32809,7 @@
         <w:keepNext/>
         <w:spacing w:after="140"/>
       </w:pPr>
-      <w:bookmarkStart w:id="146" w:name="_Toc242845074"/>
+      <w:bookmarkStart w:id="146" w:name="_Toc242851804"/>
       <w:r>
         <w:t>Risolvere le interruzioni e conoscere i limiti</w:t>
       </w:r>
@@ -33223,7 +33235,7 @@
         <w:keepNext/>
         <w:spacing w:after="140"/>
       </w:pPr>
-      <w:bookmarkStart w:id="147" w:name="_Toc242845075"/>
+      <w:bookmarkStart w:id="147" w:name="_Toc242851805"/>
       <w:r>
         <w:t>Reologia del calcestruzzo</w:t>
       </w:r>
@@ -33252,7 +33264,7 @@
         <w:keepNext/>
         <w:spacing w:after="140"/>
       </w:pPr>
-      <w:bookmarkStart w:id="148" w:name="_Toc242845076"/>
+      <w:bookmarkStart w:id="148" w:name="_Toc242851806"/>
       <w:r>
         <w:t>Impostare materiale ambiente ed età</w:t>
       </w:r>
@@ -33289,7 +33301,7 @@
         <w:keepNext/>
         <w:spacing w:after="140"/>
       </w:pPr>
-      <w:bookmarkStart w:id="149" w:name="_Toc242845077"/>
+      <w:bookmarkStart w:id="149" w:name="_Toc242851807"/>
       <w:r>
         <w:t>Leggere grafico tabella e limite a infinito</w:t>
       </w:r>
@@ -33422,7 +33434,7 @@
         <w:keepNext/>
         <w:spacing w:after="140"/>
       </w:pPr>
-      <w:bookmarkStart w:id="150" w:name="_Toc242845078"/>
+      <w:bookmarkStart w:id="150" w:name="_Toc242851808"/>
       <w:r>
         <w:t>Usare il risultato nel progetto</w:t>
       </w:r>
@@ -33503,7 +33515,7 @@
         <w:keepNext/>
         <w:spacing w:after="140"/>
       </w:pPr>
-      <w:bookmarkStart w:id="151" w:name="_Toc242845079"/>
+      <w:bookmarkStart w:id="151" w:name="_Toc242851809"/>
       <w:r>
         <w:t>Esaminare le sezioni del modello</w:t>
       </w:r>
@@ -33555,7 +33567,7 @@
         </w:rPr>
         <w:lastRenderedPageBreak/>
         <w:drawing>
-          <wp:inline distT="0" distB="0" distL="0" distR="0" wp14:anchorId="7E2EF6C2" wp14:editId="6ABD7745">
+          <wp:inline distT="0" distB="0" distL="0" distR="0" wp14:anchorId="1D791DC1" wp14:editId="4A773B9F">
             <wp:extent cx="6120000" cy="4267204"/>
             <wp:effectExtent l="0" t="0" r="0" b="0"/>
             <wp:docPr id="11" name="Picture 11" descr="Finestra di dettaglio con una sezione composta di esempio"/>
@@ -33605,7 +33617,7 @@
         <w:keepNext/>
         <w:spacing w:after="140"/>
       </w:pPr>
-      <w:bookmarkStart w:id="152" w:name="_Toc242845080"/>
+      <w:bookmarkStart w:id="152" w:name="_Toc242851810"/>
       <w:r>
         <w:t>Leggere geometria proprietà e attributi</w:t>
       </w:r>
@@ -33719,7 +33731,7 @@
         <w:keepNext/>
         <w:spacing w:after="140"/>
       </w:pPr>
-      <w:bookmarkStart w:id="153" w:name="_Toc242845081"/>
+      <w:bookmarkStart w:id="153" w:name="_Toc242851811"/>
       <w:r>
         <w:lastRenderedPageBreak/>
         <w:t>Individuare gli elementi e leggere i volumi</w:t>
@@ -34118,7 +34130,7 @@
         <w:noProof/>
         <w:sz w:val="20"/>
       </w:rPr>
-      <w:t>74</w:t>
+      <w:t>75</w:t>
     </w:r>
     <w:r>
       <w:rPr>
